--- a/대본/2부/12화_The_Protocol.docx
+++ b/대본/2부/12화_The_Protocol.docx
@@ -2,7 +2,7 @@
 <file path=word/document.xml><?xml version="1.0" encoding="utf-8"?>
 <w:document xmlns:w="http://schemas.openxmlformats.org/wordprocessingml/2006/main" xmlns:m="http://schemas.openxmlformats.org/officeDocument/2006/math" xmlns:r="http://schemas.openxmlformats.org/officeDocument/2006/relationships" xmlns:o="urn:schemas-microsoft-com:office:office" xmlns:v="urn:schemas-microsoft-com:vml" xmlns:w10="urn:schemas-microsoft-com:office:word" xmlns:a="http://schemas.openxmlformats.org/drawingml/2006/main" xmlns:pic="http://schemas.openxmlformats.org/drawingml/2006/picture" xmlns:wp="http://schemas.openxmlformats.org/drawingml/2006/wordprocessingDrawing">
   <w:body>
-    <w:bookmarkStart w:id="31" w:name="ship-it-2부-12화"/>
+    <w:bookmarkStart w:id="32" w:name="ship-it-2부-12화"/>
     <w:p>
       <w:pPr>
         <w:pStyle w:val="Heading1"/>
@@ -65,7 +65,7 @@
         <w:t xml:space="preserve"> </w:t>
       </w:r>
       <w:r>
-        <w:t xml:space="preserve">- 규칙: 지문 없음. 전 화 100% 「화자명: 대사」. 1턴 15단어 이내. (FDA 서한 낭독 1회 예외)</w:t>
+        <w:t xml:space="preserve">- 규칙: 지문 없음. 전 화 100% 「화자명: 대사」. 1턴 15단어 이내 + 긴 턴 10~15회(25~35단어). (FDA 서한 낭독 1회 예외)</w:t>
       </w:r>
       <w:r>
         <w:t xml:space="preserve"> </w:t>
@@ -334,7 +334,31 @@
         </w:numPr>
       </w:pPr>
       <w:r>
-        <w:t xml:space="preserve">GRACE: It’s normal. Most IDEs come with conditions. It means</w:t>
+        <w:t xml:space="preserve">GRACE: It’s normal, so don’t worry. Most IDEs come with conditions. It means</w:t>
+      </w:r>
+      <w:r>
+        <w:t xml:space="preserve"> </w:t>
+      </w:r>
+      <w:r>
+        <w:t xml:space="preserve">‘</w:t>
+      </w:r>
+      <w:r>
+        <w:t xml:space="preserve">yes, but fix these first.</w:t>
+      </w:r>
+      <w:r>
+        <w:t xml:space="preserve">’</w:t>
+      </w:r>
+      <w:r>
+        <w:t xml:space="preserve"> </w:t>
+      </w:r>
+      <w:r>
+        <w:t xml:space="preserve">If the FDA had serious concerns, the letter would say no, not yes.</w:t>
+      </w:r>
+      <w:r>
+        <w:t xml:space="preserve"> </w:t>
+      </w:r>
+      <w:r>
+        <w:t xml:space="preserve">그레이스: 정상이에요, 걱정 마세요. 대부분의 IDE는 조건이 붙어요.</w:t>
       </w:r>
       <w:r>
         <w:t xml:space="preserve"> </w:t>
@@ -343,31 +367,13 @@
         <w:t xml:space="preserve">“</w:t>
       </w:r>
       <w:r>
-        <w:t xml:space="preserve">yes, but fix these.</w:t>
+        <w:t xml:space="preserve">네, 하지만 이것들부터 고치세요</w:t>
       </w:r>
       <w:r>
         <w:t xml:space="preserve">”</w:t>
       </w:r>
       <w:r>
-        <w:t xml:space="preserve"> </w:t>
-      </w:r>
-      <w:r>
-        <w:t xml:space="preserve">그레이스: 정상이에요. 대부분의 IDE는 조건이 붙어요.</w:t>
-      </w:r>
-      <w:r>
-        <w:t xml:space="preserve"> </w:t>
-      </w:r>
-      <w:r>
-        <w:t xml:space="preserve">“</w:t>
-      </w:r>
-      <w:r>
-        <w:t xml:space="preserve">네, 하지만 이것들은 고치세요</w:t>
-      </w:r>
-      <w:r>
-        <w:t xml:space="preserve">”</w:t>
-      </w:r>
-      <w:r>
-        <w:t xml:space="preserve">라는 뜻이죠.</w:t>
+        <w:t xml:space="preserve">라는 뜻이죠. FDA가 심각한 우려를 가졌다면 서한에 ’예’가 아니라 ’아니요’라고 썼을 거예요.</w:t>
       </w:r>
     </w:p>
     <w:p>
@@ -758,13 +764,13 @@
         </w:numPr>
       </w:pPr>
       <w:r>
-        <w:t xml:space="preserve">GRACE: Right. And in the substudy, we inject filler, then dissolve it on purpose.</w:t>
-      </w:r>
-      <w:r>
-        <w:t xml:space="preserve"> </w:t>
-      </w:r>
-      <w:r>
-        <w:t xml:space="preserve">그레이스: 맞아요. 그리고 하위 연구에선 필러를 주입한 다음 일부러 녹여요.</w:t>
+        <w:t xml:space="preserve">GRACE: Right. And our substudy is unusual, because we inject filler and then dissolve it on purpose. Patients need to understand that before they sign, or the consent isn’t really informed.</w:t>
+      </w:r>
+      <w:r>
+        <w:t xml:space="preserve"> </w:t>
+      </w:r>
+      <w:r>
+        <w:t xml:space="preserve">그레이스: 맞아요. 그리고 우리 하위 연구는 특이해요. 필러를 주입한 다음 일부러 녹이거든요. 환자들이 서명하기 전에 그걸 이해해야 해요. 안 그러면 진짜 ’설명 후 동의’가 아니에요.</w:t>
       </w:r>
     </w:p>
     <w:p>
@@ -969,13 +975,13 @@
         </w:numPr>
       </w:pPr>
       <w:r>
-        <w:t xml:space="preserve">GRACE: Completely. They can recommend stopping the trial. Even if we disagree.</w:t>
-      </w:r>
-      <w:r>
-        <w:t xml:space="preserve"> </w:t>
-      </w:r>
-      <w:r>
-        <w:t xml:space="preserve">그레이스: 완전히요. 임상 중단을 권고할 수 있어요. 우리가 반대해도요.</w:t>
+        <w:t xml:space="preserve">GRACE: Completely independent. They see the safety data during the trial, and they can recommend stopping it, even if we disagree. That’s exactly why the FDA trusts them more than us.</w:t>
+      </w:r>
+      <w:r>
+        <w:t xml:space="preserve"> </w:t>
+      </w:r>
+      <w:r>
+        <w:t xml:space="preserve">그레이스: 완전히 독립적이에요. 임상 중에 안전성 데이터를 보고, 우리가 반대해도 임상 중단을 권고할 수 있어요. 바로 그래서 FDA가 우리보다 그들을 더 신뢰하는 거죠.</w:t>
       </w:r>
     </w:p>
     <w:p>
@@ -1037,13 +1043,13 @@
         </w:numPr>
       </w:pPr>
       <w:r>
-        <w:t xml:space="preserve">ELENA: We decide in advance. If X number of occlusions happen, we pause.</w:t>
-      </w:r>
-      <w:r>
-        <w:t xml:space="preserve"> </w:t>
-      </w:r>
-      <w:r>
-        <w:t xml:space="preserve">엘레나: 미리 정하는 거예요. 혈관 폐색이 몇 건 이상 생기면 일시 중지한다.</w:t>
+        <w:t xml:space="preserve">ELENA: We decide in advance. For example, if a certain number of occlusions happen, we pause enrollment and review every case before anyone gets another injection. No debate, no pressure.</w:t>
+      </w:r>
+      <w:r>
+        <w:t xml:space="preserve"> </w:t>
+      </w:r>
+      <w:r>
+        <w:t xml:space="preserve">엘레나: 미리 정하는 거예요. 예를 들어 혈관 폐색이 일정 건수 이상 생기면, 누구에게든 다음 주사를 놓기 전에 등록을 일시 중지하고 모든 사례를 검토해요. 논쟁도, 압박도 없이요.</w:t>
       </w:r>
     </w:p>
     <w:p>
@@ -1139,13 +1145,13 @@
         </w:numPr>
       </w:pPr>
       <w:r>
-        <w:t xml:space="preserve">GRACE: No fixed deadline. But every week of delay costs us money.</w:t>
-      </w:r>
-      <w:r>
-        <w:t xml:space="preserve"> </w:t>
-      </w:r>
-      <w:r>
-        <w:t xml:space="preserve">그레이스: 정해진 기한은 없어요. 하지만 일주일 늦어질 때마다 돈이 들어요.</w:t>
+        <w:t xml:space="preserve">GRACE: There’s no fixed deadline. But every week of delay pushes the first patient back, and our costs don’t stop. So the faster we answer, the cheaper this gets.</w:t>
+      </w:r>
+      <w:r>
+        <w:t xml:space="preserve"> </w:t>
+      </w:r>
+      <w:r>
+        <w:t xml:space="preserve">그레이스: 정해진 기한은 없어요. 하지만 일주일 늦어질 때마다 첫 환자 시점이 밀리고, 비용은 계속 나가요. 그러니까 빨리 답할수록 돈이 덜 들어요.</w:t>
       </w:r>
     </w:p>
     <w:p>
@@ -1336,7 +1342,31 @@
         </w:numPr>
       </w:pPr>
       <w:r>
-        <w:t xml:space="preserve">NOVAK: Doctors might give the new product to</w:t>
+        <w:t xml:space="preserve">NOVAK: Because doctors might give the new product to the</w:t>
+      </w:r>
+      <w:r>
+        <w:t xml:space="preserve"> </w:t>
+      </w:r>
+      <w:r>
+        <w:t xml:space="preserve">‘</w:t>
+      </w:r>
+      <w:r>
+        <w:t xml:space="preserve">easier</w:t>
+      </w:r>
+      <w:r>
+        <w:t xml:space="preserve">’</w:t>
+      </w:r>
+      <w:r>
+        <w:t xml:space="preserve"> </w:t>
+      </w:r>
+      <w:r>
+        <w:t xml:space="preserve">patients, without even meaning to. Then the results look better than they really are, and the whole study loses its value.</w:t>
+      </w:r>
+      <w:r>
+        <w:t xml:space="preserve"> </w:t>
+      </w:r>
+      <w:r>
+        <w:t xml:space="preserve">노박: 의사는 의도치 않게</w:t>
       </w:r>
       <w:r>
         <w:t xml:space="preserve"> </w:t>
@@ -1345,7 +1375,7 @@
         <w:t xml:space="preserve">“</w:t>
       </w:r>
       <w:r>
-        <w:t xml:space="preserve">easier</w:t>
+        <w:t xml:space="preserve">쉬운</w:t>
       </w:r>
       <w:r>
         <w:t xml:space="preserve">”</w:t>
@@ -1354,13 +1384,205 @@
         <w:t xml:space="preserve"> </w:t>
       </w:r>
       <w:r>
-        <w:t xml:space="preserve">patients. Without meaning to.</w:t>
-      </w:r>
-      <w:r>
-        <w:t xml:space="preserve"> </w:t>
-      </w:r>
-      <w:r>
-        <w:t xml:space="preserve">노박: 의사는 의도치 않게</w:t>
+        <w:t xml:space="preserve">환자에게 신제품을 줄 수 있거든요. 그러면 결과가 실제보다 좋아 보이고, 연구 전체가 가치를 잃어요.</w:t>
+      </w:r>
+    </w:p>
+    <w:p>
+      <w:pPr>
+        <w:numPr>
+          <w:ilvl w:val="0"/>
+          <w:numId w:val="1003"/>
+        </w:numPr>
+      </w:pPr>
+      <w:r>
+        <w:t xml:space="preserve">ELENA: That’s called bias. Randomization removes it.</w:t>
+      </w:r>
+      <w:r>
+        <w:t xml:space="preserve"> </w:t>
+      </w:r>
+      <w:r>
+        <w:t xml:space="preserve">엘레나: 그걸 편향이라고 해요. 무작위 배정이 그걸 없애요.</w:t>
+      </w:r>
+    </w:p>
+    <w:p>
+      <w:pPr>
+        <w:numPr>
+          <w:ilvl w:val="0"/>
+          <w:numId w:val="1003"/>
+        </w:numPr>
+      </w:pPr>
+      <w:r>
+        <w:t xml:space="preserve">NOVAK: Now, the comparator. Which approved filler?</w:t>
+      </w:r>
+      <w:r>
+        <w:t xml:space="preserve"> </w:t>
+      </w:r>
+      <w:r>
+        <w:t xml:space="preserve">노박: 자, 비교 제품. 어느 승인 필러로 할까요?</w:t>
+      </w:r>
+    </w:p>
+    <w:p>
+      <w:pPr>
+        <w:numPr>
+          <w:ilvl w:val="0"/>
+          <w:numId w:val="1003"/>
+        </w:numPr>
+      </w:pPr>
+      <w:r>
+        <w:t xml:space="preserve">ELENA: The market leader. Lumaderm Volume.</w:t>
+      </w:r>
+      <w:r>
+        <w:t xml:space="preserve"> </w:t>
+      </w:r>
+      <w:r>
+        <w:t xml:space="preserve">엘레나: 시장 1위요. 루마덤 볼륨.</w:t>
+      </w:r>
+    </w:p>
+    <w:p>
+      <w:pPr>
+        <w:numPr>
+          <w:ilvl w:val="0"/>
+          <w:numId w:val="1003"/>
+        </w:numPr>
+      </w:pPr>
+      <w:r>
+        <w:t xml:space="preserve">NOAH: Lumaderm. My old product.</w:t>
+      </w:r>
+      <w:r>
+        <w:t xml:space="preserve"> </w:t>
+      </w:r>
+      <w:r>
+        <w:t xml:space="preserve">노아: 루마덤. 제 옛 제품이네요.</w:t>
+      </w:r>
+    </w:p>
+    <w:p>
+      <w:pPr>
+        <w:numPr>
+          <w:ilvl w:val="0"/>
+          <w:numId w:val="1003"/>
+        </w:numPr>
+      </w:pPr>
+      <w:r>
+        <w:t xml:space="preserve">PRIYA: The product that was in Lily’s nose.</w:t>
+      </w:r>
+      <w:r>
+        <w:t xml:space="preserve"> </w:t>
+      </w:r>
+      <w:r>
+        <w:t xml:space="preserve">프리야: 릴리 코에 들어갔던 그 제품.</w:t>
+      </w:r>
+    </w:p>
+    <w:p>
+      <w:pPr>
+        <w:numPr>
+          <w:ilvl w:val="0"/>
+          <w:numId w:val="1003"/>
+        </w:numPr>
+      </w:pPr>
+      <w:r>
+        <w:t xml:space="preserve">ELENA: It’s the standard of care. Doctors know it. The FDA knows it.</w:t>
+      </w:r>
+      <w:r>
+        <w:t xml:space="preserve"> </w:t>
+      </w:r>
+      <w:r>
+        <w:t xml:space="preserve">엘레나: 표준 치료예요. 의사들도 알고, FDA도 알아요.</w:t>
+      </w:r>
+    </w:p>
+    <w:p>
+      <w:pPr>
+        <w:numPr>
+          <w:ilvl w:val="0"/>
+          <w:numId w:val="1003"/>
+        </w:numPr>
+      </w:pPr>
+      <w:r>
+        <w:t xml:space="preserve">NOAH: I know, and it’s the right choice. It just feels strange. I spent four years selling Lumaderm, and now we’re buying Halvern’s product so we can test against it.</w:t>
+      </w:r>
+      <w:r>
+        <w:t xml:space="preserve"> </w:t>
+      </w:r>
+      <w:r>
+        <w:t xml:space="preserve">노아: 알아요, 옳은 선택이에요. 그냥 기분이 이상해서요. 4년 동안 루마덤을 팔았는데, 이제 그걸 상대로 시험하려고 할번 제품을 사는 거잖아요.</w:t>
+      </w:r>
+    </w:p>
+    <w:p>
+      <w:pPr>
+        <w:numPr>
+          <w:ilvl w:val="0"/>
+          <w:numId w:val="1003"/>
+        </w:numPr>
+      </w:pPr>
+      <w:r>
+        <w:t xml:space="preserve">MARCUS: Is that legal? Using a competitor’s product?</w:t>
+      </w:r>
+      <w:r>
+        <w:t xml:space="preserve"> </w:t>
+      </w:r>
+      <w:r>
+        <w:t xml:space="preserve">마커스: 그거 합법이야? 경쟁사 제품을 쓰는 게?</w:t>
+      </w:r>
+    </w:p>
+    <w:p>
+      <w:pPr>
+        <w:numPr>
+          <w:ilvl w:val="0"/>
+          <w:numId w:val="1003"/>
+        </w:numPr>
+      </w:pPr>
+      <w:r>
+        <w:t xml:space="preserve">GRACE: Completely. We buy it at market price. Like any clinic would.</w:t>
+      </w:r>
+      <w:r>
+        <w:t xml:space="preserve"> </w:t>
+      </w:r>
+      <w:r>
+        <w:t xml:space="preserve">그레이스: 완전히요. 시장 가격으로 사요. 다른 병원들처럼요.</w:t>
+      </w:r>
+    </w:p>
+    <w:p>
+      <w:pPr>
+        <w:numPr>
+          <w:ilvl w:val="0"/>
+          <w:numId w:val="1003"/>
+        </w:numPr>
+      </w:pPr>
+      <w:r>
+        <w:t xml:space="preserve">NOVAK: The primary endpoint. Wrinkle improvement at six months.</w:t>
+      </w:r>
+      <w:r>
+        <w:t xml:space="preserve"> </w:t>
+      </w:r>
+      <w:r>
+        <w:t xml:space="preserve">노박: 1차 평가변수. 6개월 시점 주름 개선.</w:t>
+      </w:r>
+    </w:p>
+    <w:p>
+      <w:pPr>
+        <w:numPr>
+          <w:ilvl w:val="0"/>
+          <w:numId w:val="1003"/>
+        </w:numPr>
+      </w:pPr>
+      <w:r>
+        <w:t xml:space="preserve">ELENA: Measured on the standard five-point scale. By blinded evaluators.</w:t>
+      </w:r>
+      <w:r>
+        <w:t xml:space="preserve"> </w:t>
+      </w:r>
+      <w:r>
+        <w:t xml:space="preserve">엘레나: 표준 5점 척도로 측정해요. 눈가림된 평가자가요.</w:t>
+      </w:r>
+    </w:p>
+    <w:p>
+      <w:pPr>
+        <w:numPr>
+          <w:ilvl w:val="0"/>
+          <w:numId w:val="1003"/>
+        </w:numPr>
+      </w:pPr>
+      <w:r>
+        <w:t xml:space="preserve">NOVAK: And a</w:t>
       </w:r>
       <w:r>
         <w:t xml:space="preserve"> </w:t>
@@ -1369,7 +1591,7 @@
         <w:t xml:space="preserve">“</w:t>
       </w:r>
       <w:r>
-        <w:t xml:space="preserve">쉬운</w:t>
+        <w:t xml:space="preserve">responder</w:t>
       </w:r>
       <w:r>
         <w:t xml:space="preserve">”</w:t>
@@ -1378,7 +1600,28 @@
         <w:t xml:space="preserve"> </w:t>
       </w:r>
       <w:r>
-        <w:t xml:space="preserve">환자에게 신제품을 줄 수 있어요.</w:t>
+        <w:t xml:space="preserve">is a patient who improves at least one point.</w:t>
+      </w:r>
+      <w:r>
+        <w:t xml:space="preserve"> </w:t>
+      </w:r>
+      <w:r>
+        <w:t xml:space="preserve">노박: 그리고</w:t>
+      </w:r>
+      <w:r>
+        <w:t xml:space="preserve"> </w:t>
+      </w:r>
+      <w:r>
+        <w:t xml:space="preserve">“</w:t>
+      </w:r>
+      <w:r>
+        <w:t xml:space="preserve">반응자</w:t>
+      </w:r>
+      <w:r>
+        <w:t xml:space="preserve">”</w:t>
+      </w:r>
+      <w:r>
+        <w:t xml:space="preserve">는 최소 1점 이상 개선된 환자를 말해요.</w:t>
       </w:r>
     </w:p>
     <w:p>
@@ -1389,13 +1632,13 @@
         </w:numPr>
       </w:pPr>
       <w:r>
-        <w:t xml:space="preserve">ELENA: That’s called bias. Randomization removes it.</w:t>
-      </w:r>
-      <w:r>
-        <w:t xml:space="preserve"> </w:t>
-      </w:r>
-      <w:r>
-        <w:t xml:space="preserve">엘레나: 그걸 편향이라고 해요. 무작위 배정이 그걸 없애요.</w:t>
+        <w:t xml:space="preserve">PRIYA: So we compare the percentage of responders. Veyra versus Lumaderm.</w:t>
+      </w:r>
+      <w:r>
+        <w:t xml:space="preserve"> </w:t>
+      </w:r>
+      <w:r>
+        <w:t xml:space="preserve">프리야: 그러니까 반응자 비율을 비교하는 거네요. Veyra 대 루마덤.</w:t>
       </w:r>
     </w:p>
     <w:p>
@@ -1406,13 +1649,13 @@
         </w:numPr>
       </w:pPr>
       <w:r>
-        <w:t xml:space="preserve">NOVAK: Now, the comparator. Which approved filler?</w:t>
-      </w:r>
-      <w:r>
-        <w:t xml:space="preserve"> </w:t>
-      </w:r>
-      <w:r>
-        <w:t xml:space="preserve">노박: 자, 비교 제품. 어느 승인 필러로 할까요?</w:t>
+        <w:t xml:space="preserve">NOVAK: Correct. And the design is non-inferiority.</w:t>
+      </w:r>
+      <w:r>
+        <w:t xml:space="preserve"> </w:t>
+      </w:r>
+      <w:r>
+        <w:t xml:space="preserve">노박: 맞아요. 그리고 설계는 비열등성이에요.</w:t>
       </w:r>
     </w:p>
     <w:p>
@@ -1423,13 +1666,13 @@
         </w:numPr>
       </w:pPr>
       <w:r>
-        <w:t xml:space="preserve">ELENA: The market leader. Lumaderm Volume.</w:t>
-      </w:r>
-      <w:r>
-        <w:t xml:space="preserve"> </w:t>
-      </w:r>
-      <w:r>
-        <w:t xml:space="preserve">엘레나: 시장 1위요. 루마덤 볼륨.</w:t>
+        <w:t xml:space="preserve">NOAH: Non-inferiority. In plain English?</w:t>
+      </w:r>
+      <w:r>
+        <w:t xml:space="preserve"> </w:t>
+      </w:r>
+      <w:r>
+        <w:t xml:space="preserve">노아: 비열등성. 쉬운 말로요?</w:t>
       </w:r>
     </w:p>
     <w:p>
@@ -1440,13 +1683,13 @@
         </w:numPr>
       </w:pPr>
       <w:r>
-        <w:t xml:space="preserve">NOAH: Lumaderm. My old product.</w:t>
-      </w:r>
-      <w:r>
-        <w:t xml:space="preserve"> </w:t>
-      </w:r>
-      <w:r>
-        <w:t xml:space="preserve">노아: 루마덤. 제 옛 제품이네요.</w:t>
+        <w:t xml:space="preserve">NOVAK: We show Veyra is not worse than Lumaderm. Within a small margin.</w:t>
+      </w:r>
+      <w:r>
+        <w:t xml:space="preserve"> </w:t>
+      </w:r>
+      <w:r>
+        <w:t xml:space="preserve">노박: Veyra가 루마덤보다 나쁘지 않다는 걸 보여 주는 거예요. 작은 허용 범위 안에서.</w:t>
       </w:r>
     </w:p>
     <w:p>
@@ -1457,13 +1700,13 @@
         </w:numPr>
       </w:pPr>
       <w:r>
-        <w:t xml:space="preserve">PRIYA: The product that was in Lily’s nose.</w:t>
-      </w:r>
-      <w:r>
-        <w:t xml:space="preserve"> </w:t>
-      </w:r>
-      <w:r>
-        <w:t xml:space="preserve">프리야: 릴리 코에 들어갔던 그 제품.</w:t>
+        <w:t xml:space="preserve">NOAH: Not worse? Why not prove it’s better?</w:t>
+      </w:r>
+      <w:r>
+        <w:t xml:space="preserve"> </w:t>
+      </w:r>
+      <w:r>
+        <w:t xml:space="preserve">노아: 나쁘지 않다? 왜 더 좋다는 걸 증명하지 않아요?</w:t>
       </w:r>
     </w:p>
     <w:p>
@@ -1474,109 +1717,31 @@
         </w:numPr>
       </w:pPr>
       <w:r>
-        <w:t xml:space="preserve">ELENA: It’s the standard of care. Doctors know it. The FDA knows it.</w:t>
-      </w:r>
-      <w:r>
-        <w:t xml:space="preserve"> </w:t>
-      </w:r>
-      <w:r>
-        <w:t xml:space="preserve">엘레나: 표준 치료예요. 의사들도 알고, FDA도 알아요.</w:t>
-      </w:r>
-    </w:p>
-    <w:p>
-      <w:pPr>
-        <w:numPr>
-          <w:ilvl w:val="0"/>
-          <w:numId w:val="1003"/>
-        </w:numPr>
-      </w:pPr>
-      <w:r>
-        <w:t xml:space="preserve">NOAH: I know. It just feels strange. Buying Halvern’s product to test against it.</w:t>
-      </w:r>
-      <w:r>
-        <w:t xml:space="preserve"> </w:t>
-      </w:r>
-      <w:r>
-        <w:t xml:space="preserve">노아: 알아요. 그냥 기분이 이상해서요. 할번 제품을 사서 그걸 상대로 시험한다는 게.</w:t>
-      </w:r>
-    </w:p>
-    <w:p>
-      <w:pPr>
-        <w:numPr>
-          <w:ilvl w:val="0"/>
-          <w:numId w:val="1003"/>
-        </w:numPr>
-      </w:pPr>
-      <w:r>
-        <w:t xml:space="preserve">MARCUS: Is that legal? Using a competitor’s product?</w:t>
-      </w:r>
-      <w:r>
-        <w:t xml:space="preserve"> </w:t>
-      </w:r>
-      <w:r>
-        <w:t xml:space="preserve">마커스: 그거 합법이야? 경쟁사 제품을 쓰는 게?</w:t>
-      </w:r>
-    </w:p>
-    <w:p>
-      <w:pPr>
-        <w:numPr>
-          <w:ilvl w:val="0"/>
-          <w:numId w:val="1003"/>
-        </w:numPr>
-      </w:pPr>
-      <w:r>
-        <w:t xml:space="preserve">GRACE: Completely. We buy it at market price. Like any clinic would.</w:t>
-      </w:r>
-      <w:r>
-        <w:t xml:space="preserve"> </w:t>
-      </w:r>
-      <w:r>
-        <w:t xml:space="preserve">그레이스: 완전히요. 시장 가격으로 사요. 다른 병원들처럼요.</w:t>
-      </w:r>
-    </w:p>
-    <w:p>
-      <w:pPr>
-        <w:numPr>
-          <w:ilvl w:val="0"/>
-          <w:numId w:val="1003"/>
-        </w:numPr>
-      </w:pPr>
-      <w:r>
-        <w:t xml:space="preserve">NOVAK: The primary endpoint. Wrinkle improvement at six months.</w:t>
-      </w:r>
-      <w:r>
-        <w:t xml:space="preserve"> </w:t>
-      </w:r>
-      <w:r>
-        <w:t xml:space="preserve">노박: 1차 평가변수. 6개월 시점 주름 개선.</w:t>
-      </w:r>
-    </w:p>
-    <w:p>
-      <w:pPr>
-        <w:numPr>
-          <w:ilvl w:val="0"/>
-          <w:numId w:val="1003"/>
-        </w:numPr>
-      </w:pPr>
-      <w:r>
-        <w:t xml:space="preserve">ELENA: Measured on the standard five-point scale. By blinded evaluators.</w:t>
-      </w:r>
-      <w:r>
-        <w:t xml:space="preserve"> </w:t>
-      </w:r>
-      <w:r>
-        <w:t xml:space="preserve">엘레나: 표준 5점 척도로 측정해요. 눈가림된 평가자가요.</w:t>
-      </w:r>
-    </w:p>
-    <w:p>
-      <w:pPr>
-        <w:numPr>
-          <w:ilvl w:val="0"/>
-          <w:numId w:val="1003"/>
-        </w:numPr>
-      </w:pPr>
-      <w:r>
-        <w:t xml:space="preserve">NOVAK: And a</w:t>
+        <w:t xml:space="preserve">NOVAK: For wrinkles, both products work well, so the difference would be small. Proving</w:t>
+      </w:r>
+      <w:r>
+        <w:t xml:space="preserve"> </w:t>
+      </w:r>
+      <w:r>
+        <w:t xml:space="preserve">‘</w:t>
+      </w:r>
+      <w:r>
+        <w:t xml:space="preserve">better</w:t>
+      </w:r>
+      <w:r>
+        <w:t xml:space="preserve">’</w:t>
+      </w:r>
+      <w:r>
+        <w:t xml:space="preserve"> </w:t>
+      </w:r>
+      <w:r>
+        <w:t xml:space="preserve">would need thousands of patients, and that means years and money you don’t have.</w:t>
+      </w:r>
+      <w:r>
+        <w:t xml:space="preserve"> </w:t>
+      </w:r>
+      <w:r>
+        <w:t xml:space="preserve">노박: 주름에는 두 제품 다 잘 들어서 차이가 작을 거예요.</w:t>
       </w:r>
       <w:r>
         <w:t xml:space="preserve"> </w:t>
@@ -1585,172 +1750,13 @@
         <w:t xml:space="preserve">“</w:t>
       </w:r>
       <w:r>
-        <w:t xml:space="preserve">responder</w:t>
+        <w:t xml:space="preserve">더 좋다</w:t>
       </w:r>
       <w:r>
         <w:t xml:space="preserve">”</w:t>
       </w:r>
       <w:r>
-        <w:t xml:space="preserve"> </w:t>
-      </w:r>
-      <w:r>
-        <w:t xml:space="preserve">is a patient who improves at least one point.</w:t>
-      </w:r>
-      <w:r>
-        <w:t xml:space="preserve"> </w:t>
-      </w:r>
-      <w:r>
-        <w:t xml:space="preserve">노박: 그리고</w:t>
-      </w:r>
-      <w:r>
-        <w:t xml:space="preserve"> </w:t>
-      </w:r>
-      <w:r>
-        <w:t xml:space="preserve">“</w:t>
-      </w:r>
-      <w:r>
-        <w:t xml:space="preserve">반응자</w:t>
-      </w:r>
-      <w:r>
-        <w:t xml:space="preserve">”</w:t>
-      </w:r>
-      <w:r>
-        <w:t xml:space="preserve">는 최소 1점 이상 개선된 환자를 말해요.</w:t>
-      </w:r>
-    </w:p>
-    <w:p>
-      <w:pPr>
-        <w:numPr>
-          <w:ilvl w:val="0"/>
-          <w:numId w:val="1003"/>
-        </w:numPr>
-      </w:pPr>
-      <w:r>
-        <w:t xml:space="preserve">PRIYA: So we compare the percentage of responders. Veyra versus Lumaderm.</w:t>
-      </w:r>
-      <w:r>
-        <w:t xml:space="preserve"> </w:t>
-      </w:r>
-      <w:r>
-        <w:t xml:space="preserve">프리야: 그러니까 반응자 비율을 비교하는 거네요. Veyra 대 루마덤.</w:t>
-      </w:r>
-    </w:p>
-    <w:p>
-      <w:pPr>
-        <w:numPr>
-          <w:ilvl w:val="0"/>
-          <w:numId w:val="1003"/>
-        </w:numPr>
-      </w:pPr>
-      <w:r>
-        <w:t xml:space="preserve">NOVAK: Correct. And the design is non-inferiority.</w:t>
-      </w:r>
-      <w:r>
-        <w:t xml:space="preserve"> </w:t>
-      </w:r>
-      <w:r>
-        <w:t xml:space="preserve">노박: 맞아요. 그리고 설계는 비열등성이에요.</w:t>
-      </w:r>
-    </w:p>
-    <w:p>
-      <w:pPr>
-        <w:numPr>
-          <w:ilvl w:val="0"/>
-          <w:numId w:val="1003"/>
-        </w:numPr>
-      </w:pPr>
-      <w:r>
-        <w:t xml:space="preserve">NOAH: Non-inferiority. In plain English?</w:t>
-      </w:r>
-      <w:r>
-        <w:t xml:space="preserve"> </w:t>
-      </w:r>
-      <w:r>
-        <w:t xml:space="preserve">노아: 비열등성. 쉬운 말로요?</w:t>
-      </w:r>
-    </w:p>
-    <w:p>
-      <w:pPr>
-        <w:numPr>
-          <w:ilvl w:val="0"/>
-          <w:numId w:val="1003"/>
-        </w:numPr>
-      </w:pPr>
-      <w:r>
-        <w:t xml:space="preserve">NOVAK: We show Veyra is not worse than Lumaderm. Within a small margin.</w:t>
-      </w:r>
-      <w:r>
-        <w:t xml:space="preserve"> </w:t>
-      </w:r>
-      <w:r>
-        <w:t xml:space="preserve">노박: Veyra가 루마덤보다 나쁘지 않다는 걸 보여 주는 거예요. 작은 허용 범위 안에서.</w:t>
-      </w:r>
-    </w:p>
-    <w:p>
-      <w:pPr>
-        <w:numPr>
-          <w:ilvl w:val="0"/>
-          <w:numId w:val="1003"/>
-        </w:numPr>
-      </w:pPr>
-      <w:r>
-        <w:t xml:space="preserve">NOAH: Not worse? Why not prove it’s better?</w:t>
-      </w:r>
-      <w:r>
-        <w:t xml:space="preserve"> </w:t>
-      </w:r>
-      <w:r>
-        <w:t xml:space="preserve">노아: 나쁘지 않다? 왜 더 좋다는 걸 증명하지 않아요?</w:t>
-      </w:r>
-    </w:p>
-    <w:p>
-      <w:pPr>
-        <w:numPr>
-          <w:ilvl w:val="0"/>
-          <w:numId w:val="1003"/>
-        </w:numPr>
-      </w:pPr>
-      <w:r>
-        <w:t xml:space="preserve">NOVAK: For wrinkles, both work well. Proving</w:t>
-      </w:r>
-      <w:r>
-        <w:t xml:space="preserve"> </w:t>
-      </w:r>
-      <w:r>
-        <w:t xml:space="preserve">“</w:t>
-      </w:r>
-      <w:r>
-        <w:t xml:space="preserve">better</w:t>
-      </w:r>
-      <w:r>
-        <w:t xml:space="preserve">”</w:t>
-      </w:r>
-      <w:r>
-        <w:t xml:space="preserve"> </w:t>
-      </w:r>
-      <w:r>
-        <w:t xml:space="preserve">would need thousands of patients.</w:t>
-      </w:r>
-      <w:r>
-        <w:t xml:space="preserve"> </w:t>
-      </w:r>
-      <w:r>
-        <w:t xml:space="preserve">노박: 주름에는 둘 다 잘 들어요.</w:t>
-      </w:r>
-      <w:r>
-        <w:t xml:space="preserve"> </w:t>
-      </w:r>
-      <w:r>
-        <w:t xml:space="preserve">“</w:t>
-      </w:r>
-      <w:r>
-        <w:t xml:space="preserve">더 좋다</w:t>
-      </w:r>
-      <w:r>
-        <w:t xml:space="preserve">”</w:t>
-      </w:r>
-      <w:r>
-        <w:t xml:space="preserve">를 증명하려면 환자가 수천 명 필요해요.</w:t>
+        <w:t xml:space="preserve">를 증명하려면 환자가 수천 명 필요하고, 그건 여러분에게 없는 몇 년의 시간과 돈을 뜻해요.</w:t>
       </w:r>
     </w:p>
     <w:p>
@@ -1934,6 +1940,261 @@
         </w:numPr>
       </w:pPr>
       <w:r>
+        <w:t xml:space="preserve">NOAH: Here’s the thing.</w:t>
+      </w:r>
+      <w:r>
+        <w:t xml:space="preserve"> </w:t>
+      </w:r>
+      <w:r>
+        <w:t xml:space="preserve">‘</w:t>
+      </w:r>
+      <w:r>
+        <w:t xml:space="preserve">Not worse than Lumaderm</w:t>
+      </w:r>
+      <w:r>
+        <w:t xml:space="preserve">’</w:t>
+      </w:r>
+      <w:r>
+        <w:t xml:space="preserve"> </w:t>
+      </w:r>
+      <w:r>
+        <w:t xml:space="preserve">is a weak message. I sat with doctors for four years, and nobody gets excited about</w:t>
+      </w:r>
+      <w:r>
+        <w:t xml:space="preserve"> </w:t>
+      </w:r>
+      <w:r>
+        <w:t xml:space="preserve">‘</w:t>
+      </w:r>
+      <w:r>
+        <w:t xml:space="preserve">not worse.</w:t>
+      </w:r>
+      <w:r>
+        <w:t xml:space="preserve">’</w:t>
+      </w:r>
+      <w:r>
+        <w:t xml:space="preserve"> </w:t>
+      </w:r>
+      <w:r>
+        <w:t xml:space="preserve">They want</w:t>
+      </w:r>
+      <w:r>
+        <w:t xml:space="preserve"> </w:t>
+      </w:r>
+      <w:r>
+        <w:t xml:space="preserve">‘</w:t>
+      </w:r>
+      <w:r>
+        <w:t xml:space="preserve">better.</w:t>
+      </w:r>
+      <w:r>
+        <w:t xml:space="preserve">’</w:t>
+      </w:r>
+      <w:r>
+        <w:t xml:space="preserve"> </w:t>
+      </w:r>
+      <w:r>
+        <w:t xml:space="preserve">노아: 중요한 건 이거예요.</w:t>
+      </w:r>
+      <w:r>
+        <w:t xml:space="preserve"> </w:t>
+      </w:r>
+      <w:r>
+        <w:t xml:space="preserve">“</w:t>
+      </w:r>
+      <w:r>
+        <w:t xml:space="preserve">루마덤보다 나쁘지 않다</w:t>
+      </w:r>
+      <w:r>
+        <w:t xml:space="preserve">”</w:t>
+      </w:r>
+      <w:r>
+        <w:t xml:space="preserve">는 약한 메시지예요. 4년 동안 의사들을 만나 봤는데,</w:t>
+      </w:r>
+      <w:r>
+        <w:t xml:space="preserve"> </w:t>
+      </w:r>
+      <w:r>
+        <w:t xml:space="preserve">“</w:t>
+      </w:r>
+      <w:r>
+        <w:t xml:space="preserve">나쁘지 않다</w:t>
+      </w:r>
+      <w:r>
+        <w:t xml:space="preserve">”</w:t>
+      </w:r>
+      <w:r>
+        <w:t xml:space="preserve">에 흥분하는 사람은 아무도 없어요. 다들</w:t>
+      </w:r>
+      <w:r>
+        <w:t xml:space="preserve"> </w:t>
+      </w:r>
+      <w:r>
+        <w:t xml:space="preserve">“</w:t>
+      </w:r>
+      <w:r>
+        <w:t xml:space="preserve">더 좋다</w:t>
+      </w:r>
+      <w:r>
+        <w:t xml:space="preserve">”</w:t>
+      </w:r>
+      <w:r>
+        <w:t xml:space="preserve">를 원해요.</w:t>
+      </w:r>
+    </w:p>
+    <w:p>
+      <w:pPr>
+        <w:numPr>
+          <w:ilvl w:val="0"/>
+          <w:numId w:val="1004"/>
+        </w:numPr>
+      </w:pPr>
+      <w:r>
+        <w:t xml:space="preserve">ELENA: Noah, this is science. Not marketing.</w:t>
+      </w:r>
+      <w:r>
+        <w:t xml:space="preserve"> </w:t>
+      </w:r>
+      <w:r>
+        <w:t xml:space="preserve">엘레나: 노아, 이건 과학이에요. 마케팅이 아니라.</w:t>
+      </w:r>
+    </w:p>
+    <w:p>
+      <w:pPr>
+        <w:numPr>
+          <w:ilvl w:val="0"/>
+          <w:numId w:val="1004"/>
+        </w:numPr>
+      </w:pPr>
+      <w:r>
+        <w:t xml:space="preserve">NOAH: I know. But eventually it becomes marketing. Someone has to sell it.</w:t>
+      </w:r>
+      <w:r>
+        <w:t xml:space="preserve"> </w:t>
+      </w:r>
+      <w:r>
+        <w:t xml:space="preserve">노아: 알아요. 하지만 결국엔 마케팅이 돼요. 누군가는 팔아야 하잖아요.</w:t>
+      </w:r>
+    </w:p>
+    <w:p>
+      <w:pPr>
+        <w:numPr>
+          <w:ilvl w:val="0"/>
+          <w:numId w:val="1004"/>
+        </w:numPr>
+      </w:pPr>
+      <w:r>
+        <w:t xml:space="preserve">PRIYA: Then sell what’s true.</w:t>
+      </w:r>
+      <w:r>
+        <w:t xml:space="preserve"> </w:t>
+      </w:r>
+      <w:r>
+        <w:t xml:space="preserve">“</w:t>
+      </w:r>
+      <w:r>
+        <w:t xml:space="preserve">Same results. Plus an emergency exit.</w:t>
+      </w:r>
+      <w:r>
+        <w:t xml:space="preserve">”</w:t>
+      </w:r>
+      <w:r>
+        <w:t xml:space="preserve"> </w:t>
+      </w:r>
+      <w:r>
+        <w:t xml:space="preserve">프리야: 그럼 진실을 팔아.</w:t>
+      </w:r>
+      <w:r>
+        <w:t xml:space="preserve"> </w:t>
+      </w:r>
+      <w:r>
+        <w:t xml:space="preserve">“</w:t>
+      </w:r>
+      <w:r>
+        <w:t xml:space="preserve">같은 효과. 거기에 비상구까지.</w:t>
+      </w:r>
+      <w:r>
+        <w:t xml:space="preserve">”</w:t>
+      </w:r>
+    </w:p>
+    <w:p>
+      <w:pPr>
+        <w:numPr>
+          <w:ilvl w:val="0"/>
+          <w:numId w:val="1004"/>
+        </w:numPr>
+      </w:pPr>
+      <w:r>
+        <w:t xml:space="preserve">NOVAK: That’s actually a strong message. And you can prove both parts.</w:t>
+      </w:r>
+      <w:r>
+        <w:t xml:space="preserve"> </w:t>
+      </w:r>
+      <w:r>
+        <w:t xml:space="preserve">노박: 그거 사실 강한 메시지예요. 그리고 두 부분 다 증명할 수 있고요.</w:t>
+      </w:r>
+    </w:p>
+    <w:p>
+      <w:pPr>
+        <w:numPr>
+          <w:ilvl w:val="0"/>
+          <w:numId w:val="1004"/>
+        </w:numPr>
+      </w:pPr>
+      <w:r>
+        <w:t xml:space="preserve">MARCUS:</w:t>
+      </w:r>
+      <w:r>
+        <w:t xml:space="preserve"> </w:t>
+      </w:r>
+      <w:r>
+        <w:t xml:space="preserve">“</w:t>
+      </w:r>
+      <w:r>
+        <w:t xml:space="preserve">Same, plus.</w:t>
+      </w:r>
+      <w:r>
+        <w:t xml:space="preserve">”</w:t>
+      </w:r>
+      <w:r>
+        <w:t xml:space="preserve"> </w:t>
+      </w:r>
+      <w:r>
+        <w:t xml:space="preserve">I like that. Simple.</w:t>
+      </w:r>
+      <w:r>
+        <w:t xml:space="preserve"> </w:t>
+      </w:r>
+      <w:r>
+        <w:t xml:space="preserve">마커스:</w:t>
+      </w:r>
+      <w:r>
+        <w:t xml:space="preserve"> </w:t>
+      </w:r>
+      <w:r>
+        <w:t xml:space="preserve">“</w:t>
+      </w:r>
+      <w:r>
+        <w:t xml:space="preserve">똑같고, 플러스.</w:t>
+      </w:r>
+      <w:r>
+        <w:t xml:space="preserve">”</w:t>
+      </w:r>
+      <w:r>
+        <w:t xml:space="preserve"> </w:t>
+      </w:r>
+      <w:r>
+        <w:t xml:space="preserve">좋네. 간단하고.</w:t>
+      </w:r>
+    </w:p>
+    <w:p>
+      <w:pPr>
+        <w:numPr>
+          <w:ilvl w:val="0"/>
+          <w:numId w:val="1004"/>
+        </w:numPr>
+      </w:pPr>
+      <w:r>
         <w:t xml:space="preserve">NOAH:</w:t>
       </w:r>
       <w:r>
@@ -1943,7 +2204,7 @@
         <w:t xml:space="preserve">“</w:t>
       </w:r>
       <w:r>
-        <w:t xml:space="preserve">Not worse than Lumaderm</w:t>
+        <w:t xml:space="preserve">Same results, plus an emergency exit.</w:t>
       </w:r>
       <w:r>
         <w:t xml:space="preserve">”</w:t>
@@ -1952,7 +2213,13 @@
         <w:t xml:space="preserve"> </w:t>
       </w:r>
       <w:r>
-        <w:t xml:space="preserve">is a weak message. Doctors want</w:t>
+        <w:t xml:space="preserve">Okay. That I can sell.</w:t>
+      </w:r>
+      <w:r>
+        <w:t xml:space="preserve"> </w:t>
+      </w:r>
+      <w:r>
+        <w:t xml:space="preserve">노아:</w:t>
       </w:r>
       <w:r>
         <w:t xml:space="preserve"> </w:t>
@@ -1961,7 +2228,7 @@
         <w:t xml:space="preserve">“</w:t>
       </w:r>
       <w:r>
-        <w:t xml:space="preserve">better.</w:t>
+        <w:t xml:space="preserve">같은 효과, 거기에 비상구.</w:t>
       </w:r>
       <w:r>
         <w:t xml:space="preserve">”</w:t>
@@ -1970,7 +2237,18 @@
         <w:t xml:space="preserve"> </w:t>
       </w:r>
       <w:r>
-        <w:t xml:space="preserve">노아:</w:t>
+        <w:t xml:space="preserve">좋아요. 그건 팔 수 있어요.</w:t>
+      </w:r>
+    </w:p>
+    <w:p>
+      <w:pPr>
+        <w:numPr>
+          <w:ilvl w:val="0"/>
+          <w:numId w:val="1004"/>
+        </w:numPr>
+      </w:pPr>
+      <w:r>
+        <w:t xml:space="preserve">ELENA: And remember Dr. Park.</w:t>
       </w:r>
       <w:r>
         <w:t xml:space="preserve"> </w:t>
@@ -1979,13 +2257,22 @@
         <w:t xml:space="preserve">“</w:t>
       </w:r>
       <w:r>
-        <w:t xml:space="preserve">루마덤보다 나쁘지 않다</w:t>
+        <w:t xml:space="preserve">Faster</w:t>
       </w:r>
       <w:r>
         <w:t xml:space="preserve">”</w:t>
       </w:r>
       <w:r>
-        <w:t xml:space="preserve">는 약한 메시지예요. 의사들은</w:t>
+        <w:t xml:space="preserve"> </w:t>
+      </w:r>
+      <w:r>
+        <w:t xml:space="preserve">is a measurement. We’ll have the measurement.</w:t>
+      </w:r>
+      <w:r>
+        <w:t xml:space="preserve"> </w:t>
+      </w:r>
+      <w:r>
+        <w:t xml:space="preserve">엘레나: 그리고 파크 박사 기억해요.</w:t>
       </w:r>
       <w:r>
         <w:t xml:space="preserve"> </w:t>
@@ -1994,13 +2281,13 @@
         <w:t xml:space="preserve">“</w:t>
       </w:r>
       <w:r>
-        <w:t xml:space="preserve">더 좋다</w:t>
+        <w:t xml:space="preserve">더 빠르다</w:t>
       </w:r>
       <w:r>
         <w:t xml:space="preserve">”</w:t>
       </w:r>
       <w:r>
-        <w:t xml:space="preserve">를 원해요.</w:t>
+        <w:t xml:space="preserve">는 측정이에요. 우린 측정값을 갖게 될 거예요.</w:t>
       </w:r>
     </w:p>
     <w:p>
@@ -2011,13 +2298,13 @@
         </w:numPr>
       </w:pPr>
       <w:r>
-        <w:t xml:space="preserve">ELENA: Noah, this is science. Not marketing.</w:t>
-      </w:r>
-      <w:r>
-        <w:t xml:space="preserve"> </w:t>
-      </w:r>
-      <w:r>
-        <w:t xml:space="preserve">엘레나: 노아, 이건 과학이에요. 마케팅이 아니라.</w:t>
+        <w:t xml:space="preserve">NOVAK: One warning. If you design for non-inferiority, you can’t claim superiority later.</w:t>
+      </w:r>
+      <w:r>
+        <w:t xml:space="preserve"> </w:t>
+      </w:r>
+      <w:r>
+        <w:t xml:space="preserve">노박: 경고 하나요. 비열등성으로 설계하면 나중에 우월성을 주장할 수 없어요.</w:t>
       </w:r>
     </w:p>
     <w:p>
@@ -2028,13 +2315,13 @@
         </w:numPr>
       </w:pPr>
       <w:r>
-        <w:t xml:space="preserve">NOAH: I know. But eventually it becomes marketing. Someone has to sell it.</w:t>
-      </w:r>
-      <w:r>
-        <w:t xml:space="preserve"> </w:t>
-      </w:r>
-      <w:r>
-        <w:t xml:space="preserve">노아: 알아요. 하지만 결국엔 마케팅이 돼요. 누군가는 팔아야 하잖아요.</w:t>
+        <w:t xml:space="preserve">NOAH: Even if our numbers look better?</w:t>
+      </w:r>
+      <w:r>
+        <w:t xml:space="preserve"> </w:t>
+      </w:r>
+      <w:r>
+        <w:t xml:space="preserve">노아: 우리 숫자가 더 좋아 보여도요?</w:t>
       </w:r>
     </w:p>
     <w:p>
@@ -2045,261 +2332,13 @@
         </w:numPr>
       </w:pPr>
       <w:r>
-        <w:t xml:space="preserve">PRIYA: Then sell what’s true.</w:t>
-      </w:r>
-      <w:r>
-        <w:t xml:space="preserve"> </w:t>
-      </w:r>
-      <w:r>
-        <w:t xml:space="preserve">“</w:t>
-      </w:r>
-      <w:r>
-        <w:t xml:space="preserve">Same results. Plus an emergency exit.</w:t>
-      </w:r>
-      <w:r>
-        <w:t xml:space="preserve">”</w:t>
-      </w:r>
-      <w:r>
-        <w:t xml:space="preserve"> </w:t>
-      </w:r>
-      <w:r>
-        <w:t xml:space="preserve">프리야: 그럼 진실을 팔아.</w:t>
-      </w:r>
-      <w:r>
-        <w:t xml:space="preserve"> </w:t>
-      </w:r>
-      <w:r>
-        <w:t xml:space="preserve">“</w:t>
-      </w:r>
-      <w:r>
-        <w:t xml:space="preserve">같은 효과. 거기에 비상구까지.</w:t>
-      </w:r>
-      <w:r>
-        <w:t xml:space="preserve">”</w:t>
-      </w:r>
-    </w:p>
-    <w:p>
-      <w:pPr>
-        <w:numPr>
-          <w:ilvl w:val="0"/>
-          <w:numId w:val="1004"/>
-        </w:numPr>
-      </w:pPr>
-      <w:r>
-        <w:t xml:space="preserve">NOVAK: That’s actually a strong message. And you can prove both parts.</w:t>
-      </w:r>
-      <w:r>
-        <w:t xml:space="preserve"> </w:t>
-      </w:r>
-      <w:r>
-        <w:t xml:space="preserve">노박: 그거 사실 강한 메시지예요. 그리고 두 부분 다 증명할 수 있고요.</w:t>
-      </w:r>
-    </w:p>
-    <w:p>
-      <w:pPr>
-        <w:numPr>
-          <w:ilvl w:val="0"/>
-          <w:numId w:val="1004"/>
-        </w:numPr>
-      </w:pPr>
-      <w:r>
-        <w:t xml:space="preserve">MARCUS:</w:t>
-      </w:r>
-      <w:r>
-        <w:t xml:space="preserve"> </w:t>
-      </w:r>
-      <w:r>
-        <w:t xml:space="preserve">“</w:t>
-      </w:r>
-      <w:r>
-        <w:t xml:space="preserve">Same, plus.</w:t>
-      </w:r>
-      <w:r>
-        <w:t xml:space="preserve">”</w:t>
-      </w:r>
-      <w:r>
-        <w:t xml:space="preserve"> </w:t>
-      </w:r>
-      <w:r>
-        <w:t xml:space="preserve">I like that. Simple.</w:t>
-      </w:r>
-      <w:r>
-        <w:t xml:space="preserve"> </w:t>
-      </w:r>
-      <w:r>
-        <w:t xml:space="preserve">마커스:</w:t>
-      </w:r>
-      <w:r>
-        <w:t xml:space="preserve"> </w:t>
-      </w:r>
-      <w:r>
-        <w:t xml:space="preserve">“</w:t>
-      </w:r>
-      <w:r>
-        <w:t xml:space="preserve">똑같고, 플러스.</w:t>
-      </w:r>
-      <w:r>
-        <w:t xml:space="preserve">”</w:t>
-      </w:r>
-      <w:r>
-        <w:t xml:space="preserve"> </w:t>
-      </w:r>
-      <w:r>
-        <w:t xml:space="preserve">좋네. 간단하고.</w:t>
-      </w:r>
-    </w:p>
-    <w:p>
-      <w:pPr>
-        <w:numPr>
-          <w:ilvl w:val="0"/>
-          <w:numId w:val="1004"/>
-        </w:numPr>
-      </w:pPr>
-      <w:r>
-        <w:t xml:space="preserve">NOAH:</w:t>
-      </w:r>
-      <w:r>
-        <w:t xml:space="preserve"> </w:t>
-      </w:r>
-      <w:r>
-        <w:t xml:space="preserve">“</w:t>
-      </w:r>
-      <w:r>
-        <w:t xml:space="preserve">Same results, plus an emergency exit.</w:t>
-      </w:r>
-      <w:r>
-        <w:t xml:space="preserve">”</w:t>
-      </w:r>
-      <w:r>
-        <w:t xml:space="preserve"> </w:t>
-      </w:r>
-      <w:r>
-        <w:t xml:space="preserve">Okay. That I can sell.</w:t>
-      </w:r>
-      <w:r>
-        <w:t xml:space="preserve"> </w:t>
-      </w:r>
-      <w:r>
-        <w:t xml:space="preserve">노아:</w:t>
-      </w:r>
-      <w:r>
-        <w:t xml:space="preserve"> </w:t>
-      </w:r>
-      <w:r>
-        <w:t xml:space="preserve">“</w:t>
-      </w:r>
-      <w:r>
-        <w:t xml:space="preserve">같은 효과, 거기에 비상구.</w:t>
-      </w:r>
-      <w:r>
-        <w:t xml:space="preserve">”</w:t>
-      </w:r>
-      <w:r>
-        <w:t xml:space="preserve"> </w:t>
-      </w:r>
-      <w:r>
-        <w:t xml:space="preserve">좋아요. 그건 팔 수 있어요.</w:t>
-      </w:r>
-    </w:p>
-    <w:p>
-      <w:pPr>
-        <w:numPr>
-          <w:ilvl w:val="0"/>
-          <w:numId w:val="1004"/>
-        </w:numPr>
-      </w:pPr>
-      <w:r>
-        <w:t xml:space="preserve">ELENA: And remember Dr. Park.</w:t>
-      </w:r>
-      <w:r>
-        <w:t xml:space="preserve"> </w:t>
-      </w:r>
-      <w:r>
-        <w:t xml:space="preserve">“</w:t>
-      </w:r>
-      <w:r>
-        <w:t xml:space="preserve">Faster</w:t>
-      </w:r>
-      <w:r>
-        <w:t xml:space="preserve">”</w:t>
-      </w:r>
-      <w:r>
-        <w:t xml:space="preserve"> </w:t>
-      </w:r>
-      <w:r>
-        <w:t xml:space="preserve">is a measurement. We’ll have the measurement.</w:t>
-      </w:r>
-      <w:r>
-        <w:t xml:space="preserve"> </w:t>
-      </w:r>
-      <w:r>
-        <w:t xml:space="preserve">엘레나: 그리고 파크 박사 기억해요.</w:t>
-      </w:r>
-      <w:r>
-        <w:t xml:space="preserve"> </w:t>
-      </w:r>
-      <w:r>
-        <w:t xml:space="preserve">“</w:t>
-      </w:r>
-      <w:r>
-        <w:t xml:space="preserve">더 빠르다</w:t>
-      </w:r>
-      <w:r>
-        <w:t xml:space="preserve">”</w:t>
-      </w:r>
-      <w:r>
-        <w:t xml:space="preserve">는 측정이에요. 우린 측정값을 갖게 될 거예요.</w:t>
-      </w:r>
-    </w:p>
-    <w:p>
-      <w:pPr>
-        <w:numPr>
-          <w:ilvl w:val="0"/>
-          <w:numId w:val="1004"/>
-        </w:numPr>
-      </w:pPr>
-      <w:r>
-        <w:t xml:space="preserve">NOVAK: One warning. If you design for non-inferiority, you can’t claim superiority later.</w:t>
-      </w:r>
-      <w:r>
-        <w:t xml:space="preserve"> </w:t>
-      </w:r>
-      <w:r>
-        <w:t xml:space="preserve">노박: 경고 하나요. 비열등성으로 설계하면 나중에 우월성을 주장할 수 없어요.</w:t>
-      </w:r>
-    </w:p>
-    <w:p>
-      <w:pPr>
-        <w:numPr>
-          <w:ilvl w:val="0"/>
-          <w:numId w:val="1004"/>
-        </w:numPr>
-      </w:pPr>
-      <w:r>
-        <w:t xml:space="preserve">NOAH: Even if our numbers look better?</w:t>
-      </w:r>
-      <w:r>
-        <w:t xml:space="preserve"> </w:t>
-      </w:r>
-      <w:r>
-        <w:t xml:space="preserve">노아: 우리 숫자가 더 좋아 보여도요?</w:t>
-      </w:r>
-    </w:p>
-    <w:p>
-      <w:pPr>
-        <w:numPr>
-          <w:ilvl w:val="0"/>
-          <w:numId w:val="1004"/>
-        </w:numPr>
-      </w:pPr>
-      <w:r>
-        <w:t xml:space="preserve">NOVAK: Even then. You decide the question before you see the answer.</w:t>
-      </w:r>
-      <w:r>
-        <w:t xml:space="preserve"> </w:t>
-      </w:r>
-      <w:r>
-        <w:t xml:space="preserve">노박: 그래도요. 답을 보기 전에 질문을 정하는 거예요.</w:t>
+        <w:t xml:space="preserve">NOVAK: Even then. You decide the question before you see the answer. If you change the question after the data comes in, regulators will assume you went looking for a good story.</w:t>
+      </w:r>
+      <w:r>
+        <w:t xml:space="preserve"> </w:t>
+      </w:r>
+      <w:r>
+        <w:t xml:space="preserve">노박: 그래도요. 답을 보기 전에 질문을 정하는 거예요. 데이터가 나온 뒤에 질문을 바꾸면, 규제 당국은 여러분이 좋은 이야기를 찾아다녔다고 볼 거예요.</w:t>
       </w:r>
     </w:p>
     <w:p>
@@ -2558,13 +2597,13 @@
         </w:numPr>
       </w:pPr>
       <w:r>
-        <w:t xml:space="preserve">RICHARD: And the trial costs twelve point six million. You have about four left.</w:t>
-      </w:r>
-      <w:r>
-        <w:t xml:space="preserve"> </w:t>
-      </w:r>
-      <w:r>
-        <w:t xml:space="preserve">리처드: 그리고 임상 비용이 1,260만이죠. 남은 돈은 400만 정도고요.</w:t>
+        <w:t xml:space="preserve">RICHARD: And the trial costs twelve point six million, while you have about four left. So even if everything goes perfectly, the money runs out long before the trial ends.</w:t>
+      </w:r>
+      <w:r>
+        <w:t xml:space="preserve"> </w:t>
+      </w:r>
+      <w:r>
+        <w:t xml:space="preserve">리처드: 그리고 임상 비용은 1,260만인데, 남은 돈은 400만 정도죠. 그러니까 모든 게 완벽하게 흘러가도, 임상이 끝나기 한참 전에 돈이 떨어져요.</w:t>
       </w:r>
     </w:p>
     <w:p>
@@ -2575,13 +2614,13 @@
         </w:numPr>
       </w:pPr>
       <w:r>
-        <w:t xml:space="preserve">NOAH: About four. Yes.</w:t>
-      </w:r>
-      <w:r>
-        <w:t xml:space="preserve"> </w:t>
-      </w:r>
-      <w:r>
-        <w:t xml:space="preserve">노아: 400만 정도요. 네.</w:t>
+        <w:t xml:space="preserve">NOAH: I know. About four. Yes.</w:t>
+      </w:r>
+      <w:r>
+        <w:t xml:space="preserve"> </w:t>
+      </w:r>
+      <w:r>
+        <w:t xml:space="preserve">노아: 알아요. 400만 정도요. 네.</w:t>
       </w:r>
     </w:p>
     <w:p>
@@ -2660,13 +2699,13 @@
         </w:numPr>
       </w:pPr>
       <w:r>
-        <w:t xml:space="preserve">RICHARD: Raise money when you don’t need it. When you need it, it’s too late.</w:t>
-      </w:r>
-      <w:r>
-        <w:t xml:space="preserve"> </w:t>
-      </w:r>
-      <w:r>
-        <w:t xml:space="preserve">리처드: 돈은 필요하지 않을 때 모으는 거예요. 필요할 땐 이미 늦어요.</w:t>
+        <w:t xml:space="preserve">RICHARD: Raise money when you don’t need it, because investors can smell desperation. When you really need it, it’s too late, and they get to set the price for you.</w:t>
+      </w:r>
+      <w:r>
+        <w:t xml:space="preserve"> </w:t>
+      </w:r>
+      <w:r>
+        <w:t xml:space="preserve">리처드: 돈은 필요하지 않을 때 모으는 거예요. 투자자들은 절박함을 귀신같이 알아채거든요. 정말 필요할 땐 이미 늦고, 가격도 그쪽이 정하게 돼요.</w:t>
       </w:r>
     </w:p>
     <w:p>
@@ -2763,7 +2802,7 @@
     </w:p>
     <w:bookmarkEnd w:id="25"/>
     <w:bookmarkEnd w:id="26"/>
-    <w:bookmarkStart w:id="30" w:name="학습-부록"/>
+    <w:bookmarkStart w:id="31" w:name="학습-부록"/>
     <w:p>
       <w:pPr>
         <w:pStyle w:val="Heading2"/>
@@ -3677,8 +3716,298 @@
       </w:r>
     </w:p>
     <w:bookmarkEnd w:id="29"/>
+    <w:bookmarkStart w:id="30" w:name="긴-발화-분석"/>
+    <w:p>
+      <w:pPr>
+        <w:pStyle w:val="Heading3"/>
+      </w:pPr>
+      <w:r>
+        <w:t xml:space="preserve">④ 긴 발화 분석</w:t>
+      </w:r>
+    </w:p>
+    <w:p>
+      <w:pPr>
+        <w:pStyle w:val="BlockText"/>
+      </w:pPr>
+      <w:r>
+        <w:rPr>
+          <w:bCs/>
+          <w:b/>
+        </w:rPr>
+        <w:t xml:space="preserve">40턴 ELENA:</w:t>
+      </w:r>
+      <w:r>
+        <w:t xml:space="preserve"> </w:t>
+      </w:r>
+      <w:r>
+        <w:t xml:space="preserve">“</w:t>
+      </w:r>
+      <w:r>
+        <w:t xml:space="preserve">We decide in advance. For example, if a certain number of occlusions happen, we pause enrollment and review every case before anyone gets another injection. No debate, no pressure.</w:t>
+      </w:r>
+      <w:r>
+        <w:t xml:space="preserve">”</w:t>
+      </w:r>
+    </w:p>
+    <w:tbl>
+      <w:tblPr>
+        <w:tblStyle w:val="Table"/>
+        <w:tblW w:type="pct" w:w="5000"/>
+        <w:tblLook w:firstRow="1" w:lastRow="0" w:firstColumn="0" w:lastColumn="0" w:noHBand="0" w:noVBand="0" w:val="0020"/>
+        <w:jc w:val="start"/>
+      </w:tblPr>
+      <w:tblGrid>
+        <w:gridCol w:w="2640"/>
+        <w:gridCol w:w="2640"/>
+        <w:gridCol w:w="2640"/>
+      </w:tblGrid>
+      <w:tr>
+        <w:trPr>
+          <w:tblHeader w:val="true"/>
+        </w:trPr>
+        <w:tc>
+          <w:tcPr/>
+          <w:p>
+            <w:pPr>
+              <w:pStyle w:val="Compact"/>
+              <w:jc w:val="left"/>
+            </w:pPr>
+            <w:r>
+              <w:t xml:space="preserve">구조</w:t>
+            </w:r>
+          </w:p>
+        </w:tc>
+        <w:tc>
+          <w:tcPr/>
+          <w:p>
+            <w:pPr>
+              <w:pStyle w:val="Compact"/>
+              <w:jc w:val="left"/>
+            </w:pPr>
+            <w:r>
+              <w:t xml:space="preserve">영어</w:t>
+            </w:r>
+          </w:p>
+        </w:tc>
+        <w:tc>
+          <w:tcPr/>
+          <w:p>
+            <w:pPr>
+              <w:pStyle w:val="Compact"/>
+              <w:jc w:val="left"/>
+            </w:pPr>
+            <w:r>
+              <w:t xml:space="preserve">기능</w:t>
+            </w:r>
+          </w:p>
+        </w:tc>
+      </w:tr>
+      <w:tr>
+        <w:tc>
+          <w:tcPr/>
+          <w:p>
+            <w:pPr>
+              <w:pStyle w:val="Compact"/>
+              <w:jc w:val="left"/>
+            </w:pPr>
+            <w:r>
+              <w:t xml:space="preserve">① 정의(핵심 한 줄)</w:t>
+            </w:r>
+          </w:p>
+        </w:tc>
+        <w:tc>
+          <w:tcPr/>
+          <w:p>
+            <w:pPr>
+              <w:pStyle w:val="Compact"/>
+              <w:jc w:val="left"/>
+            </w:pPr>
+            <w:r>
+              <w:t xml:space="preserve">We decide in advance.</w:t>
+            </w:r>
+          </w:p>
+        </w:tc>
+        <w:tc>
+          <w:tcPr/>
+          <w:p>
+            <w:pPr>
+              <w:pStyle w:val="Compact"/>
+              <w:jc w:val="left"/>
+            </w:pPr>
+            <w:r>
+              <w:t xml:space="preserve">낯선 용어(stopping rules)를 한 문장으로 정의</w:t>
+            </w:r>
+          </w:p>
+        </w:tc>
+      </w:tr>
+      <w:tr>
+        <w:tc>
+          <w:tcPr/>
+          <w:p>
+            <w:pPr>
+              <w:pStyle w:val="Compact"/>
+              <w:jc w:val="left"/>
+            </w:pPr>
+            <w:r>
+              <w:t xml:space="preserve">② 예시(조건)</w:t>
+            </w:r>
+          </w:p>
+        </w:tc>
+        <w:tc>
+          <w:tcPr/>
+          <w:p>
+            <w:pPr>
+              <w:pStyle w:val="Compact"/>
+              <w:jc w:val="left"/>
+            </w:pPr>
+            <w:r>
+              <w:t xml:space="preserve">For example, if a certain number of occlusions happen,</w:t>
+            </w:r>
+          </w:p>
+        </w:tc>
+        <w:tc>
+          <w:tcPr/>
+          <w:p>
+            <w:pPr>
+              <w:pStyle w:val="Compact"/>
+              <w:jc w:val="left"/>
+            </w:pPr>
+            <w:r>
+              <w:t xml:space="preserve">For example + if로 추상 개념을 구체적 상황으로 바꿈</w:t>
+            </w:r>
+          </w:p>
+        </w:tc>
+      </w:tr>
+      <w:tr>
+        <w:tc>
+          <w:tcPr/>
+          <w:p>
+            <w:pPr>
+              <w:pStyle w:val="Compact"/>
+              <w:jc w:val="left"/>
+            </w:pPr>
+            <w:r>
+              <w:t xml:space="preserve">③ 행동(절차)</w:t>
+            </w:r>
+          </w:p>
+        </w:tc>
+        <w:tc>
+          <w:tcPr/>
+          <w:p>
+            <w:pPr>
+              <w:pStyle w:val="Compact"/>
+              <w:jc w:val="left"/>
+            </w:pPr>
+            <w:r>
+              <w:t xml:space="preserve">we pause enrollment and review every case before anyone gets another injection.</w:t>
+            </w:r>
+          </w:p>
+        </w:tc>
+        <w:tc>
+          <w:tcPr/>
+          <w:p>
+            <w:pPr>
+              <w:pStyle w:val="Compact"/>
+              <w:jc w:val="left"/>
+            </w:pPr>
+            <w:r>
+              <w:t xml:space="preserve">조건이 충족되면 무엇을 하는지 순서대로 설명</w:t>
+            </w:r>
+          </w:p>
+        </w:tc>
+      </w:tr>
+      <w:tr>
+        <w:tc>
+          <w:tcPr/>
+          <w:p>
+            <w:pPr>
+              <w:pStyle w:val="Compact"/>
+              <w:jc w:val="left"/>
+            </w:pPr>
+            <w:r>
+              <w:t xml:space="preserve">④ 효과(요약)</w:t>
+            </w:r>
+          </w:p>
+        </w:tc>
+        <w:tc>
+          <w:tcPr/>
+          <w:p>
+            <w:pPr>
+              <w:pStyle w:val="Compact"/>
+              <w:jc w:val="left"/>
+            </w:pPr>
+            <w:r>
+              <w:t xml:space="preserve">No debate, no pressure.</w:t>
+            </w:r>
+          </w:p>
+        </w:tc>
+        <w:tc>
+          <w:tcPr/>
+          <w:p>
+            <w:pPr>
+              <w:pStyle w:val="Compact"/>
+              <w:jc w:val="left"/>
+            </w:pPr>
+            <w:r>
+              <w:t xml:space="preserve">짧은 명사구 두 개로 규칙의 가치를 압축</w:t>
+            </w:r>
+          </w:p>
+        </w:tc>
+      </w:tr>
+    </w:tbl>
+    <w:p>
+      <w:pPr>
+        <w:pStyle w:val="BodyText"/>
+      </w:pPr>
+      <w:r>
+        <w:rPr>
+          <w:bCs/>
+          <w:b/>
+        </w:rPr>
+        <w:t xml:space="preserve">활용 패턴:</w:t>
+      </w:r>
+      <w:r>
+        <w:t xml:space="preserve"> </w:t>
+      </w:r>
+      <w:r>
+        <w:t xml:space="preserve">한 줄 정의 → For example, if… → 그러면 하는 행동 → 짧은 요약</w:t>
+      </w:r>
+      <w:r>
+        <w:t xml:space="preserve"> </w:t>
+      </w:r>
+      <w:r>
+        <w:rPr>
+          <w:bCs/>
+          <w:b/>
+        </w:rPr>
+        <w:t xml:space="preserve">연결 표현:</w:t>
+      </w:r>
+      <w:r>
+        <w:t xml:space="preserve"> </w:t>
+      </w:r>
+      <w:r>
+        <w:t xml:space="preserve">in advance(미리) · For example(예를 들어) · before anyone…(누구든 ~하기 전에)</w:t>
+      </w:r>
+      <w:r>
+        <w:t xml:space="preserve"> </w:t>
+      </w:r>
+      <w:r>
+        <w:rPr>
+          <w:bCs/>
+          <w:b/>
+        </w:rPr>
+        <w:t xml:space="preserve">연습:</w:t>
+      </w:r>
+      <w:r>
+        <w:t xml:space="preserve"> </w:t>
+      </w:r>
+      <w:r>
+        <w:t xml:space="preserve">팀에 ’배포 중단 기준’을 처음 설명하는 상황에서 같은 구조로 30단어 안팎으로 말해 보기.</w:t>
+      </w:r>
+    </w:p>
     <w:bookmarkEnd w:id="30"/>
     <w:bookmarkEnd w:id="31"/>
+    <w:bookmarkEnd w:id="32"/>
     <w:sectPr/>
   </w:body>
 </w:document>

--- a/대본/2부/12화_The_Protocol.docx
+++ b/대본/2부/12화_The_Protocol.docx
@@ -2,7 +2,7 @@
 <file path=word/document.xml><?xml version="1.0" encoding="utf-8"?>
 <w:document xmlns:w="http://schemas.openxmlformats.org/wordprocessingml/2006/main" xmlns:m="http://schemas.openxmlformats.org/officeDocument/2006/math" xmlns:r="http://schemas.openxmlformats.org/officeDocument/2006/relationships" xmlns:o="urn:schemas-microsoft-com:office:office" xmlns:v="urn:schemas-microsoft-com:vml" xmlns:w10="urn:schemas-microsoft-com:office:word" xmlns:a="http://schemas.openxmlformats.org/drawingml/2006/main" xmlns:pic="http://schemas.openxmlformats.org/drawingml/2006/picture" xmlns:wp="http://schemas.openxmlformats.org/drawingml/2006/wordprocessingDrawing">
   <w:body>
-    <w:bookmarkStart w:id="32" w:name="ship-it-2부-12화"/>
+    <w:bookmarkStart w:id="38" w:name="ship-it-2부-12화"/>
     <w:p>
       <w:pPr>
         <w:pStyle w:val="Heading1"/>
@@ -169,61 +169,31 @@
     </w:p>
     <w:p>
       <w:pPr>
-        <w:numPr>
-          <w:ilvl w:val="0"/>
-          <w:numId w:val="1001"/>
-        </w:numPr>
+        <w:pStyle w:val="FirstParagraph"/>
       </w:pPr>
       <w:r>
         <w:t xml:space="preserve">GRACE: It’s here. The FDA letter. Day thirty, exactly.</w:t>
       </w:r>
-      <w:r>
-        <w:t xml:space="preserve"> </w:t>
-      </w:r>
-      <w:r>
-        <w:t xml:space="preserve">그레이스: 왔어요. FDA 서한. 정확히 30일째.</w:t>
-      </w:r>
-    </w:p>
-    <w:p>
-      <w:pPr>
-        <w:numPr>
-          <w:ilvl w:val="0"/>
-          <w:numId w:val="1001"/>
-        </w:numPr>
+    </w:p>
+    <w:p>
+      <w:pPr>
+        <w:pStyle w:val="BodyText"/>
       </w:pPr>
       <w:r>
         <w:t xml:space="preserve">MARCUS: Thirty days. They’re never late. I respect that.</w:t>
       </w:r>
-      <w:r>
-        <w:t xml:space="preserve"> </w:t>
-      </w:r>
-      <w:r>
-        <w:t xml:space="preserve">마커스: 30일. 절대 안 늦지. 그건 존경해.</w:t>
-      </w:r>
-    </w:p>
-    <w:p>
-      <w:pPr>
-        <w:numPr>
-          <w:ilvl w:val="0"/>
-          <w:numId w:val="1001"/>
-        </w:numPr>
+    </w:p>
+    <w:p>
+      <w:pPr>
+        <w:pStyle w:val="BodyText"/>
       </w:pPr>
       <w:r>
         <w:t xml:space="preserve">NOAH: Elena, read it. I can’t look.</w:t>
       </w:r>
-      <w:r>
-        <w:t xml:space="preserve"> </w:t>
-      </w:r>
-      <w:r>
-        <w:t xml:space="preserve">노아: 엘레나, 읽어 줘요. 못 보겠어요.</w:t>
-      </w:r>
-    </w:p>
-    <w:p>
-      <w:pPr>
-        <w:numPr>
-          <w:ilvl w:val="0"/>
-          <w:numId w:val="1001"/>
-        </w:numPr>
+    </w:p>
+    <w:p>
+      <w:pPr>
+        <w:pStyle w:val="BodyText"/>
       </w:pPr>
       <w:r>
         <w:t xml:space="preserve">ELENA:</w:t>
@@ -240,11 +210,21 @@
       <w:r>
         <w:t xml:space="preserve">”</w:t>
       </w:r>
-      <w:r>
-        <w:t xml:space="preserve"> </w:t>
-      </w:r>
-      <w:r>
-        <w:t xml:space="preserve">엘레나:</w:t>
+    </w:p>
+    <w:p>
+      <w:pPr>
+        <w:pStyle w:val="BodyText"/>
+      </w:pPr>
+      <w:r>
+        <w:t xml:space="preserve">PRIYA: Approved! With conditions, but approved!</w:t>
+      </w:r>
+    </w:p>
+    <w:p>
+      <w:pPr>
+        <w:pStyle w:val="BodyText"/>
+      </w:pPr>
+      <w:r>
+        <w:t xml:space="preserve">LEO: Is</w:t>
       </w:r>
       <w:r>
         <w:t xml:space="preserve"> </w:t>
@@ -253,85 +233,21 @@
         <w:t xml:space="preserve">“</w:t>
       </w:r>
       <w:r>
-        <w:t xml:space="preserve">귀사의 IDE 신청은 조건부로 승인되었습니다. 조건을 해결하면 피험자 등록을 시작할 수 있습니다.</w:t>
+        <w:t xml:space="preserve">with conditions</w:t>
       </w:r>
       <w:r>
         <w:t xml:space="preserve">”</w:t>
       </w:r>
-    </w:p>
-    <w:p>
-      <w:pPr>
-        <w:numPr>
-          <w:ilvl w:val="0"/>
-          <w:numId w:val="1001"/>
-        </w:numPr>
-      </w:pPr>
-      <w:r>
-        <w:t xml:space="preserve">PRIYA: Approved! With conditions, but approved!</w:t>
-      </w:r>
-      <w:r>
-        <w:t xml:space="preserve"> </w:t>
-      </w:r>
-      <w:r>
-        <w:t xml:space="preserve">프리야: 승인! 조건부지만, 승인이야!</w:t>
-      </w:r>
-    </w:p>
-    <w:p>
-      <w:pPr>
-        <w:numPr>
-          <w:ilvl w:val="0"/>
-          <w:numId w:val="1001"/>
-        </w:numPr>
-      </w:pPr>
-      <w:r>
-        <w:t xml:space="preserve">LEO: Is</w:t>
-      </w:r>
-      <w:r>
-        <w:t xml:space="preserve"> </w:t>
-      </w:r>
-      <w:r>
-        <w:t xml:space="preserve">“</w:t>
-      </w:r>
-      <w:r>
-        <w:t xml:space="preserve">with conditions</w:t>
-      </w:r>
-      <w:r>
-        <w:t xml:space="preserve">”</w:t>
-      </w:r>
       <w:r>
         <w:t xml:space="preserve"> </w:t>
       </w:r>
       <w:r>
         <w:t xml:space="preserve">good or bad?</w:t>
       </w:r>
-      <w:r>
-        <w:t xml:space="preserve"> </w:t>
-      </w:r>
-      <w:r>
-        <w:t xml:space="preserve">레오:</w:t>
-      </w:r>
-      <w:r>
-        <w:t xml:space="preserve"> </w:t>
-      </w:r>
-      <w:r>
-        <w:t xml:space="preserve">“</w:t>
-      </w:r>
-      <w:r>
-        <w:t xml:space="preserve">조건부</w:t>
-      </w:r>
-      <w:r>
-        <w:t xml:space="preserve">”</w:t>
-      </w:r>
-      <w:r>
-        <w:t xml:space="preserve">는 좋은 거예요, 나쁜 거예요?</w:t>
-      </w:r>
-    </w:p>
-    <w:p>
-      <w:pPr>
-        <w:numPr>
-          <w:ilvl w:val="0"/>
-          <w:numId w:val="1001"/>
-        </w:numPr>
+    </w:p>
+    <w:p>
+      <w:pPr>
+        <w:pStyle w:val="BodyText"/>
       </w:pPr>
       <w:r>
         <w:t xml:space="preserve">GRACE: It’s normal, so don’t worry. Most IDEs come with conditions. It means</w:t>
@@ -354,162 +270,69 @@
       <w:r>
         <w:t xml:space="preserve">If the FDA had serious concerns, the letter would say no, not yes.</w:t>
       </w:r>
-      <w:r>
-        <w:t xml:space="preserve"> </w:t>
-      </w:r>
-      <w:r>
-        <w:t xml:space="preserve">그레이스: 정상이에요, 걱정 마세요. 대부분의 IDE는 조건이 붙어요.</w:t>
-      </w:r>
-      <w:r>
-        <w:t xml:space="preserve"> </w:t>
-      </w:r>
-      <w:r>
-        <w:t xml:space="preserve">“</w:t>
-      </w:r>
-      <w:r>
-        <w:t xml:space="preserve">네, 하지만 이것들부터 고치세요</w:t>
-      </w:r>
-      <w:r>
-        <w:t xml:space="preserve">”</w:t>
-      </w:r>
-      <w:r>
-        <w:t xml:space="preserve">라는 뜻이죠. FDA가 심각한 우려를 가졌다면 서한에 ’예’가 아니라 ’아니요’라고 썼을 거예요.</w:t>
-      </w:r>
-    </w:p>
-    <w:p>
-      <w:pPr>
-        <w:numPr>
-          <w:ilvl w:val="0"/>
-          <w:numId w:val="1001"/>
-        </w:numPr>
+    </w:p>
+    <w:p>
+      <w:pPr>
+        <w:pStyle w:val="BodyText"/>
       </w:pPr>
       <w:r>
         <w:t xml:space="preserve">MARCUS: How many conditions?</w:t>
       </w:r>
-      <w:r>
-        <w:t xml:space="preserve"> </w:t>
-      </w:r>
-      <w:r>
-        <w:t xml:space="preserve">마커스: 조건이 몇 개야?</w:t>
-      </w:r>
-    </w:p>
-    <w:p>
-      <w:pPr>
-        <w:numPr>
-          <w:ilvl w:val="0"/>
-          <w:numId w:val="1001"/>
-        </w:numPr>
+    </w:p>
+    <w:p>
+      <w:pPr>
+        <w:pStyle w:val="BodyText"/>
       </w:pPr>
       <w:r>
         <w:t xml:space="preserve">ELENA: Three. None of them surprising.</w:t>
       </w:r>
-      <w:r>
-        <w:t xml:space="preserve"> </w:t>
-      </w:r>
-      <w:r>
-        <w:t xml:space="preserve">엘레나: 세 개요. 놀라운 건 하나도 없어요.</w:t>
-      </w:r>
-    </w:p>
-    <w:p>
-      <w:pPr>
-        <w:numPr>
-          <w:ilvl w:val="0"/>
-          <w:numId w:val="1001"/>
-        </w:numPr>
+    </w:p>
+    <w:p>
+      <w:pPr>
+        <w:pStyle w:val="BodyText"/>
       </w:pPr>
       <w:r>
         <w:t xml:space="preserve">NOAH: Our first FDA approval. Of anything.</w:t>
       </w:r>
-      <w:r>
-        <w:t xml:space="preserve"> </w:t>
-      </w:r>
-      <w:r>
-        <w:t xml:space="preserve">노아: 우리의 첫 FDA 승인이네요. 뭐가 됐든.</w:t>
-      </w:r>
-    </w:p>
-    <w:p>
-      <w:pPr>
-        <w:numPr>
-          <w:ilvl w:val="0"/>
-          <w:numId w:val="1001"/>
-        </w:numPr>
+    </w:p>
+    <w:p>
+      <w:pPr>
+        <w:pStyle w:val="BodyText"/>
       </w:pPr>
       <w:r>
         <w:t xml:space="preserve">LEO: In our first real office. Without a shared autoclave.</w:t>
       </w:r>
-      <w:r>
-        <w:t xml:space="preserve"> </w:t>
-      </w:r>
-      <w:r>
-        <w:t xml:space="preserve">레오: 우리 첫 진짜 사무실에서. 공용 멸균기 없이.</w:t>
-      </w:r>
-    </w:p>
-    <w:p>
-      <w:pPr>
-        <w:numPr>
-          <w:ilvl w:val="0"/>
-          <w:numId w:val="1001"/>
-        </w:numPr>
+    </w:p>
+    <w:p>
+      <w:pPr>
+        <w:pStyle w:val="BodyText"/>
       </w:pPr>
       <w:r>
         <w:t xml:space="preserve">MARCUS: Rita cried when we left. Then she sent us a bill for the last month.</w:t>
       </w:r>
-      <w:r>
-        <w:t xml:space="preserve"> </w:t>
-      </w:r>
-      <w:r>
-        <w:t xml:space="preserve">마커스: 우리가 나올 때 리타가 울었어. 그러고 마지막 달 청구서를 보냈지.</w:t>
-      </w:r>
-    </w:p>
-    <w:p>
-      <w:pPr>
-        <w:numPr>
-          <w:ilvl w:val="0"/>
-          <w:numId w:val="1001"/>
-        </w:numPr>
+    </w:p>
+    <w:p>
+      <w:pPr>
+        <w:pStyle w:val="BodyText"/>
       </w:pPr>
       <w:r>
         <w:t xml:space="preserve">PRIYA: The edible packaging people still send us snacks on Fridays.</w:t>
       </w:r>
-      <w:r>
-        <w:t xml:space="preserve"> </w:t>
-      </w:r>
-      <w:r>
-        <w:t xml:space="preserve">프리야: 먹는 포장재 사람들은 아직도 금요일마다 간식 보내 줘요.</w:t>
-      </w:r>
-    </w:p>
-    <w:p>
-      <w:pPr>
-        <w:numPr>
-          <w:ilvl w:val="0"/>
-          <w:numId w:val="1001"/>
-        </w:numPr>
+    </w:p>
+    <w:p>
+      <w:pPr>
+        <w:pStyle w:val="BodyText"/>
       </w:pPr>
       <w:r>
         <w:t xml:space="preserve">ELENA: Okay. Let’s read the conditions carefully. Word by word.</w:t>
       </w:r>
-      <w:r>
-        <w:t xml:space="preserve"> </w:t>
-      </w:r>
-      <w:r>
-        <w:t xml:space="preserve">엘레나: 좋아요. 조건을 꼼꼼히 읽어 봐요. 한 단어씩.</w:t>
-      </w:r>
-    </w:p>
-    <w:p>
-      <w:pPr>
-        <w:numPr>
-          <w:ilvl w:val="0"/>
-          <w:numId w:val="1001"/>
-        </w:numPr>
+    </w:p>
+    <w:p>
+      <w:pPr>
+        <w:pStyle w:val="BodyText"/>
       </w:pPr>
       <w:r>
         <w:t xml:space="preserve">NOAH: Then design the trial. Today. Paul joins at two.</w:t>
-      </w:r>
-      <w:r>
-        <w:t xml:space="preserve"> </w:t>
-      </w:r>
-      <w:r>
-        <w:t xml:space="preserve">노아: 그다음 임상을 설계하죠. 오늘. 폴이 2시에 들어와요.</w:t>
       </w:r>
     </w:p>
     <w:bookmarkEnd w:id="21"/>
@@ -524,10 +347,7 @@
     </w:p>
     <w:p>
       <w:pPr>
-        <w:numPr>
-          <w:ilvl w:val="0"/>
-          <w:numId w:val="1002"/>
-        </w:numPr>
+        <w:pStyle w:val="FirstParagraph"/>
       </w:pPr>
       <w:r>
         <w:t xml:space="preserve">ELENA: Condition one.</w:t>
@@ -544,11 +364,13 @@
       <w:r>
         <w:t xml:space="preserve">”</w:t>
       </w:r>
-      <w:r>
-        <w:t xml:space="preserve"> </w:t>
-      </w:r>
-      <w:r>
-        <w:t xml:space="preserve">엘레나: 조건 하나.</w:t>
+    </w:p>
+    <w:p>
+      <w:pPr>
+        <w:pStyle w:val="BodyText"/>
+      </w:pPr>
+      <w:r>
+        <w:t xml:space="preserve">PRIYA: We said</w:t>
       </w:r>
       <w:r>
         <w:t xml:space="preserve"> </w:t>
@@ -557,21 +379,64 @@
         <w:t xml:space="preserve">“</w:t>
       </w:r>
       <w:r>
-        <w:t xml:space="preserve">용해 하위 연구의 히알루로니다아제 용량 근거를 제시할 것.</w:t>
+        <w:t xml:space="preserve">emergency dose.</w:t>
       </w:r>
       <w:r>
         <w:t xml:space="preserve">”</w:t>
       </w:r>
-    </w:p>
-    <w:p>
-      <w:pPr>
-        <w:numPr>
-          <w:ilvl w:val="0"/>
-          <w:numId w:val="1002"/>
-        </w:numPr>
-      </w:pPr>
-      <w:r>
-        <w:t xml:space="preserve">PRIYA: We said</w:t>
+      <w:r>
+        <w:t xml:space="preserve"> </w:t>
+      </w:r>
+      <w:r>
+        <w:t xml:space="preserve">They want to know why that number.</w:t>
+      </w:r>
+    </w:p>
+    <w:p>
+      <w:pPr>
+        <w:pStyle w:val="BodyText"/>
+      </w:pPr>
+      <w:r>
+        <w:t xml:space="preserve">GRACE: They want references. What doctors actually use in emergencies.</w:t>
+      </w:r>
+    </w:p>
+    <w:p>
+      <w:pPr>
+        <w:pStyle w:val="BodyText"/>
+      </w:pPr>
+      <w:r>
+        <w:t xml:space="preserve">ELENA: I can write that. With published guidelines. And my own experience.</w:t>
+      </w:r>
+    </w:p>
+    <w:p>
+      <w:pPr>
+        <w:pStyle w:val="BodyText"/>
+      </w:pPr>
+      <w:r>
+        <w:t xml:space="preserve">MARCUS: Your experience counts as evidence?</w:t>
+      </w:r>
+    </w:p>
+    <w:p>
+      <w:pPr>
+        <w:pStyle w:val="BodyText"/>
+      </w:pPr>
+      <w:r>
+        <w:t xml:space="preserve">ELENA: Guidelines are evidence. My experience is context. Both help.</w:t>
+      </w:r>
+    </w:p>
+    <w:p>
+      <w:pPr>
+        <w:pStyle w:val="BodyText"/>
+      </w:pPr>
+      <w:r>
+        <w:t xml:space="preserve">NOAH: Condition two?</w:t>
+      </w:r>
+    </w:p>
+    <w:p>
+      <w:pPr>
+        <w:pStyle w:val="BodyText"/>
+      </w:pPr>
+      <w:r>
+        <w:t xml:space="preserve">ELENA:</w:t>
       </w:r>
       <w:r>
         <w:t xml:space="preserve"> </w:t>
@@ -580,22 +445,82 @@
         <w:t xml:space="preserve">“</w:t>
       </w:r>
       <w:r>
-        <w:t xml:space="preserve">emergency dose.</w:t>
+        <w:t xml:space="preserve">Revise the informed consent form. Clearly explain the substudy procedures and risks.</w:t>
       </w:r>
       <w:r>
         <w:t xml:space="preserve">”</w:t>
       </w:r>
-      <w:r>
-        <w:t xml:space="preserve"> </w:t>
-      </w:r>
-      <w:r>
-        <w:t xml:space="preserve">They want to know why that number.</w:t>
-      </w:r>
-      <w:r>
-        <w:t xml:space="preserve"> </w:t>
-      </w:r>
-      <w:r>
-        <w:t xml:space="preserve">프리야: 우리가</w:t>
+    </w:p>
+    <w:p>
+      <w:pPr>
+        <w:pStyle w:val="BodyText"/>
+      </w:pPr>
+      <w:r>
+        <w:t xml:space="preserve">LEO: Informed consent. The form patients sign before joining?</w:t>
+      </w:r>
+    </w:p>
+    <w:p>
+      <w:pPr>
+        <w:pStyle w:val="BodyText"/>
+      </w:pPr>
+      <w:r>
+        <w:t xml:space="preserve">GRACE: Right. And our substudy is unusual, because we inject filler and then dissolve it on purpose. Patients need to understand that before they sign, or the consent isn’t really informed.</w:t>
+      </w:r>
+    </w:p>
+    <w:p>
+      <w:pPr>
+        <w:pStyle w:val="BodyText"/>
+      </w:pPr>
+      <w:r>
+        <w:t xml:space="preserve">PRIYA: So patients get an injection that disappears. That needs a very clear explanation.</w:t>
+      </w:r>
+    </w:p>
+    <w:p>
+      <w:pPr>
+        <w:pStyle w:val="BodyText"/>
+      </w:pPr>
+      <w:r>
+        <w:t xml:space="preserve">ELENA: In plain language. Eighth-grade reading level. That’s the standard.</w:t>
+      </w:r>
+    </w:p>
+    <w:p>
+      <w:pPr>
+        <w:pStyle w:val="BodyText"/>
+      </w:pPr>
+      <w:r>
+        <w:t xml:space="preserve">NOAH: Eighth grade. That’s my kind of writing.</w:t>
+      </w:r>
+    </w:p>
+    <w:p>
+      <w:pPr>
+        <w:pStyle w:val="BodyText"/>
+      </w:pPr>
+      <w:r>
+        <w:t xml:space="preserve">MARCUS: Finally, a job for the marketing guy.</w:t>
+      </w:r>
+    </w:p>
+    <w:p>
+      <w:pPr>
+        <w:pStyle w:val="BodyText"/>
+      </w:pPr>
+      <w:r>
+        <w:t xml:space="preserve">ELENA: Actually, yes. Noah, you’ll draft it. Then I’ll check every medical word.</w:t>
+      </w:r>
+    </w:p>
+    <w:p>
+      <w:pPr>
+        <w:pStyle w:val="BodyText"/>
+      </w:pPr>
+      <w:r>
+        <w:t xml:space="preserve">NOAH: Clear, honest, no selling. Got it.</w:t>
+      </w:r>
+    </w:p>
+    <w:p>
+      <w:pPr>
+        <w:pStyle w:val="BodyText"/>
+      </w:pPr>
+      <w:r>
+        <w:t xml:space="preserve">ELENA: Condition three.</w:t>
       </w:r>
       <w:r>
         <w:t xml:space="preserve"> </w:t>
@@ -604,622 +529,154 @@
         <w:t xml:space="preserve">“</w:t>
       </w:r>
       <w:r>
-        <w:t xml:space="preserve">응급 용량</w:t>
+        <w:t xml:space="preserve">Add stopping rules for vascular events. And an independent DSMB.</w:t>
       </w:r>
       <w:r>
         <w:t xml:space="preserve">”</w:t>
       </w:r>
-      <w:r>
-        <w:t xml:space="preserve">이라고 했잖아. 왜 그 숫자인지 알고 싶은 거야.</w:t>
-      </w:r>
-    </w:p>
-    <w:p>
-      <w:pPr>
-        <w:numPr>
-          <w:ilvl w:val="0"/>
-          <w:numId w:val="1002"/>
-        </w:numPr>
-      </w:pPr>
-      <w:r>
-        <w:t xml:space="preserve">GRACE: They want references. What doctors actually use in emergencies.</w:t>
-      </w:r>
-      <w:r>
-        <w:t xml:space="preserve"> </w:t>
-      </w:r>
-      <w:r>
-        <w:t xml:space="preserve">그레이스: 참고 문헌을 원해요. 의사들이 응급 상황에 실제로 쓰는 용량이요.</w:t>
-      </w:r>
-    </w:p>
-    <w:p>
-      <w:pPr>
-        <w:numPr>
-          <w:ilvl w:val="0"/>
-          <w:numId w:val="1002"/>
-        </w:numPr>
-      </w:pPr>
-      <w:r>
-        <w:t xml:space="preserve">ELENA: I can write that. With published guidelines. And my own experience.</w:t>
-      </w:r>
-      <w:r>
-        <w:t xml:space="preserve"> </w:t>
-      </w:r>
-      <w:r>
-        <w:t xml:space="preserve">엘레나: 그건 내가 쓸 수 있어요. 발표된 가이드라인이랑 내 경험으로.</w:t>
-      </w:r>
-    </w:p>
-    <w:p>
-      <w:pPr>
-        <w:numPr>
-          <w:ilvl w:val="0"/>
-          <w:numId w:val="1002"/>
-        </w:numPr>
-      </w:pPr>
-      <w:r>
-        <w:t xml:space="preserve">MARCUS: Your experience counts as evidence?</w:t>
-      </w:r>
-      <w:r>
-        <w:t xml:space="preserve"> </w:t>
-      </w:r>
-      <w:r>
-        <w:t xml:space="preserve">마커스: 선생님 경험도 증거로 인정돼요?</w:t>
-      </w:r>
-    </w:p>
-    <w:p>
-      <w:pPr>
-        <w:numPr>
-          <w:ilvl w:val="0"/>
-          <w:numId w:val="1002"/>
-        </w:numPr>
-      </w:pPr>
-      <w:r>
-        <w:t xml:space="preserve">ELENA: Guidelines are evidence. My experience is context. Both help.</w:t>
-      </w:r>
-      <w:r>
-        <w:t xml:space="preserve"> </w:t>
-      </w:r>
-      <w:r>
-        <w:t xml:space="preserve">엘레나: 가이드라인은 증거고, 내 경험은 맥락이에요. 둘 다 도움이 돼요.</w:t>
-      </w:r>
-    </w:p>
-    <w:p>
-      <w:pPr>
-        <w:numPr>
-          <w:ilvl w:val="0"/>
-          <w:numId w:val="1002"/>
-        </w:numPr>
-      </w:pPr>
-      <w:r>
-        <w:t xml:space="preserve">NOAH: Condition two?</w:t>
-      </w:r>
-      <w:r>
-        <w:t xml:space="preserve"> </w:t>
-      </w:r>
-      <w:r>
-        <w:t xml:space="preserve">노아: 조건 둘은요?</w:t>
-      </w:r>
-    </w:p>
-    <w:p>
-      <w:pPr>
-        <w:numPr>
-          <w:ilvl w:val="0"/>
-          <w:numId w:val="1002"/>
-        </w:numPr>
-      </w:pPr>
-      <w:r>
-        <w:t xml:space="preserve">ELENA:</w:t>
-      </w:r>
-      <w:r>
-        <w:t xml:space="preserve"> </w:t>
-      </w:r>
-      <w:r>
-        <w:t xml:space="preserve">“</w:t>
-      </w:r>
-      <w:r>
-        <w:t xml:space="preserve">Revise the informed consent form. Clearly explain the substudy procedures and risks.</w:t>
-      </w:r>
-      <w:r>
-        <w:t xml:space="preserve">”</w:t>
-      </w:r>
-      <w:r>
-        <w:t xml:space="preserve"> </w:t>
-      </w:r>
-      <w:r>
-        <w:t xml:space="preserve">엘레나:</w:t>
-      </w:r>
-      <w:r>
-        <w:t xml:space="preserve"> </w:t>
-      </w:r>
-      <w:r>
-        <w:t xml:space="preserve">“</w:t>
-      </w:r>
-      <w:r>
-        <w:t xml:space="preserve">동의서를 수정할 것. 하위 연구 절차와 위험을 명확히 설명할 것.</w:t>
-      </w:r>
-      <w:r>
-        <w:t xml:space="preserve">”</w:t>
-      </w:r>
-    </w:p>
-    <w:p>
-      <w:pPr>
-        <w:numPr>
-          <w:ilvl w:val="0"/>
-          <w:numId w:val="1002"/>
-        </w:numPr>
-      </w:pPr>
-      <w:r>
-        <w:t xml:space="preserve">LEO: Informed consent. The form patients sign before joining?</w:t>
-      </w:r>
-      <w:r>
-        <w:t xml:space="preserve"> </w:t>
-      </w:r>
-      <w:r>
-        <w:t xml:space="preserve">레오: 동의서. 환자들이 참여 전에 서명하는 서류요?</w:t>
-      </w:r>
-    </w:p>
-    <w:p>
-      <w:pPr>
-        <w:numPr>
-          <w:ilvl w:val="0"/>
-          <w:numId w:val="1002"/>
-        </w:numPr>
-      </w:pPr>
-      <w:r>
-        <w:t xml:space="preserve">GRACE: Right. And our substudy is unusual, because we inject filler and then dissolve it on purpose. Patients need to understand that before they sign, or the consent isn’t really informed.</w:t>
-      </w:r>
-      <w:r>
-        <w:t xml:space="preserve"> </w:t>
-      </w:r>
-      <w:r>
-        <w:t xml:space="preserve">그레이스: 맞아요. 그리고 우리 하위 연구는 특이해요. 필러를 주입한 다음 일부러 녹이거든요. 환자들이 서명하기 전에 그걸 이해해야 해요. 안 그러면 진짜 ’설명 후 동의’가 아니에요.</w:t>
-      </w:r>
-    </w:p>
-    <w:p>
-      <w:pPr>
-        <w:numPr>
-          <w:ilvl w:val="0"/>
-          <w:numId w:val="1002"/>
-        </w:numPr>
-      </w:pPr>
-      <w:r>
-        <w:t xml:space="preserve">PRIYA: So patients get an injection that disappears. That needs a very clear explanation.</w:t>
-      </w:r>
-      <w:r>
-        <w:t xml:space="preserve"> </w:t>
-      </w:r>
-      <w:r>
-        <w:t xml:space="preserve">프리야: 그러니까 환자들은 사라질 주사를 맞는 거네요. 아주 명확한 설명이 필요하겠어요.</w:t>
-      </w:r>
-    </w:p>
-    <w:p>
-      <w:pPr>
-        <w:numPr>
-          <w:ilvl w:val="0"/>
-          <w:numId w:val="1002"/>
-        </w:numPr>
-      </w:pPr>
-      <w:r>
-        <w:t xml:space="preserve">ELENA: In plain language. Eighth-grade reading level. That’s the standard.</w:t>
-      </w:r>
-      <w:r>
-        <w:t xml:space="preserve"> </w:t>
-      </w:r>
-      <w:r>
-        <w:t xml:space="preserve">엘레나: 쉬운 말로요. 중학교 2학년 독해 수준. 그게 기준이에요.</w:t>
-      </w:r>
-    </w:p>
-    <w:p>
-      <w:pPr>
-        <w:numPr>
-          <w:ilvl w:val="0"/>
-          <w:numId w:val="1002"/>
-        </w:numPr>
-      </w:pPr>
-      <w:r>
-        <w:t xml:space="preserve">NOAH: Eighth grade. That’s my kind of writing.</w:t>
-      </w:r>
-      <w:r>
-        <w:t xml:space="preserve"> </w:t>
-      </w:r>
-      <w:r>
-        <w:t xml:space="preserve">노아: 중학교 2학년. 제가 잘 쓰는 수준이네요.</w:t>
-      </w:r>
-    </w:p>
-    <w:p>
-      <w:pPr>
-        <w:numPr>
-          <w:ilvl w:val="0"/>
-          <w:numId w:val="1002"/>
-        </w:numPr>
-      </w:pPr>
-      <w:r>
-        <w:t xml:space="preserve">MARCUS: Finally, a job for the marketing guy.</w:t>
-      </w:r>
-      <w:r>
-        <w:t xml:space="preserve"> </w:t>
-      </w:r>
-      <w:r>
-        <w:t xml:space="preserve">마커스: 드디어 마케팅 담당이 할 일이 생겼네.</w:t>
-      </w:r>
-    </w:p>
-    <w:p>
-      <w:pPr>
-        <w:numPr>
-          <w:ilvl w:val="0"/>
-          <w:numId w:val="1002"/>
-        </w:numPr>
-      </w:pPr>
-      <w:r>
-        <w:t xml:space="preserve">ELENA: Actually, yes. Noah, you’ll draft it. Then I’ll check every medical word.</w:t>
-      </w:r>
-      <w:r>
-        <w:t xml:space="preserve"> </w:t>
-      </w:r>
-      <w:r>
-        <w:t xml:space="preserve">엘레나: 사실 맞아요. 노아, 초안을 써요. 그다음 내가 의학 용어를 전부 확인할게요.</w:t>
-      </w:r>
-    </w:p>
-    <w:p>
-      <w:pPr>
-        <w:numPr>
-          <w:ilvl w:val="0"/>
-          <w:numId w:val="1002"/>
-        </w:numPr>
-      </w:pPr>
-      <w:r>
-        <w:t xml:space="preserve">NOAH: Clear, honest, no selling. Got it.</w:t>
-      </w:r>
-      <w:r>
-        <w:t xml:space="preserve"> </w:t>
-      </w:r>
-      <w:r>
-        <w:t xml:space="preserve">노아: 명확하게, 정직하게, 팔지 않게. 알겠어요.</w:t>
-      </w:r>
-    </w:p>
-    <w:p>
-      <w:pPr>
-        <w:numPr>
-          <w:ilvl w:val="0"/>
-          <w:numId w:val="1002"/>
-        </w:numPr>
-      </w:pPr>
-      <w:r>
-        <w:t xml:space="preserve">ELENA: Condition three.</w:t>
-      </w:r>
-      <w:r>
-        <w:t xml:space="preserve"> </w:t>
-      </w:r>
-      <w:r>
-        <w:t xml:space="preserve">“</w:t>
-      </w:r>
-      <w:r>
-        <w:t xml:space="preserve">Add stopping rules for vascular events. And an independent DSMB.</w:t>
-      </w:r>
-      <w:r>
-        <w:t xml:space="preserve">”</w:t>
-      </w:r>
-      <w:r>
-        <w:t xml:space="preserve"> </w:t>
-      </w:r>
-      <w:r>
-        <w:t xml:space="preserve">엘레나: 조건 셋.</w:t>
-      </w:r>
-      <w:r>
-        <w:t xml:space="preserve"> </w:t>
-      </w:r>
-      <w:r>
-        <w:t xml:space="preserve">“</w:t>
-      </w:r>
-      <w:r>
-        <w:t xml:space="preserve">혈관 관련 사건에 대한 중단 기준을 추가할 것. 그리고 독립 DSMB.</w:t>
-      </w:r>
-      <w:r>
-        <w:t xml:space="preserve">”</w:t>
-      </w:r>
-    </w:p>
-    <w:p>
-      <w:pPr>
-        <w:numPr>
-          <w:ilvl w:val="0"/>
-          <w:numId w:val="1002"/>
-        </w:numPr>
+    </w:p>
+    <w:p>
+      <w:pPr>
+        <w:pStyle w:val="BodyText"/>
       </w:pPr>
       <w:r>
         <w:t xml:space="preserve">MARCUS: DSMB. Acronym fifty-two. Translate.</w:t>
       </w:r>
-      <w:r>
-        <w:t xml:space="preserve"> </w:t>
-      </w:r>
-      <w:r>
-        <w:t xml:space="preserve">마커스: DSMB. 약자 52번. 번역해 줘.</w:t>
-      </w:r>
-    </w:p>
-    <w:p>
-      <w:pPr>
-        <w:numPr>
-          <w:ilvl w:val="0"/>
-          <w:numId w:val="1002"/>
-        </w:numPr>
+    </w:p>
+    <w:p>
+      <w:pPr>
+        <w:pStyle w:val="BodyText"/>
       </w:pPr>
       <w:r>
         <w:t xml:space="preserve">GRACE: Data Safety Monitoring Board. Independent experts who watch the safety data during the trial.</w:t>
       </w:r>
-      <w:r>
-        <w:t xml:space="preserve"> </w:t>
-      </w:r>
-      <w:r>
-        <w:t xml:space="preserve">그레이스: 데이터 안전성 모니터링 위원회요. 임상 중에 안전성 데이터를 지켜보는 독립 전문가들이에요.</w:t>
-      </w:r>
-    </w:p>
-    <w:p>
-      <w:pPr>
-        <w:numPr>
-          <w:ilvl w:val="0"/>
-          <w:numId w:val="1002"/>
-        </w:numPr>
+    </w:p>
+    <w:p>
+      <w:pPr>
+        <w:pStyle w:val="BodyText"/>
       </w:pPr>
       <w:r>
         <w:t xml:space="preserve">LEO: Independent from us?</w:t>
       </w:r>
-      <w:r>
-        <w:t xml:space="preserve"> </w:t>
-      </w:r>
-      <w:r>
-        <w:t xml:space="preserve">레오: 우리로부터 독립적이라는 거예요?</w:t>
-      </w:r>
-    </w:p>
-    <w:p>
-      <w:pPr>
-        <w:numPr>
-          <w:ilvl w:val="0"/>
-          <w:numId w:val="1002"/>
-        </w:numPr>
+    </w:p>
+    <w:p>
+      <w:pPr>
+        <w:pStyle w:val="BodyText"/>
       </w:pPr>
       <w:r>
         <w:t xml:space="preserve">GRACE: Completely independent. They see the safety data during the trial, and they can recommend stopping it, even if we disagree. That’s exactly why the FDA trusts them more than us.</w:t>
       </w:r>
-      <w:r>
-        <w:t xml:space="preserve"> </w:t>
-      </w:r>
-      <w:r>
-        <w:t xml:space="preserve">그레이스: 완전히 독립적이에요. 임상 중에 안전성 데이터를 보고, 우리가 반대해도 임상 중단을 권고할 수 있어요. 바로 그래서 FDA가 우리보다 그들을 더 신뢰하는 거죠.</w:t>
-      </w:r>
-    </w:p>
-    <w:p>
-      <w:pPr>
-        <w:numPr>
-          <w:ilvl w:val="0"/>
-          <w:numId w:val="1002"/>
-        </w:numPr>
+    </w:p>
+    <w:p>
+      <w:pPr>
+        <w:pStyle w:val="BodyText"/>
       </w:pPr>
       <w:r>
         <w:t xml:space="preserve">PRIYA: Like Elena’s veto. But outside the company.</w:t>
       </w:r>
-      <w:r>
-        <w:t xml:space="preserve"> </w:t>
-      </w:r>
-      <w:r>
-        <w:t xml:space="preserve">프리야: 엘레나의 거부권 같네요. 다만 회사 밖에 있는.</w:t>
-      </w:r>
-    </w:p>
-    <w:p>
-      <w:pPr>
-        <w:numPr>
-          <w:ilvl w:val="0"/>
-          <w:numId w:val="1002"/>
-        </w:numPr>
+    </w:p>
+    <w:p>
+      <w:pPr>
+        <w:pStyle w:val="BodyText"/>
       </w:pPr>
       <w:r>
         <w:t xml:space="preserve">ELENA: Exactly. I welcome it. More eyes on safety is never bad.</w:t>
       </w:r>
-      <w:r>
-        <w:t xml:space="preserve"> </w:t>
-      </w:r>
-      <w:r>
-        <w:t xml:space="preserve">엘레나: 바로 그거예요. 환영해요. 안전을 보는 눈이 많아서 나쁠 건 없어요.</w:t>
-      </w:r>
-    </w:p>
-    <w:p>
-      <w:pPr>
-        <w:numPr>
-          <w:ilvl w:val="0"/>
-          <w:numId w:val="1002"/>
-        </w:numPr>
+    </w:p>
+    <w:p>
+      <w:pPr>
+        <w:pStyle w:val="BodyText"/>
       </w:pPr>
       <w:r>
         <w:t xml:space="preserve">NOAH: And stopping rules? What does that mean in practice?</w:t>
       </w:r>
-      <w:r>
-        <w:t xml:space="preserve"> </w:t>
-      </w:r>
-      <w:r>
-        <w:t xml:space="preserve">노아: 그리고 중단 기준은요? 실제로는 무슨 뜻이에요?</w:t>
-      </w:r>
-    </w:p>
-    <w:p>
-      <w:pPr>
-        <w:numPr>
-          <w:ilvl w:val="0"/>
-          <w:numId w:val="1002"/>
-        </w:numPr>
+    </w:p>
+    <w:p>
+      <w:pPr>
+        <w:pStyle w:val="BodyText"/>
       </w:pPr>
       <w:r>
         <w:t xml:space="preserve">ELENA: We decide in advance. For example, if a certain number of occlusions happen, we pause enrollment and review every case before anyone gets another injection. No debate, no pressure.</w:t>
       </w:r>
-      <w:r>
-        <w:t xml:space="preserve"> </w:t>
-      </w:r>
-      <w:r>
-        <w:t xml:space="preserve">엘레나: 미리 정하는 거예요. 예를 들어 혈관 폐색이 일정 건수 이상 생기면, 누구에게든 다음 주사를 놓기 전에 등록을 일시 중지하고 모든 사례를 검토해요. 논쟁도, 압박도 없이요.</w:t>
-      </w:r>
-    </w:p>
-    <w:p>
-      <w:pPr>
-        <w:numPr>
-          <w:ilvl w:val="0"/>
-          <w:numId w:val="1002"/>
-        </w:numPr>
+    </w:p>
+    <w:p>
+      <w:pPr>
+        <w:pStyle w:val="BodyText"/>
       </w:pPr>
       <w:r>
         <w:t xml:space="preserve">MARCUS: Decided before anyone is emotional. Smart.</w:t>
       </w:r>
-      <w:r>
-        <w:t xml:space="preserve"> </w:t>
-      </w:r>
-      <w:r>
-        <w:t xml:space="preserve">마커스: 누가 감정적이 되기 전에 정해 둔다. 현명하네.</w:t>
-      </w:r>
-    </w:p>
-    <w:p>
-      <w:pPr>
-        <w:numPr>
-          <w:ilvl w:val="0"/>
-          <w:numId w:val="1002"/>
-        </w:numPr>
+    </w:p>
+    <w:p>
+      <w:pPr>
+        <w:pStyle w:val="BodyText"/>
       </w:pPr>
       <w:r>
         <w:t xml:space="preserve">GRACE: That’s the whole point. Rules made calmly, used in a storm.</w:t>
       </w:r>
-      <w:r>
-        <w:t xml:space="preserve"> </w:t>
-      </w:r>
-      <w:r>
-        <w:t xml:space="preserve">그레이스: 그게 핵심이에요. 차분할 때 만든 규칙을 폭풍 속에서 쓰는 거죠.</w:t>
-      </w:r>
-    </w:p>
-    <w:p>
-      <w:pPr>
-        <w:numPr>
-          <w:ilvl w:val="0"/>
-          <w:numId w:val="1002"/>
-        </w:numPr>
+    </w:p>
+    <w:p>
+      <w:pPr>
+        <w:pStyle w:val="BodyText"/>
       </w:pPr>
       <w:r>
         <w:t xml:space="preserve">NOAH: What number should trigger a pause?</w:t>
       </w:r>
-      <w:r>
-        <w:t xml:space="preserve"> </w:t>
-      </w:r>
-      <w:r>
-        <w:t xml:space="preserve">노아: 몇 건이면 일시 중지해야 해요?</w:t>
-      </w:r>
-    </w:p>
-    <w:p>
-      <w:pPr>
-        <w:numPr>
-          <w:ilvl w:val="0"/>
-          <w:numId w:val="1002"/>
-        </w:numPr>
+    </w:p>
+    <w:p>
+      <w:pPr>
+        <w:pStyle w:val="BodyText"/>
       </w:pPr>
       <w:r>
         <w:t xml:space="preserve">ELENA: The DSMB will help us decide. With the statistician.</w:t>
       </w:r>
-      <w:r>
-        <w:t xml:space="preserve"> </w:t>
-      </w:r>
-      <w:r>
-        <w:t xml:space="preserve">엘레나: DSMB가 결정을 도와줄 거예요. 통계 전문가랑 같이.</w:t>
-      </w:r>
-    </w:p>
-    <w:p>
-      <w:pPr>
-        <w:numPr>
-          <w:ilvl w:val="0"/>
-          <w:numId w:val="1002"/>
-        </w:numPr>
+    </w:p>
+    <w:p>
+      <w:pPr>
+        <w:pStyle w:val="BodyText"/>
       </w:pPr>
       <w:r>
         <w:t xml:space="preserve">PRIYA: How long do we have to respond?</w:t>
       </w:r>
-      <w:r>
-        <w:t xml:space="preserve"> </w:t>
-      </w:r>
-      <w:r>
-        <w:t xml:space="preserve">프리야: 답변 기한이 얼마나 돼요?</w:t>
-      </w:r>
-    </w:p>
-    <w:p>
-      <w:pPr>
-        <w:numPr>
-          <w:ilvl w:val="0"/>
-          <w:numId w:val="1002"/>
-        </w:numPr>
+    </w:p>
+    <w:p>
+      <w:pPr>
+        <w:pStyle w:val="BodyText"/>
       </w:pPr>
       <w:r>
         <w:t xml:space="preserve">GRACE: There’s no fixed deadline. But every week of delay pushes the first patient back, and our costs don’t stop. So the faster we answer, the cheaper this gets.</w:t>
       </w:r>
-      <w:r>
-        <w:t xml:space="preserve"> </w:t>
-      </w:r>
-      <w:r>
-        <w:t xml:space="preserve">그레이스: 정해진 기한은 없어요. 하지만 일주일 늦어질 때마다 첫 환자 시점이 밀리고, 비용은 계속 나가요. 그러니까 빨리 답할수록 돈이 덜 들어요.</w:t>
-      </w:r>
-    </w:p>
-    <w:p>
-      <w:pPr>
-        <w:numPr>
-          <w:ilvl w:val="0"/>
-          <w:numId w:val="1002"/>
-        </w:numPr>
+    </w:p>
+    <w:p>
+      <w:pPr>
+        <w:pStyle w:val="BodyText"/>
       </w:pPr>
       <w:r>
         <w:t xml:space="preserve">MARCUS: Two weeks. Let’s commit to two weeks.</w:t>
       </w:r>
-      <w:r>
-        <w:t xml:space="preserve"> </w:t>
-      </w:r>
-      <w:r>
-        <w:t xml:space="preserve">마커스: 2주. 2주로 약속하자.</w:t>
-      </w:r>
-    </w:p>
-    <w:p>
-      <w:pPr>
-        <w:numPr>
-          <w:ilvl w:val="0"/>
-          <w:numId w:val="1002"/>
-        </w:numPr>
+    </w:p>
+    <w:p>
+      <w:pPr>
+        <w:pStyle w:val="BodyText"/>
       </w:pPr>
       <w:r>
         <w:t xml:space="preserve">ELENA: Two weeks is possible. If nobody goes on vacation.</w:t>
       </w:r>
-      <w:r>
-        <w:t xml:space="preserve"> </w:t>
-      </w:r>
-      <w:r>
-        <w:t xml:space="preserve">엘레나: 2주는 가능해요. 아무도 휴가를 안 간다면요.</w:t>
-      </w:r>
-    </w:p>
-    <w:p>
-      <w:pPr>
-        <w:numPr>
-          <w:ilvl w:val="0"/>
-          <w:numId w:val="1002"/>
-        </w:numPr>
+    </w:p>
+    <w:p>
+      <w:pPr>
+        <w:pStyle w:val="BodyText"/>
       </w:pPr>
       <w:r>
         <w:t xml:space="preserve">LEO: My vacation is a three-month-old. She doesn’t let me sleep anyway.</w:t>
       </w:r>
-      <w:r>
-        <w:t xml:space="preserve"> </w:t>
-      </w:r>
-      <w:r>
-        <w:t xml:space="preserve">레오: 제 휴가는 생후 3개월짜리예요. 어차피 잠을 안 재워 줘요.</w:t>
-      </w:r>
-    </w:p>
-    <w:p>
-      <w:pPr>
-        <w:numPr>
-          <w:ilvl w:val="0"/>
-          <w:numId w:val="1002"/>
-        </w:numPr>
+    </w:p>
+    <w:p>
+      <w:pPr>
+        <w:pStyle w:val="BodyText"/>
       </w:pPr>
       <w:r>
         <w:t xml:space="preserve">NOAH: Okay. Two weeks. Now the big part. The protocol itself.</w:t>
-      </w:r>
-      <w:r>
-        <w:t xml:space="preserve"> </w:t>
-      </w:r>
-      <w:r>
-        <w:t xml:space="preserve">노아: 좋아요. 2주. 이제 큰 부분이요. 프로토콜 자체.</w:t>
       </w:r>
     </w:p>
     <w:bookmarkEnd w:id="22"/>
@@ -1234,112 +691,55 @@
     </w:p>
     <w:p>
       <w:pPr>
-        <w:numPr>
-          <w:ilvl w:val="0"/>
-          <w:numId w:val="1003"/>
-        </w:numPr>
+        <w:pStyle w:val="FirstParagraph"/>
       </w:pPr>
       <w:r>
         <w:t xml:space="preserve">NOVAK: Good afternoon. Paul Novak. Can you all see me?</w:t>
       </w:r>
-      <w:r>
-        <w:t xml:space="preserve"> </w:t>
-      </w:r>
-      <w:r>
-        <w:t xml:space="preserve">노박: 안녕하세요. 폴 노박입니다. 다들 저 보이세요?</w:t>
-      </w:r>
-    </w:p>
-    <w:p>
-      <w:pPr>
-        <w:numPr>
-          <w:ilvl w:val="0"/>
-          <w:numId w:val="1003"/>
-        </w:numPr>
+    </w:p>
+    <w:p>
+      <w:pPr>
+        <w:pStyle w:val="BodyText"/>
       </w:pPr>
       <w:r>
         <w:t xml:space="preserve">GRACE: We see you, Paul. Thanks for joining. Everyone, Paul is our biostatistician.</w:t>
       </w:r>
-      <w:r>
-        <w:t xml:space="preserve"> </w:t>
-      </w:r>
-      <w:r>
-        <w:t xml:space="preserve">그레이스: 보여요, 폴. 들어와 줘서 고마워요. 여러분, 폴은 우리 생물통계 전문가예요.</w:t>
-      </w:r>
-    </w:p>
-    <w:p>
-      <w:pPr>
-        <w:numPr>
-          <w:ilvl w:val="0"/>
-          <w:numId w:val="1003"/>
-        </w:numPr>
+    </w:p>
+    <w:p>
+      <w:pPr>
+        <w:pStyle w:val="BodyText"/>
       </w:pPr>
       <w:r>
         <w:t xml:space="preserve">NOVAK: Let’s start with the basic design. Three hundred patients. One-to-one randomization.</w:t>
       </w:r>
-      <w:r>
-        <w:t xml:space="preserve"> </w:t>
-      </w:r>
-      <w:r>
-        <w:t xml:space="preserve">노박: 기본 설계부터 시작하죠. 환자 300명. 1:1 무작위 배정.</w:t>
-      </w:r>
-    </w:p>
-    <w:p>
-      <w:pPr>
-        <w:numPr>
-          <w:ilvl w:val="0"/>
-          <w:numId w:val="1003"/>
-        </w:numPr>
+    </w:p>
+    <w:p>
+      <w:pPr>
+        <w:pStyle w:val="BodyText"/>
       </w:pPr>
       <w:r>
         <w:t xml:space="preserve">MARCUS: One-to-one. Half get Veyra, half get the comparator?</w:t>
       </w:r>
-      <w:r>
-        <w:t xml:space="preserve"> </w:t>
-      </w:r>
-      <w:r>
-        <w:t xml:space="preserve">마커스: 1:1. 절반은 Veyra, 절반은 비교 제품?</w:t>
-      </w:r>
-    </w:p>
-    <w:p>
-      <w:pPr>
-        <w:numPr>
-          <w:ilvl w:val="0"/>
-          <w:numId w:val="1003"/>
-        </w:numPr>
+    </w:p>
+    <w:p>
+      <w:pPr>
+        <w:pStyle w:val="BodyText"/>
       </w:pPr>
       <w:r>
         <w:t xml:space="preserve">NOVAK: Exactly. A computer decides who gets what. Not the doctor.</w:t>
       </w:r>
-      <w:r>
-        <w:t xml:space="preserve"> </w:t>
-      </w:r>
-      <w:r>
-        <w:t xml:space="preserve">노박: 맞아요. 누가 뭘 받을지는 컴퓨터가 정해요. 의사가 아니라.</w:t>
-      </w:r>
-    </w:p>
-    <w:p>
-      <w:pPr>
-        <w:numPr>
-          <w:ilvl w:val="0"/>
-          <w:numId w:val="1003"/>
-        </w:numPr>
+    </w:p>
+    <w:p>
+      <w:pPr>
+        <w:pStyle w:val="BodyText"/>
       </w:pPr>
       <w:r>
         <w:t xml:space="preserve">LEO: Why not the doctor?</w:t>
       </w:r>
-      <w:r>
-        <w:t xml:space="preserve"> </w:t>
-      </w:r>
-      <w:r>
-        <w:t xml:space="preserve">레오: 왜 의사가 정하면 안 돼요?</w:t>
-      </w:r>
-    </w:p>
-    <w:p>
-      <w:pPr>
-        <w:numPr>
-          <w:ilvl w:val="0"/>
-          <w:numId w:val="1003"/>
-        </w:numPr>
+    </w:p>
+    <w:p>
+      <w:pPr>
+        <w:pStyle w:val="BodyText"/>
       </w:pPr>
       <w:r>
         <w:t xml:space="preserve">NOVAK: Because doctors might give the new product to the</w:t>
@@ -1362,11 +762,101 @@
       <w:r>
         <w:t xml:space="preserve">patients, without even meaning to. Then the results look better than they really are, and the whole study loses its value.</w:t>
       </w:r>
-      <w:r>
-        <w:t xml:space="preserve"> </w:t>
-      </w:r>
-      <w:r>
-        <w:t xml:space="preserve">노박: 의사는 의도치 않게</w:t>
+    </w:p>
+    <w:p>
+      <w:pPr>
+        <w:pStyle w:val="BodyText"/>
+      </w:pPr>
+      <w:r>
+        <w:t xml:space="preserve">ELENA: That’s called bias. Randomization removes it.</w:t>
+      </w:r>
+    </w:p>
+    <w:p>
+      <w:pPr>
+        <w:pStyle w:val="BodyText"/>
+      </w:pPr>
+      <w:r>
+        <w:t xml:space="preserve">NOVAK: Now, the comparator. Which approved filler?</w:t>
+      </w:r>
+    </w:p>
+    <w:p>
+      <w:pPr>
+        <w:pStyle w:val="BodyText"/>
+      </w:pPr>
+      <w:r>
+        <w:t xml:space="preserve">ELENA: The market leader. Lumaderm Volume.</w:t>
+      </w:r>
+    </w:p>
+    <w:p>
+      <w:pPr>
+        <w:pStyle w:val="BodyText"/>
+      </w:pPr>
+      <w:r>
+        <w:t xml:space="preserve">NOAH: Lumaderm. My old product.</w:t>
+      </w:r>
+    </w:p>
+    <w:p>
+      <w:pPr>
+        <w:pStyle w:val="BodyText"/>
+      </w:pPr>
+      <w:r>
+        <w:t xml:space="preserve">PRIYA: The product that was in Lily’s nose.</w:t>
+      </w:r>
+    </w:p>
+    <w:p>
+      <w:pPr>
+        <w:pStyle w:val="BodyText"/>
+      </w:pPr>
+      <w:r>
+        <w:t xml:space="preserve">ELENA: It’s the standard of care. Doctors know it. The FDA knows it.</w:t>
+      </w:r>
+    </w:p>
+    <w:p>
+      <w:pPr>
+        <w:pStyle w:val="BodyText"/>
+      </w:pPr>
+      <w:r>
+        <w:t xml:space="preserve">NOAH: I know, and it’s the right choice. It just feels strange. I spent four years selling Lumaderm, and now we’re buying Halvern’s product so we can test against it.</w:t>
+      </w:r>
+    </w:p>
+    <w:p>
+      <w:pPr>
+        <w:pStyle w:val="BodyText"/>
+      </w:pPr>
+      <w:r>
+        <w:t xml:space="preserve">MARCUS: Is that legal? Using a competitor’s product?</w:t>
+      </w:r>
+    </w:p>
+    <w:p>
+      <w:pPr>
+        <w:pStyle w:val="BodyText"/>
+      </w:pPr>
+      <w:r>
+        <w:t xml:space="preserve">GRACE: Completely. We buy it at market price. Like any clinic would.</w:t>
+      </w:r>
+    </w:p>
+    <w:p>
+      <w:pPr>
+        <w:pStyle w:val="BodyText"/>
+      </w:pPr>
+      <w:r>
+        <w:t xml:space="preserve">NOVAK: The primary endpoint. Wrinkle improvement at six months.</w:t>
+      </w:r>
+    </w:p>
+    <w:p>
+      <w:pPr>
+        <w:pStyle w:val="BodyText"/>
+      </w:pPr>
+      <w:r>
+        <w:t xml:space="preserve">ELENA: Measured on the standard five-point scale. By blinded evaluators.</w:t>
+      </w:r>
+    </w:p>
+    <w:p>
+      <w:pPr>
+        <w:pStyle w:val="BodyText"/>
+      </w:pPr>
+      <w:r>
+        <w:t xml:space="preserve">NOVAK: And a</w:t>
       </w:r>
       <w:r>
         <w:t xml:space="preserve"> </w:t>
@@ -1375,7 +865,7 @@
         <w:t xml:space="preserve">“</w:t>
       </w:r>
       <w:r>
-        <w:t xml:space="preserve">쉬운</w:t>
+        <w:t xml:space="preserve">responder</w:t>
       </w:r>
       <w:r>
         <w:t xml:space="preserve">”</w:t>
@@ -1384,337 +874,52 @@
         <w:t xml:space="preserve"> </w:t>
       </w:r>
       <w:r>
-        <w:t xml:space="preserve">환자에게 신제품을 줄 수 있거든요. 그러면 결과가 실제보다 좋아 보이고, 연구 전체가 가치를 잃어요.</w:t>
-      </w:r>
-    </w:p>
-    <w:p>
-      <w:pPr>
-        <w:numPr>
-          <w:ilvl w:val="0"/>
-          <w:numId w:val="1003"/>
-        </w:numPr>
-      </w:pPr>
-      <w:r>
-        <w:t xml:space="preserve">ELENA: That’s called bias. Randomization removes it.</w:t>
-      </w:r>
-      <w:r>
-        <w:t xml:space="preserve"> </w:t>
-      </w:r>
-      <w:r>
-        <w:t xml:space="preserve">엘레나: 그걸 편향이라고 해요. 무작위 배정이 그걸 없애요.</w:t>
-      </w:r>
-    </w:p>
-    <w:p>
-      <w:pPr>
-        <w:numPr>
-          <w:ilvl w:val="0"/>
-          <w:numId w:val="1003"/>
-        </w:numPr>
-      </w:pPr>
-      <w:r>
-        <w:t xml:space="preserve">NOVAK: Now, the comparator. Which approved filler?</w:t>
-      </w:r>
-      <w:r>
-        <w:t xml:space="preserve"> </w:t>
-      </w:r>
-      <w:r>
-        <w:t xml:space="preserve">노박: 자, 비교 제품. 어느 승인 필러로 할까요?</w:t>
-      </w:r>
-    </w:p>
-    <w:p>
-      <w:pPr>
-        <w:numPr>
-          <w:ilvl w:val="0"/>
-          <w:numId w:val="1003"/>
-        </w:numPr>
-      </w:pPr>
-      <w:r>
-        <w:t xml:space="preserve">ELENA: The market leader. Lumaderm Volume.</w:t>
-      </w:r>
-      <w:r>
-        <w:t xml:space="preserve"> </w:t>
-      </w:r>
-      <w:r>
-        <w:t xml:space="preserve">엘레나: 시장 1위요. 루마덤 볼륨.</w:t>
-      </w:r>
-    </w:p>
-    <w:p>
-      <w:pPr>
-        <w:numPr>
-          <w:ilvl w:val="0"/>
-          <w:numId w:val="1003"/>
-        </w:numPr>
-      </w:pPr>
-      <w:r>
-        <w:t xml:space="preserve">NOAH: Lumaderm. My old product.</w:t>
-      </w:r>
-      <w:r>
-        <w:t xml:space="preserve"> </w:t>
-      </w:r>
-      <w:r>
-        <w:t xml:space="preserve">노아: 루마덤. 제 옛 제품이네요.</w:t>
-      </w:r>
-    </w:p>
-    <w:p>
-      <w:pPr>
-        <w:numPr>
-          <w:ilvl w:val="0"/>
-          <w:numId w:val="1003"/>
-        </w:numPr>
-      </w:pPr>
-      <w:r>
-        <w:t xml:space="preserve">PRIYA: The product that was in Lily’s nose.</w:t>
-      </w:r>
-      <w:r>
-        <w:t xml:space="preserve"> </w:t>
-      </w:r>
-      <w:r>
-        <w:t xml:space="preserve">프리야: 릴리 코에 들어갔던 그 제품.</w:t>
-      </w:r>
-    </w:p>
-    <w:p>
-      <w:pPr>
-        <w:numPr>
-          <w:ilvl w:val="0"/>
-          <w:numId w:val="1003"/>
-        </w:numPr>
-      </w:pPr>
-      <w:r>
-        <w:t xml:space="preserve">ELENA: It’s the standard of care. Doctors know it. The FDA knows it.</w:t>
-      </w:r>
-      <w:r>
-        <w:t xml:space="preserve"> </w:t>
-      </w:r>
-      <w:r>
-        <w:t xml:space="preserve">엘레나: 표준 치료예요. 의사들도 알고, FDA도 알아요.</w:t>
-      </w:r>
-    </w:p>
-    <w:p>
-      <w:pPr>
-        <w:numPr>
-          <w:ilvl w:val="0"/>
-          <w:numId w:val="1003"/>
-        </w:numPr>
-      </w:pPr>
-      <w:r>
-        <w:t xml:space="preserve">NOAH: I know, and it’s the right choice. It just feels strange. I spent four years selling Lumaderm, and now we’re buying Halvern’s product so we can test against it.</w:t>
-      </w:r>
-      <w:r>
-        <w:t xml:space="preserve"> </w:t>
-      </w:r>
-      <w:r>
-        <w:t xml:space="preserve">노아: 알아요, 옳은 선택이에요. 그냥 기분이 이상해서요. 4년 동안 루마덤을 팔았는데, 이제 그걸 상대로 시험하려고 할번 제품을 사는 거잖아요.</w:t>
-      </w:r>
-    </w:p>
-    <w:p>
-      <w:pPr>
-        <w:numPr>
-          <w:ilvl w:val="0"/>
-          <w:numId w:val="1003"/>
-        </w:numPr>
-      </w:pPr>
-      <w:r>
-        <w:t xml:space="preserve">MARCUS: Is that legal? Using a competitor’s product?</w:t>
-      </w:r>
-      <w:r>
-        <w:t xml:space="preserve"> </w:t>
-      </w:r>
-      <w:r>
-        <w:t xml:space="preserve">마커스: 그거 합법이야? 경쟁사 제품을 쓰는 게?</w:t>
-      </w:r>
-    </w:p>
-    <w:p>
-      <w:pPr>
-        <w:numPr>
-          <w:ilvl w:val="0"/>
-          <w:numId w:val="1003"/>
-        </w:numPr>
-      </w:pPr>
-      <w:r>
-        <w:t xml:space="preserve">GRACE: Completely. We buy it at market price. Like any clinic would.</w:t>
-      </w:r>
-      <w:r>
-        <w:t xml:space="preserve"> </w:t>
-      </w:r>
-      <w:r>
-        <w:t xml:space="preserve">그레이스: 완전히요. 시장 가격으로 사요. 다른 병원들처럼요.</w:t>
-      </w:r>
-    </w:p>
-    <w:p>
-      <w:pPr>
-        <w:numPr>
-          <w:ilvl w:val="0"/>
-          <w:numId w:val="1003"/>
-        </w:numPr>
-      </w:pPr>
-      <w:r>
-        <w:t xml:space="preserve">NOVAK: The primary endpoint. Wrinkle improvement at six months.</w:t>
-      </w:r>
-      <w:r>
-        <w:t xml:space="preserve"> </w:t>
-      </w:r>
-      <w:r>
-        <w:t xml:space="preserve">노박: 1차 평가변수. 6개월 시점 주름 개선.</w:t>
-      </w:r>
-    </w:p>
-    <w:p>
-      <w:pPr>
-        <w:numPr>
-          <w:ilvl w:val="0"/>
-          <w:numId w:val="1003"/>
-        </w:numPr>
-      </w:pPr>
-      <w:r>
-        <w:t xml:space="preserve">ELENA: Measured on the standard five-point scale. By blinded evaluators.</w:t>
-      </w:r>
-      <w:r>
-        <w:t xml:space="preserve"> </w:t>
-      </w:r>
-      <w:r>
-        <w:t xml:space="preserve">엘레나: 표준 5점 척도로 측정해요. 눈가림된 평가자가요.</w:t>
-      </w:r>
-    </w:p>
-    <w:p>
-      <w:pPr>
-        <w:numPr>
-          <w:ilvl w:val="0"/>
-          <w:numId w:val="1003"/>
-        </w:numPr>
-      </w:pPr>
-      <w:r>
-        <w:t xml:space="preserve">NOVAK: And a</w:t>
-      </w:r>
-      <w:r>
-        <w:t xml:space="preserve"> </w:t>
-      </w:r>
-      <w:r>
-        <w:t xml:space="preserve">“</w:t>
-      </w:r>
-      <w:r>
-        <w:t xml:space="preserve">responder</w:t>
-      </w:r>
-      <w:r>
-        <w:t xml:space="preserve">”</w:t>
-      </w:r>
-      <w:r>
-        <w:t xml:space="preserve"> </w:t>
-      </w:r>
-      <w:r>
         <w:t xml:space="preserve">is a patient who improves at least one point.</w:t>
       </w:r>
-      <w:r>
-        <w:t xml:space="preserve"> </w:t>
-      </w:r>
-      <w:r>
-        <w:t xml:space="preserve">노박: 그리고</w:t>
-      </w:r>
-      <w:r>
-        <w:t xml:space="preserve"> </w:t>
-      </w:r>
-      <w:r>
-        <w:t xml:space="preserve">“</w:t>
-      </w:r>
-      <w:r>
-        <w:t xml:space="preserve">반응자</w:t>
-      </w:r>
-      <w:r>
-        <w:t xml:space="preserve">”</w:t>
-      </w:r>
-      <w:r>
-        <w:t xml:space="preserve">는 최소 1점 이상 개선된 환자를 말해요.</w:t>
-      </w:r>
-    </w:p>
-    <w:p>
-      <w:pPr>
-        <w:numPr>
-          <w:ilvl w:val="0"/>
-          <w:numId w:val="1003"/>
-        </w:numPr>
+    </w:p>
+    <w:p>
+      <w:pPr>
+        <w:pStyle w:val="BodyText"/>
       </w:pPr>
       <w:r>
         <w:t xml:space="preserve">PRIYA: So we compare the percentage of responders. Veyra versus Lumaderm.</w:t>
       </w:r>
-      <w:r>
-        <w:t xml:space="preserve"> </w:t>
-      </w:r>
-      <w:r>
-        <w:t xml:space="preserve">프리야: 그러니까 반응자 비율을 비교하는 거네요. Veyra 대 루마덤.</w:t>
-      </w:r>
-    </w:p>
-    <w:p>
-      <w:pPr>
-        <w:numPr>
-          <w:ilvl w:val="0"/>
-          <w:numId w:val="1003"/>
-        </w:numPr>
+    </w:p>
+    <w:p>
+      <w:pPr>
+        <w:pStyle w:val="BodyText"/>
       </w:pPr>
       <w:r>
         <w:t xml:space="preserve">NOVAK: Correct. And the design is non-inferiority.</w:t>
       </w:r>
-      <w:r>
-        <w:t xml:space="preserve"> </w:t>
-      </w:r>
-      <w:r>
-        <w:t xml:space="preserve">노박: 맞아요. 그리고 설계는 비열등성이에요.</w:t>
-      </w:r>
-    </w:p>
-    <w:p>
-      <w:pPr>
-        <w:numPr>
-          <w:ilvl w:val="0"/>
-          <w:numId w:val="1003"/>
-        </w:numPr>
+    </w:p>
+    <w:p>
+      <w:pPr>
+        <w:pStyle w:val="BodyText"/>
       </w:pPr>
       <w:r>
         <w:t xml:space="preserve">NOAH: Non-inferiority. In plain English?</w:t>
       </w:r>
-      <w:r>
-        <w:t xml:space="preserve"> </w:t>
-      </w:r>
-      <w:r>
-        <w:t xml:space="preserve">노아: 비열등성. 쉬운 말로요?</w:t>
-      </w:r>
-    </w:p>
-    <w:p>
-      <w:pPr>
-        <w:numPr>
-          <w:ilvl w:val="0"/>
-          <w:numId w:val="1003"/>
-        </w:numPr>
+    </w:p>
+    <w:p>
+      <w:pPr>
+        <w:pStyle w:val="BodyText"/>
       </w:pPr>
       <w:r>
         <w:t xml:space="preserve">NOVAK: We show Veyra is not worse than Lumaderm. Within a small margin.</w:t>
       </w:r>
-      <w:r>
-        <w:t xml:space="preserve"> </w:t>
-      </w:r>
-      <w:r>
-        <w:t xml:space="preserve">노박: Veyra가 루마덤보다 나쁘지 않다는 걸 보여 주는 거예요. 작은 허용 범위 안에서.</w:t>
-      </w:r>
-    </w:p>
-    <w:p>
-      <w:pPr>
-        <w:numPr>
-          <w:ilvl w:val="0"/>
-          <w:numId w:val="1003"/>
-        </w:numPr>
+    </w:p>
+    <w:p>
+      <w:pPr>
+        <w:pStyle w:val="BodyText"/>
       </w:pPr>
       <w:r>
         <w:t xml:space="preserve">NOAH: Not worse? Why not prove it’s better?</w:t>
       </w:r>
-      <w:r>
-        <w:t xml:space="preserve"> </w:t>
-      </w:r>
-      <w:r>
-        <w:t xml:space="preserve">노아: 나쁘지 않다? 왜 더 좋다는 걸 증명하지 않아요?</w:t>
-      </w:r>
-    </w:p>
-    <w:p>
-      <w:pPr>
-        <w:numPr>
-          <w:ilvl w:val="0"/>
-          <w:numId w:val="1003"/>
-        </w:numPr>
+    </w:p>
+    <w:p>
+      <w:pPr>
+        <w:pStyle w:val="BodyText"/>
       </w:pPr>
       <w:r>
         <w:t xml:space="preserve">NOVAK: For wrinkles, both products work well, so the difference would be small. Proving</w:t>
@@ -1737,111 +942,45 @@
       <w:r>
         <w:t xml:space="preserve">would need thousands of patients, and that means years and money you don’t have.</w:t>
       </w:r>
-      <w:r>
-        <w:t xml:space="preserve"> </w:t>
-      </w:r>
-      <w:r>
-        <w:t xml:space="preserve">노박: 주름에는 두 제품 다 잘 들어서 차이가 작을 거예요.</w:t>
-      </w:r>
-      <w:r>
-        <w:t xml:space="preserve"> </w:t>
-      </w:r>
-      <w:r>
-        <w:t xml:space="preserve">“</w:t>
-      </w:r>
-      <w:r>
-        <w:t xml:space="preserve">더 좋다</w:t>
-      </w:r>
-      <w:r>
-        <w:t xml:space="preserve">”</w:t>
-      </w:r>
-      <w:r>
-        <w:t xml:space="preserve">를 증명하려면 환자가 수천 명 필요하고, 그건 여러분에게 없는 몇 년의 시간과 돈을 뜻해요.</w:t>
-      </w:r>
-    </w:p>
-    <w:p>
-      <w:pPr>
-        <w:numPr>
-          <w:ilvl w:val="0"/>
-          <w:numId w:val="1003"/>
-        </w:numPr>
+    </w:p>
+    <w:p>
+      <w:pPr>
+        <w:pStyle w:val="BodyText"/>
       </w:pPr>
       <w:r>
         <w:t xml:space="preserve">ELENA: Our advantage isn’t wrinkles. It’s dissolution. That’s the substudy.</w:t>
       </w:r>
-      <w:r>
-        <w:t xml:space="preserve"> </w:t>
-      </w:r>
-      <w:r>
-        <w:t xml:space="preserve">엘레나: 우리 장점은 주름이 아니에요. 용해죠. 그게 하위 연구예요.</w:t>
-      </w:r>
-    </w:p>
-    <w:p>
-      <w:pPr>
-        <w:numPr>
-          <w:ilvl w:val="0"/>
-          <w:numId w:val="1003"/>
-        </w:numPr>
+    </w:p>
+    <w:p>
+      <w:pPr>
+        <w:pStyle w:val="BodyText"/>
       </w:pPr>
       <w:r>
         <w:t xml:space="preserve">NOVAK: Exactly. Main study: equal on wrinkles. Substudy: faster to dissolve.</w:t>
       </w:r>
-      <w:r>
-        <w:t xml:space="preserve"> </w:t>
-      </w:r>
-      <w:r>
-        <w:t xml:space="preserve">노박: 맞아요. 본 연구: 주름에서 동등. 하위 연구: 더 빨리 녹음.</w:t>
-      </w:r>
-    </w:p>
-    <w:p>
-      <w:pPr>
-        <w:numPr>
-          <w:ilvl w:val="0"/>
-          <w:numId w:val="1003"/>
-        </w:numPr>
+    </w:p>
+    <w:p>
+      <w:pPr>
+        <w:pStyle w:val="BodyText"/>
       </w:pPr>
       <w:r>
         <w:t xml:space="preserve">GRACE: How many patients in the substudy?</w:t>
       </w:r>
-      <w:r>
-        <w:t xml:space="preserve"> </w:t>
-      </w:r>
-      <w:r>
-        <w:t xml:space="preserve">그레이스: 하위 연구엔 환자가 몇 명이에요?</w:t>
-      </w:r>
-    </w:p>
-    <w:p>
-      <w:pPr>
-        <w:numPr>
-          <w:ilvl w:val="0"/>
-          <w:numId w:val="1003"/>
-        </w:numPr>
+    </w:p>
+    <w:p>
+      <w:pPr>
+        <w:pStyle w:val="BodyText"/>
       </w:pPr>
       <w:r>
         <w:t xml:space="preserve">NOVAK: Forty. Twenty per arm. Same emergency dose for both.</w:t>
       </w:r>
-      <w:r>
-        <w:t xml:space="preserve"> </w:t>
-      </w:r>
-      <w:r>
-        <w:t xml:space="preserve">노박: 40명. 군당 20명. 양쪽 같은 응급 용량.</w:t>
-      </w:r>
-    </w:p>
-    <w:p>
-      <w:pPr>
-        <w:numPr>
-          <w:ilvl w:val="0"/>
-          <w:numId w:val="1003"/>
-        </w:numPr>
+    </w:p>
+    <w:p>
+      <w:pPr>
+        <w:pStyle w:val="BodyText"/>
       </w:pPr>
       <w:r>
         <w:t xml:space="preserve">PRIYA: Forty patients. Enough to see the difference?</w:t>
-      </w:r>
-      <w:r>
-        <w:t xml:space="preserve"> </w:t>
-      </w:r>
-      <w:r>
-        <w:t xml:space="preserve">프리야: 환자 40명. 차이를 보기에 충분해요?</w:t>
       </w:r>
     </w:p>
     <w:bookmarkEnd w:id="23"/>
@@ -1883,61 +1022,31 @@
     </w:p>
     <w:p>
       <w:pPr>
-        <w:numPr>
-          <w:ilvl w:val="0"/>
-          <w:numId w:val="1004"/>
-        </w:numPr>
+        <w:pStyle w:val="FirstParagraph"/>
       </w:pPr>
       <w:r>
         <w:t xml:space="preserve">NOVAK: If the difference is as big as your animal data, yes. Easily.</w:t>
       </w:r>
-      <w:r>
-        <w:t xml:space="preserve"> </w:t>
-      </w:r>
-      <w:r>
-        <w:t xml:space="preserve">노박: 동물 데이터만큼 차이가 크다면, 네. 충분해요.</w:t>
-      </w:r>
-    </w:p>
-    <w:p>
-      <w:pPr>
-        <w:numPr>
-          <w:ilvl w:val="0"/>
-          <w:numId w:val="1004"/>
-        </w:numPr>
+    </w:p>
+    <w:p>
+      <w:pPr>
+        <w:pStyle w:val="BodyText"/>
       </w:pPr>
       <w:r>
         <w:t xml:space="preserve">NOAH: Can I push back on something? About the main study?</w:t>
       </w:r>
-      <w:r>
-        <w:t xml:space="preserve"> </w:t>
-      </w:r>
-      <w:r>
-        <w:t xml:space="preserve">노아: 하나 반박해도 될까요? 본 연구에 대해서요?</w:t>
-      </w:r>
-    </w:p>
-    <w:p>
-      <w:pPr>
-        <w:numPr>
-          <w:ilvl w:val="0"/>
-          <w:numId w:val="1004"/>
-        </w:numPr>
+    </w:p>
+    <w:p>
+      <w:pPr>
+        <w:pStyle w:val="BodyText"/>
       </w:pPr>
       <w:r>
         <w:t xml:space="preserve">NOVAK: Please.</w:t>
       </w:r>
-      <w:r>
-        <w:t xml:space="preserve"> </w:t>
-      </w:r>
-      <w:r>
-        <w:t xml:space="preserve">노박: 하세요.</w:t>
-      </w:r>
-    </w:p>
-    <w:p>
-      <w:pPr>
-        <w:numPr>
-          <w:ilvl w:val="0"/>
-          <w:numId w:val="1004"/>
-        </w:numPr>
+    </w:p>
+    <w:p>
+      <w:pPr>
+        <w:pStyle w:val="BodyText"/>
       </w:pPr>
       <w:r>
         <w:t xml:space="preserve">NOAH: Here’s the thing.</w:t>
@@ -1990,11 +1099,29 @@
       <w:r>
         <w:t xml:space="preserve">’</w:t>
       </w:r>
-      <w:r>
-        <w:t xml:space="preserve"> </w:t>
-      </w:r>
-      <w:r>
-        <w:t xml:space="preserve">노아: 중요한 건 이거예요.</w:t>
+    </w:p>
+    <w:p>
+      <w:pPr>
+        <w:pStyle w:val="BodyText"/>
+      </w:pPr>
+      <w:r>
+        <w:t xml:space="preserve">ELENA: Noah, this is science. Not marketing.</w:t>
+      </w:r>
+    </w:p>
+    <w:p>
+      <w:pPr>
+        <w:pStyle w:val="BodyText"/>
+      </w:pPr>
+      <w:r>
+        <w:t xml:space="preserve">NOAH: I know. But eventually it becomes marketing. Someone has to sell it.</w:t>
+      </w:r>
+    </w:p>
+    <w:p>
+      <w:pPr>
+        <w:pStyle w:val="BodyText"/>
+      </w:pPr>
+      <w:r>
+        <w:t xml:space="preserve">PRIYA: Then sell what’s true.</w:t>
       </w:r>
       <w:r>
         <w:t xml:space="preserve"> </w:t>
@@ -2003,13 +1130,26 @@
         <w:t xml:space="preserve">“</w:t>
       </w:r>
       <w:r>
-        <w:t xml:space="preserve">루마덤보다 나쁘지 않다</w:t>
+        <w:t xml:space="preserve">Same results. Plus an emergency exit.</w:t>
       </w:r>
       <w:r>
         <w:t xml:space="preserve">”</w:t>
       </w:r>
-      <w:r>
-        <w:t xml:space="preserve">는 약한 메시지예요. 4년 동안 의사들을 만나 봤는데,</w:t>
+    </w:p>
+    <w:p>
+      <w:pPr>
+        <w:pStyle w:val="BodyText"/>
+      </w:pPr>
+      <w:r>
+        <w:t xml:space="preserve">NOVAK: That’s actually a strong message. And you can prove both parts.</w:t>
+      </w:r>
+    </w:p>
+    <w:p>
+      <w:pPr>
+        <w:pStyle w:val="BodyText"/>
+      </w:pPr>
+      <w:r>
+        <w:t xml:space="preserve">MARCUS:</w:t>
       </w:r>
       <w:r>
         <w:t xml:space="preserve"> </w:t>
@@ -2018,13 +1158,24 @@
         <w:t xml:space="preserve">“</w:t>
       </w:r>
       <w:r>
-        <w:t xml:space="preserve">나쁘지 않다</w:t>
+        <w:t xml:space="preserve">Same, plus.</w:t>
       </w:r>
       <w:r>
         <w:t xml:space="preserve">”</w:t>
       </w:r>
       <w:r>
-        <w:t xml:space="preserve">에 흥분하는 사람은 아무도 없어요. 다들</w:t>
+        <w:t xml:space="preserve"> </w:t>
+      </w:r>
+      <w:r>
+        <w:t xml:space="preserve">I like that. Simple.</w:t>
+      </w:r>
+    </w:p>
+    <w:p>
+      <w:pPr>
+        <w:pStyle w:val="BodyText"/>
+      </w:pPr>
+      <w:r>
+        <w:t xml:space="preserve">NOAH:</w:t>
       </w:r>
       <w:r>
         <w:t xml:space="preserve"> </w:t>
@@ -2033,58 +1184,24 @@
         <w:t xml:space="preserve">“</w:t>
       </w:r>
       <w:r>
-        <w:t xml:space="preserve">더 좋다</w:t>
+        <w:t xml:space="preserve">Same results, plus an emergency exit.</w:t>
       </w:r>
       <w:r>
         <w:t xml:space="preserve">”</w:t>
       </w:r>
       <w:r>
-        <w:t xml:space="preserve">를 원해요.</w:t>
-      </w:r>
-    </w:p>
-    <w:p>
-      <w:pPr>
-        <w:numPr>
-          <w:ilvl w:val="0"/>
-          <w:numId w:val="1004"/>
-        </w:numPr>
-      </w:pPr>
-      <w:r>
-        <w:t xml:space="preserve">ELENA: Noah, this is science. Not marketing.</w:t>
-      </w:r>
-      <w:r>
-        <w:t xml:space="preserve"> </w:t>
-      </w:r>
-      <w:r>
-        <w:t xml:space="preserve">엘레나: 노아, 이건 과학이에요. 마케팅이 아니라.</w:t>
-      </w:r>
-    </w:p>
-    <w:p>
-      <w:pPr>
-        <w:numPr>
-          <w:ilvl w:val="0"/>
-          <w:numId w:val="1004"/>
-        </w:numPr>
-      </w:pPr>
-      <w:r>
-        <w:t xml:space="preserve">NOAH: I know. But eventually it becomes marketing. Someone has to sell it.</w:t>
-      </w:r>
-      <w:r>
-        <w:t xml:space="preserve"> </w:t>
-      </w:r>
-      <w:r>
-        <w:t xml:space="preserve">노아: 알아요. 하지만 결국엔 마케팅이 돼요. 누군가는 팔아야 하잖아요.</w:t>
-      </w:r>
-    </w:p>
-    <w:p>
-      <w:pPr>
-        <w:numPr>
-          <w:ilvl w:val="0"/>
-          <w:numId w:val="1004"/>
-        </w:numPr>
-      </w:pPr>
-      <w:r>
-        <w:t xml:space="preserve">PRIYA: Then sell what’s true.</w:t>
+        <w:t xml:space="preserve"> </w:t>
+      </w:r>
+      <w:r>
+        <w:t xml:space="preserve">Okay. That I can sell.</w:t>
+      </w:r>
+    </w:p>
+    <w:p>
+      <w:pPr>
+        <w:pStyle w:val="BodyText"/>
+      </w:pPr>
+      <w:r>
+        <w:t xml:space="preserve">ELENA: And remember Dr. Park.</w:t>
       </w:r>
       <w:r>
         <w:t xml:space="preserve"> </w:t>
@@ -2093,7 +1210,7 @@
         <w:t xml:space="preserve">“</w:t>
       </w:r>
       <w:r>
-        <w:t xml:space="preserve">Same results. Plus an emergency exit.</w:t>
+        <w:t xml:space="preserve">Faster</w:t>
       </w:r>
       <w:r>
         <w:t xml:space="preserve">”</w:t>
@@ -2102,430 +1219,119 @@
         <w:t xml:space="preserve"> </w:t>
       </w:r>
       <w:r>
-        <w:t xml:space="preserve">프리야: 그럼 진실을 팔아.</w:t>
-      </w:r>
-      <w:r>
-        <w:t xml:space="preserve"> </w:t>
-      </w:r>
-      <w:r>
-        <w:t xml:space="preserve">“</w:t>
-      </w:r>
-      <w:r>
-        <w:t xml:space="preserve">같은 효과. 거기에 비상구까지.</w:t>
-      </w:r>
-      <w:r>
-        <w:t xml:space="preserve">”</w:t>
-      </w:r>
-    </w:p>
-    <w:p>
-      <w:pPr>
-        <w:numPr>
-          <w:ilvl w:val="0"/>
-          <w:numId w:val="1004"/>
-        </w:numPr>
-      </w:pPr>
-      <w:r>
-        <w:t xml:space="preserve">NOVAK: That’s actually a strong message. And you can prove both parts.</w:t>
-      </w:r>
-      <w:r>
-        <w:t xml:space="preserve"> </w:t>
-      </w:r>
-      <w:r>
-        <w:t xml:space="preserve">노박: 그거 사실 강한 메시지예요. 그리고 두 부분 다 증명할 수 있고요.</w:t>
-      </w:r>
-    </w:p>
-    <w:p>
-      <w:pPr>
-        <w:numPr>
-          <w:ilvl w:val="0"/>
-          <w:numId w:val="1004"/>
-        </w:numPr>
-      </w:pPr>
-      <w:r>
-        <w:t xml:space="preserve">MARCUS:</w:t>
-      </w:r>
-      <w:r>
-        <w:t xml:space="preserve"> </w:t>
-      </w:r>
-      <w:r>
-        <w:t xml:space="preserve">“</w:t>
-      </w:r>
-      <w:r>
-        <w:t xml:space="preserve">Same, plus.</w:t>
-      </w:r>
-      <w:r>
-        <w:t xml:space="preserve">”</w:t>
-      </w:r>
-      <w:r>
-        <w:t xml:space="preserve"> </w:t>
-      </w:r>
-      <w:r>
-        <w:t xml:space="preserve">I like that. Simple.</w:t>
-      </w:r>
-      <w:r>
-        <w:t xml:space="preserve"> </w:t>
-      </w:r>
-      <w:r>
-        <w:t xml:space="preserve">마커스:</w:t>
-      </w:r>
-      <w:r>
-        <w:t xml:space="preserve"> </w:t>
-      </w:r>
-      <w:r>
-        <w:t xml:space="preserve">“</w:t>
-      </w:r>
-      <w:r>
-        <w:t xml:space="preserve">똑같고, 플러스.</w:t>
-      </w:r>
-      <w:r>
-        <w:t xml:space="preserve">”</w:t>
-      </w:r>
-      <w:r>
-        <w:t xml:space="preserve"> </w:t>
-      </w:r>
-      <w:r>
-        <w:t xml:space="preserve">좋네. 간단하고.</w:t>
-      </w:r>
-    </w:p>
-    <w:p>
-      <w:pPr>
-        <w:numPr>
-          <w:ilvl w:val="0"/>
-          <w:numId w:val="1004"/>
-        </w:numPr>
-      </w:pPr>
-      <w:r>
-        <w:t xml:space="preserve">NOAH:</w:t>
-      </w:r>
-      <w:r>
-        <w:t xml:space="preserve"> </w:t>
-      </w:r>
-      <w:r>
-        <w:t xml:space="preserve">“</w:t>
-      </w:r>
-      <w:r>
-        <w:t xml:space="preserve">Same results, plus an emergency exit.</w:t>
-      </w:r>
-      <w:r>
-        <w:t xml:space="preserve">”</w:t>
-      </w:r>
-      <w:r>
-        <w:t xml:space="preserve"> </w:t>
-      </w:r>
-      <w:r>
-        <w:t xml:space="preserve">Okay. That I can sell.</w:t>
-      </w:r>
-      <w:r>
-        <w:t xml:space="preserve"> </w:t>
-      </w:r>
-      <w:r>
-        <w:t xml:space="preserve">노아:</w:t>
-      </w:r>
-      <w:r>
-        <w:t xml:space="preserve"> </w:t>
-      </w:r>
-      <w:r>
-        <w:t xml:space="preserve">“</w:t>
-      </w:r>
-      <w:r>
-        <w:t xml:space="preserve">같은 효과, 거기에 비상구.</w:t>
-      </w:r>
-      <w:r>
-        <w:t xml:space="preserve">”</w:t>
-      </w:r>
-      <w:r>
-        <w:t xml:space="preserve"> </w:t>
-      </w:r>
-      <w:r>
-        <w:t xml:space="preserve">좋아요. 그건 팔 수 있어요.</w:t>
-      </w:r>
-    </w:p>
-    <w:p>
-      <w:pPr>
-        <w:numPr>
-          <w:ilvl w:val="0"/>
-          <w:numId w:val="1004"/>
-        </w:numPr>
-      </w:pPr>
-      <w:r>
-        <w:t xml:space="preserve">ELENA: And remember Dr. Park.</w:t>
-      </w:r>
-      <w:r>
-        <w:t xml:space="preserve"> </w:t>
-      </w:r>
-      <w:r>
-        <w:t xml:space="preserve">“</w:t>
-      </w:r>
-      <w:r>
-        <w:t xml:space="preserve">Faster</w:t>
-      </w:r>
-      <w:r>
-        <w:t xml:space="preserve">”</w:t>
-      </w:r>
-      <w:r>
-        <w:t xml:space="preserve"> </w:t>
-      </w:r>
-      <w:r>
         <w:t xml:space="preserve">is a measurement. We’ll have the measurement.</w:t>
       </w:r>
-      <w:r>
-        <w:t xml:space="preserve"> </w:t>
-      </w:r>
-      <w:r>
-        <w:t xml:space="preserve">엘레나: 그리고 파크 박사 기억해요.</w:t>
-      </w:r>
-      <w:r>
-        <w:t xml:space="preserve"> </w:t>
-      </w:r>
-      <w:r>
-        <w:t xml:space="preserve">“</w:t>
-      </w:r>
-      <w:r>
-        <w:t xml:space="preserve">더 빠르다</w:t>
-      </w:r>
-      <w:r>
-        <w:t xml:space="preserve">”</w:t>
-      </w:r>
-      <w:r>
-        <w:t xml:space="preserve">는 측정이에요. 우린 측정값을 갖게 될 거예요.</w:t>
-      </w:r>
-    </w:p>
-    <w:p>
-      <w:pPr>
-        <w:numPr>
-          <w:ilvl w:val="0"/>
-          <w:numId w:val="1004"/>
-        </w:numPr>
+    </w:p>
+    <w:p>
+      <w:pPr>
+        <w:pStyle w:val="BodyText"/>
       </w:pPr>
       <w:r>
         <w:t xml:space="preserve">NOVAK: One warning. If you design for non-inferiority, you can’t claim superiority later.</w:t>
       </w:r>
-      <w:r>
-        <w:t xml:space="preserve"> </w:t>
-      </w:r>
-      <w:r>
-        <w:t xml:space="preserve">노박: 경고 하나요. 비열등성으로 설계하면 나중에 우월성을 주장할 수 없어요.</w:t>
-      </w:r>
-    </w:p>
-    <w:p>
-      <w:pPr>
-        <w:numPr>
-          <w:ilvl w:val="0"/>
-          <w:numId w:val="1004"/>
-        </w:numPr>
+    </w:p>
+    <w:p>
+      <w:pPr>
+        <w:pStyle w:val="BodyText"/>
       </w:pPr>
       <w:r>
         <w:t xml:space="preserve">NOAH: Even if our numbers look better?</w:t>
       </w:r>
-      <w:r>
-        <w:t xml:space="preserve"> </w:t>
-      </w:r>
-      <w:r>
-        <w:t xml:space="preserve">노아: 우리 숫자가 더 좋아 보여도요?</w:t>
-      </w:r>
-    </w:p>
-    <w:p>
-      <w:pPr>
-        <w:numPr>
-          <w:ilvl w:val="0"/>
-          <w:numId w:val="1004"/>
-        </w:numPr>
+    </w:p>
+    <w:p>
+      <w:pPr>
+        <w:pStyle w:val="BodyText"/>
       </w:pPr>
       <w:r>
         <w:t xml:space="preserve">NOVAK: Even then. You decide the question before you see the answer. If you change the question after the data comes in, regulators will assume you went looking for a good story.</w:t>
       </w:r>
-      <w:r>
-        <w:t xml:space="preserve"> </w:t>
-      </w:r>
-      <w:r>
-        <w:t xml:space="preserve">노박: 그래도요. 답을 보기 전에 질문을 정하는 거예요. 데이터가 나온 뒤에 질문을 바꾸면, 규제 당국은 여러분이 좋은 이야기를 찾아다녔다고 볼 거예요.</w:t>
-      </w:r>
-    </w:p>
-    <w:p>
-      <w:pPr>
-        <w:numPr>
-          <w:ilvl w:val="0"/>
-          <w:numId w:val="1004"/>
-        </w:numPr>
+    </w:p>
+    <w:p>
+      <w:pPr>
+        <w:pStyle w:val="BodyText"/>
       </w:pPr>
       <w:r>
         <w:t xml:space="preserve">GRACE: That’s the rule. Otherwise anyone could pick the story after the data.</w:t>
       </w:r>
-      <w:r>
-        <w:t xml:space="preserve"> </w:t>
-      </w:r>
-      <w:r>
-        <w:t xml:space="preserve">그레이스: 그게 규칙이에요. 안 그러면 누구나 데이터를 본 뒤에 이야기를 고를 수 있잖아요.</w:t>
-      </w:r>
-    </w:p>
-    <w:p>
-      <w:pPr>
-        <w:numPr>
-          <w:ilvl w:val="0"/>
-          <w:numId w:val="1004"/>
-        </w:numPr>
+    </w:p>
+    <w:p>
+      <w:pPr>
+        <w:pStyle w:val="BodyText"/>
       </w:pPr>
       <w:r>
         <w:t xml:space="preserve">PRIYA: Like group three.</w:t>
       </w:r>
-      <w:r>
-        <w:t xml:space="preserve"> </w:t>
-      </w:r>
-      <w:r>
-        <w:t xml:space="preserve">프리야: 3그룹처럼.</w:t>
-      </w:r>
-    </w:p>
-    <w:p>
-      <w:pPr>
-        <w:numPr>
-          <w:ilvl w:val="0"/>
-          <w:numId w:val="1004"/>
-        </w:numPr>
+    </w:p>
+    <w:p>
+      <w:pPr>
+        <w:pStyle w:val="BodyText"/>
       </w:pPr>
       <w:r>
         <w:t xml:space="preserve">NOAH: Like group three. Okay. I learned that lesson already.</w:t>
       </w:r>
-      <w:r>
-        <w:t xml:space="preserve"> </w:t>
-      </w:r>
-      <w:r>
-        <w:t xml:space="preserve">노아: 3그룹처럼. 알았어. 그 교훈은 이미 배웠어.</w:t>
-      </w:r>
-    </w:p>
-    <w:p>
-      <w:pPr>
-        <w:numPr>
-          <w:ilvl w:val="0"/>
-          <w:numId w:val="1004"/>
-        </w:numPr>
+    </w:p>
+    <w:p>
+      <w:pPr>
+        <w:pStyle w:val="BodyText"/>
       </w:pPr>
       <w:r>
         <w:t xml:space="preserve">NOVAK: Then let’s lock it. Primary: non-inferiority at six months. Secondary: twelve-month durability.</w:t>
       </w:r>
-      <w:r>
-        <w:t xml:space="preserve"> </w:t>
-      </w:r>
-      <w:r>
-        <w:t xml:space="preserve">노박: 그럼 확정하죠. 1차: 6개월 비열등성. 2차: 12개월 지속력.</w:t>
-      </w:r>
-    </w:p>
-    <w:p>
-      <w:pPr>
-        <w:numPr>
-          <w:ilvl w:val="0"/>
-          <w:numId w:val="1004"/>
-        </w:numPr>
+    </w:p>
+    <w:p>
+      <w:pPr>
+        <w:pStyle w:val="BodyText"/>
       </w:pPr>
       <w:r>
         <w:t xml:space="preserve">ELENA: And key secondary: dissolution speed in the substudy.</w:t>
       </w:r>
-      <w:r>
-        <w:t xml:space="preserve"> </w:t>
-      </w:r>
-      <w:r>
-        <w:t xml:space="preserve">엘레나: 그리고 핵심 2차: 하위 연구의 용해 속도.</w:t>
-      </w:r>
-    </w:p>
-    <w:p>
-      <w:pPr>
-        <w:numPr>
-          <w:ilvl w:val="0"/>
-          <w:numId w:val="1004"/>
-        </w:numPr>
+    </w:p>
+    <w:p>
+      <w:pPr>
+        <w:pStyle w:val="BodyText"/>
       </w:pPr>
       <w:r>
         <w:t xml:space="preserve">NOVAK: Plus safety. Every adverse event, both arms.</w:t>
       </w:r>
-      <w:r>
-        <w:t xml:space="preserve"> </w:t>
-      </w:r>
-      <w:r>
-        <w:t xml:space="preserve">노박: 그리고 안전성. 모든 이상반응, 양쪽 군.</w:t>
-      </w:r>
-    </w:p>
-    <w:p>
-      <w:pPr>
-        <w:numPr>
-          <w:ilvl w:val="0"/>
-          <w:numId w:val="1004"/>
-        </w:numPr>
+    </w:p>
+    <w:p>
+      <w:pPr>
+        <w:pStyle w:val="BodyText"/>
       </w:pPr>
       <w:r>
         <w:t xml:space="preserve">MARCUS: How many sites again?</w:t>
       </w:r>
-      <w:r>
-        <w:t xml:space="preserve"> </w:t>
-      </w:r>
-      <w:r>
-        <w:t xml:space="preserve">마커스: 사이트는 몇 곳이었지?</w:t>
-      </w:r>
-    </w:p>
-    <w:p>
-      <w:pPr>
-        <w:numPr>
-          <w:ilvl w:val="0"/>
-          <w:numId w:val="1004"/>
-        </w:numPr>
+    </w:p>
+    <w:p>
+      <w:pPr>
+        <w:pStyle w:val="BodyText"/>
       </w:pPr>
       <w:r>
         <w:t xml:space="preserve">GRACE: Fifteen. Rachel Stein’s clinic is site one.</w:t>
       </w:r>
-      <w:r>
-        <w:t xml:space="preserve"> </w:t>
-      </w:r>
-      <w:r>
-        <w:t xml:space="preserve">그레이스: 열다섯 곳. 레이첼 스타인 병원이 1번 사이트예요.</w:t>
-      </w:r>
-    </w:p>
-    <w:p>
-      <w:pPr>
-        <w:numPr>
-          <w:ilvl w:val="0"/>
-          <w:numId w:val="1004"/>
-        </w:numPr>
+    </w:p>
+    <w:p>
+      <w:pPr>
+        <w:pStyle w:val="BodyText"/>
       </w:pPr>
       <w:r>
         <w:t xml:space="preserve">LEO: When’s the first patient?</w:t>
       </w:r>
-      <w:r>
-        <w:t xml:space="preserve"> </w:t>
-      </w:r>
-      <w:r>
-        <w:t xml:space="preserve">레오: 첫 환자는 언제예요?</w:t>
-      </w:r>
-    </w:p>
-    <w:p>
-      <w:pPr>
-        <w:numPr>
-          <w:ilvl w:val="0"/>
-          <w:numId w:val="1004"/>
-        </w:numPr>
+    </w:p>
+    <w:p>
+      <w:pPr>
+        <w:pStyle w:val="BodyText"/>
       </w:pPr>
       <w:r>
         <w:t xml:space="preserve">GRACE: If we respond in two weeks, and sites are trained, mid-November.</w:t>
       </w:r>
-      <w:r>
-        <w:t xml:space="preserve"> </w:t>
-      </w:r>
-      <w:r>
-        <w:t xml:space="preserve">그레이스: 2주 안에 답변하고 사이트 교육이 끝나면 11월 중순이요.</w:t>
-      </w:r>
-    </w:p>
-    <w:p>
-      <w:pPr>
-        <w:numPr>
-          <w:ilvl w:val="0"/>
-          <w:numId w:val="1004"/>
-        </w:numPr>
+    </w:p>
+    <w:p>
+      <w:pPr>
+        <w:pStyle w:val="BodyText"/>
       </w:pPr>
       <w:r>
         <w:t xml:space="preserve">NOVAK: Send me the final protocol by Monday. I’ll run the sample size again.</w:t>
-      </w:r>
-      <w:r>
-        <w:t xml:space="preserve"> </w:t>
-      </w:r>
-      <w:r>
-        <w:t xml:space="preserve">노박: 최종 프로토콜을 월요일까지 보내 주세요. 표본 크기를 다시 계산해 볼게요.</w:t>
       </w:r>
     </w:p>
     <w:bookmarkEnd w:id="24"/>
@@ -2540,257 +1346,122 @@
     </w:p>
     <w:p>
       <w:pPr>
-        <w:numPr>
-          <w:ilvl w:val="0"/>
-          <w:numId w:val="1005"/>
-        </w:numPr>
+        <w:pStyle w:val="FirstParagraph"/>
       </w:pPr>
       <w:r>
         <w:t xml:space="preserve">NOAH: Richard, good news. The IDE was approved. With three conditions.</w:t>
       </w:r>
-      <w:r>
-        <w:t xml:space="preserve"> </w:t>
-      </w:r>
-      <w:r>
-        <w:t xml:space="preserve">노아: 리처드, 좋은 소식이에요. IDE가 승인됐어요. 조건 세 개와 함께요.</w:t>
-      </w:r>
-    </w:p>
-    <w:p>
-      <w:pPr>
-        <w:numPr>
-          <w:ilvl w:val="0"/>
-          <w:numId w:val="1005"/>
-        </w:numPr>
+    </w:p>
+    <w:p>
+      <w:pPr>
+        <w:pStyle w:val="BodyText"/>
       </w:pPr>
       <w:r>
         <w:t xml:space="preserve">RICHARD: Conditions are normal. Congratulations. When’s the first patient?</w:t>
       </w:r>
-      <w:r>
-        <w:t xml:space="preserve"> </w:t>
-      </w:r>
-      <w:r>
-        <w:t xml:space="preserve">리처드: 조건은 정상이에요. 축하해요. 첫 환자는 언제예요?</w:t>
-      </w:r>
-    </w:p>
-    <w:p>
-      <w:pPr>
-        <w:numPr>
-          <w:ilvl w:val="0"/>
-          <w:numId w:val="1005"/>
-        </w:numPr>
+    </w:p>
+    <w:p>
+      <w:pPr>
+        <w:pStyle w:val="BodyText"/>
       </w:pPr>
       <w:r>
         <w:t xml:space="preserve">NOAH: Mid-November. Three hundred patients. Fifteen sites.</w:t>
       </w:r>
-      <w:r>
-        <w:t xml:space="preserve"> </w:t>
-      </w:r>
-      <w:r>
-        <w:t xml:space="preserve">노아: 11월 중순이요. 환자 300명. 사이트 열다섯 곳.</w:t>
-      </w:r>
-    </w:p>
-    <w:p>
-      <w:pPr>
-        <w:numPr>
-          <w:ilvl w:val="0"/>
-          <w:numId w:val="1005"/>
-        </w:numPr>
+    </w:p>
+    <w:p>
+      <w:pPr>
+        <w:pStyle w:val="BodyText"/>
       </w:pPr>
       <w:r>
         <w:t xml:space="preserve">RICHARD: And the trial costs twelve point six million, while you have about four left. So even if everything goes perfectly, the money runs out long before the trial ends.</w:t>
       </w:r>
-      <w:r>
-        <w:t xml:space="preserve"> </w:t>
-      </w:r>
-      <w:r>
-        <w:t xml:space="preserve">리처드: 그리고 임상 비용은 1,260만인데, 남은 돈은 400만 정도죠. 그러니까 모든 게 완벽하게 흘러가도, 임상이 끝나기 한참 전에 돈이 떨어져요.</w:t>
-      </w:r>
-    </w:p>
-    <w:p>
-      <w:pPr>
-        <w:numPr>
-          <w:ilvl w:val="0"/>
-          <w:numId w:val="1005"/>
-        </w:numPr>
+    </w:p>
+    <w:p>
+      <w:pPr>
+        <w:pStyle w:val="BodyText"/>
       </w:pPr>
       <w:r>
         <w:t xml:space="preserve">NOAH: I know. About four. Yes.</w:t>
       </w:r>
-      <w:r>
-        <w:t xml:space="preserve"> </w:t>
-      </w:r>
-      <w:r>
-        <w:t xml:space="preserve">노아: 알아요. 400만 정도요. 네.</w:t>
-      </w:r>
-    </w:p>
-    <w:p>
-      <w:pPr>
-        <w:numPr>
-          <w:ilvl w:val="0"/>
-          <w:numId w:val="1005"/>
-        </w:numPr>
+    </w:p>
+    <w:p>
+      <w:pPr>
+        <w:pStyle w:val="BodyText"/>
       </w:pPr>
       <w:r>
         <w:t xml:space="preserve">RICHARD: Then you know what I’m going to say.</w:t>
       </w:r>
-      <w:r>
-        <w:t xml:space="preserve"> </w:t>
-      </w:r>
-      <w:r>
-        <w:t xml:space="preserve">리처드: 그럼 내가 무슨 말 할지 알겠네요.</w:t>
-      </w:r>
-    </w:p>
-    <w:p>
-      <w:pPr>
-        <w:numPr>
-          <w:ilvl w:val="0"/>
-          <w:numId w:val="1005"/>
-        </w:numPr>
+    </w:p>
+    <w:p>
+      <w:pPr>
+        <w:pStyle w:val="BodyText"/>
       </w:pPr>
       <w:r>
         <w:t xml:space="preserve">NOAH: Series A.</w:t>
       </w:r>
-      <w:r>
-        <w:t xml:space="preserve"> </w:t>
-      </w:r>
-      <w:r>
-        <w:t xml:space="preserve">노아: 시리즈 A.</w:t>
-      </w:r>
-    </w:p>
-    <w:p>
-      <w:pPr>
-        <w:numPr>
-          <w:ilvl w:val="0"/>
-          <w:numId w:val="1005"/>
-        </w:numPr>
+    </w:p>
+    <w:p>
+      <w:pPr>
+        <w:pStyle w:val="BodyText"/>
       </w:pPr>
       <w:r>
         <w:t xml:space="preserve">RICHARD: Start your Series A now. Not after the first patient. Now.</w:t>
       </w:r>
-      <w:r>
-        <w:t xml:space="preserve"> </w:t>
-      </w:r>
-      <w:r>
-        <w:t xml:space="preserve">리처드: 시리즈 A를 지금 시작해요. 첫 환자 다음이 아니라. 지금.</w:t>
-      </w:r>
-    </w:p>
-    <w:p>
-      <w:pPr>
-        <w:numPr>
-          <w:ilvl w:val="0"/>
-          <w:numId w:val="1005"/>
-        </w:numPr>
+    </w:p>
+    <w:p>
+      <w:pPr>
+        <w:pStyle w:val="BodyText"/>
       </w:pPr>
       <w:r>
         <w:t xml:space="preserve">NOAH: Why now? We’d have more data in three months.</w:t>
       </w:r>
-      <w:r>
-        <w:t xml:space="preserve"> </w:t>
-      </w:r>
-      <w:r>
-        <w:t xml:space="preserve">노아: 왜 지금이요? 석 달 뒤면 데이터가 더 생길 텐데요.</w:t>
-      </w:r>
-    </w:p>
-    <w:p>
-      <w:pPr>
-        <w:numPr>
-          <w:ilvl w:val="0"/>
-          <w:numId w:val="1005"/>
-        </w:numPr>
+    </w:p>
+    <w:p>
+      <w:pPr>
+        <w:pStyle w:val="BodyText"/>
       </w:pPr>
       <w:r>
         <w:t xml:space="preserve">RICHARD: Raise money when you don’t need it, because investors can smell desperation. When you really need it, it’s too late, and they get to set the price for you.</w:t>
       </w:r>
-      <w:r>
-        <w:t xml:space="preserve"> </w:t>
-      </w:r>
-      <w:r>
-        <w:t xml:space="preserve">리처드: 돈은 필요하지 않을 때 모으는 거예요. 투자자들은 절박함을 귀신같이 알아채거든요. 정말 필요할 땐 이미 늦고, 가격도 그쪽이 정하게 돼요.</w:t>
-      </w:r>
-    </w:p>
-    <w:p>
-      <w:pPr>
-        <w:numPr>
-          <w:ilvl w:val="0"/>
-          <w:numId w:val="1005"/>
-        </w:numPr>
+    </w:p>
+    <w:p>
+      <w:pPr>
+        <w:pStyle w:val="BodyText"/>
       </w:pPr>
       <w:r>
         <w:t xml:space="preserve">NOAH: How much should we raise?</w:t>
       </w:r>
-      <w:r>
-        <w:t xml:space="preserve"> </w:t>
-      </w:r>
-      <w:r>
-        <w:t xml:space="preserve">노아: 얼마를 모아야 할까요?</w:t>
-      </w:r>
-    </w:p>
-    <w:p>
-      <w:pPr>
-        <w:numPr>
-          <w:ilvl w:val="0"/>
-          <w:numId w:val="1005"/>
-        </w:numPr>
+    </w:p>
+    <w:p>
+      <w:pPr>
+        <w:pStyle w:val="BodyText"/>
       </w:pPr>
       <w:r>
         <w:t xml:space="preserve">RICHARD: Enough to finish the trial. And submit the PMA. Twenty-five million.</w:t>
       </w:r>
-      <w:r>
-        <w:t xml:space="preserve"> </w:t>
-      </w:r>
-      <w:r>
-        <w:t xml:space="preserve">리처드: 임상을 끝내고 PMA를 제출할 만큼요. 2,500만 달러.</w:t>
-      </w:r>
-    </w:p>
-    <w:p>
-      <w:pPr>
-        <w:numPr>
-          <w:ilvl w:val="0"/>
-          <w:numId w:val="1005"/>
-        </w:numPr>
+    </w:p>
+    <w:p>
+      <w:pPr>
+        <w:pStyle w:val="BodyText"/>
       </w:pPr>
       <w:r>
         <w:t xml:space="preserve">NOAH: Twenty-five million. Will Northgate lead?</w:t>
       </w:r>
-      <w:r>
-        <w:t xml:space="preserve"> </w:t>
-      </w:r>
-      <w:r>
-        <w:t xml:space="preserve">노아: 2,500만. 노스게이트가 리드하실 건가요?</w:t>
-      </w:r>
-    </w:p>
-    <w:p>
-      <w:pPr>
-        <w:numPr>
-          <w:ilvl w:val="0"/>
-          <w:numId w:val="1005"/>
-        </w:numPr>
+    </w:p>
+    <w:p>
+      <w:pPr>
+        <w:pStyle w:val="BodyText"/>
       </w:pPr>
       <w:r>
         <w:t xml:space="preserve">RICHARD: We’ll invest. But a bigger fund should lead. Two firms already called me about you.</w:t>
       </w:r>
-      <w:r>
-        <w:t xml:space="preserve"> </w:t>
-      </w:r>
-      <w:r>
-        <w:t xml:space="preserve">리처드: 우리도 투자는 해요. 하지만 더 큰 펀드가 리드해야 해요. 벌써 두 곳이 당신들에 대해 전화했어요.</w:t>
-      </w:r>
-    </w:p>
-    <w:p>
-      <w:pPr>
-        <w:numPr>
-          <w:ilvl w:val="0"/>
-          <w:numId w:val="1005"/>
-        </w:numPr>
+    </w:p>
+    <w:p>
+      <w:pPr>
+        <w:pStyle w:val="BodyText"/>
       </w:pPr>
       <w:r>
         <w:t xml:space="preserve">NOAH: Two firms. Then I’d better bring my best deck.</w:t>
-      </w:r>
-      <w:r>
-        <w:t xml:space="preserve"> </w:t>
-      </w:r>
-      <w:r>
-        <w:t xml:space="preserve">노아: 두 곳이라. 그럼 최고의 덱을 가져가야겠네요.</w:t>
       </w:r>
     </w:p>
     <w:p>
@@ -2931,7 +1602,7 @@
               <w:jc w:val="left"/>
             </w:pPr>
             <w:r>
-              <w:t xml:space="preserve">04·07턴.</w:t>
+              <w:t xml:space="preserve">도입.</w:t>
             </w:r>
             <w:r>
               <w:t xml:space="preserve"> </w:t>
@@ -2993,7 +1664,7 @@
               <w:jc w:val="left"/>
             </w:pPr>
             <w:r>
-              <w:t xml:space="preserve">14턴. 공식 문서를 꼼꼼히 읽자고 할 때.</w:t>
+              <w:t xml:space="preserve">도입. 공식 문서를 꼼꼼히 읽자고 할 때.</w:t>
             </w:r>
           </w:p>
         </w:tc>
@@ -3043,7 +1714,7 @@
               <w:jc w:val="left"/>
             </w:pPr>
             <w:r>
-              <w:t xml:space="preserve">21턴. 근거의 수준을 구분하는 표현.</w:t>
+              <w:t xml:space="preserve">장면1. 근거의 수준을 구분하는 표현.</w:t>
             </w:r>
           </w:p>
         </w:tc>
@@ -3093,7 +1764,7 @@
               <w:jc w:val="left"/>
             </w:pPr>
             <w:r>
-              <w:t xml:space="preserve">23~27턴. 임상 윤리의 핵심. 쉬운 말로 쓰는 것이 원칙이다.</w:t>
+              <w:t xml:space="preserve">장면1. 임상 윤리의 핵심. 쉬운 말로 쓰는 것이 원칙이다.</w:t>
             </w:r>
           </w:p>
         </w:tc>
@@ -3143,7 +1814,7 @@
               <w:jc w:val="left"/>
             </w:pPr>
             <w:r>
-              <w:t xml:space="preserve">32·40턴. 미리 정해 두는 임상 일시 중지 조건.</w:t>
+              <w:t xml:space="preserve">장면1. 미리 정해 두는 임상 일시 중지 조건.</w:t>
             </w:r>
           </w:p>
         </w:tc>
@@ -3193,7 +1864,7 @@
               <w:jc w:val="left"/>
             </w:pPr>
             <w:r>
-              <w:t xml:space="preserve">42턴. 사전 규칙의 가치를 설명할 때.</w:t>
+              <w:t xml:space="preserve">장면1. 사전 규칙의 가치를 설명할 때.</w:t>
             </w:r>
           </w:p>
         </w:tc>
@@ -3243,7 +1914,7 @@
               <w:jc w:val="left"/>
             </w:pPr>
             <w:r>
-              <w:t xml:space="preserve">53~58턴. 공정한 비교의 기본.</w:t>
+              <w:t xml:space="preserve">장면2. 공정한 비교의 기본.</w:t>
             </w:r>
           </w:p>
         </w:tc>
@@ -3305,7 +1976,7 @@
               <w:jc w:val="left"/>
             </w:pPr>
             <w:r>
-              <w:t xml:space="preserve">71~75턴. 신제품이 기존 제품보다 열등하지 않음을 보이는 설계.</w:t>
+              <w:t xml:space="preserve">장면2. 신제품이 기존 제품보다 열등하지 않음을 보이는 설계.</w:t>
             </w:r>
           </w:p>
         </w:tc>
@@ -3355,7 +2026,7 @@
               <w:jc w:val="left"/>
             </w:pPr>
             <w:r>
-              <w:t xml:space="preserve">87~90턴. 증명 가능한 사실로 만든 마케팅 메시지.</w:t>
+              <w:t xml:space="preserve">절정·전환. 증명 가능한 사실로 만든 마케팅 메시지.</w:t>
             </w:r>
           </w:p>
         </w:tc>
@@ -3405,7 +2076,7 @@
               <w:jc w:val="left"/>
             </w:pPr>
             <w:r>
-              <w:t xml:space="preserve">115턴. 스타트업 자금 조달의 격언.</w:t>
+              <w:t xml:space="preserve">마무리. 스타트업 자금 조달의 격언.</w:t>
             </w:r>
           </w:p>
         </w:tc>
@@ -3734,7 +2405,7 @@
           <w:bCs/>
           <w:b/>
         </w:rPr>
-        <w:t xml:space="preserve">40턴 ELENA:</w:t>
+        <w:t xml:space="preserve">ELENA (장면1):</w:t>
       </w:r>
       <w:r>
         <w:t xml:space="preserve"> </w:t>
@@ -4005,9 +2676,1312 @@
         <w:t xml:space="preserve">팀에 ’배포 중단 기준’을 처음 설명하는 상황에서 같은 구조로 30단어 안팎으로 말해 보기.</w:t>
       </w:r>
     </w:p>
+    <w:p>
+      <w:r>
+        <w:pict>
+          <v:rect style="width:0;height:1.5pt" o:hralign="center" o:hrstd="t" o:hr="t"/>
+        </w:pict>
+      </w:r>
+    </w:p>
     <w:bookmarkEnd w:id="30"/>
     <w:bookmarkEnd w:id="31"/>
+    <w:bookmarkStart w:id="37" w:name="한국어-번역"/>
+    <w:p>
+      <w:pPr>
+        <w:pStyle w:val="Heading2"/>
+      </w:pPr>
+      <w:r>
+        <w:t xml:space="preserve">한국어 번역</w:t>
+      </w:r>
+    </w:p>
+    <w:bookmarkStart w:id="32" w:name="도입-새-사무실-오전-9시-fda-서한-1"/>
+    <w:p>
+      <w:pPr>
+        <w:pStyle w:val="Heading3"/>
+      </w:pPr>
+      <w:r>
+        <w:t xml:space="preserve">도입 — 새 사무실, 오전 9시: FDA 서한</w:t>
+      </w:r>
+    </w:p>
+    <w:p>
+      <w:pPr>
+        <w:pStyle w:val="FirstParagraph"/>
+      </w:pPr>
+      <w:r>
+        <w:t xml:space="preserve">그레이스: 왔어요. FDA 서한. 정확히 30일째.</w:t>
+      </w:r>
+    </w:p>
+    <w:p>
+      <w:pPr>
+        <w:pStyle w:val="BodyText"/>
+      </w:pPr>
+      <w:r>
+        <w:t xml:space="preserve">마커스: 30일. 절대 안 늦지. 그건 존경해.</w:t>
+      </w:r>
+    </w:p>
+    <w:p>
+      <w:pPr>
+        <w:pStyle w:val="BodyText"/>
+      </w:pPr>
+      <w:r>
+        <w:t xml:space="preserve">노아: 엘레나, 읽어 줘요. 못 보겠어요.</w:t>
+      </w:r>
+    </w:p>
+    <w:p>
+      <w:pPr>
+        <w:pStyle w:val="BodyText"/>
+      </w:pPr>
+      <w:r>
+        <w:t xml:space="preserve">엘레나:</w:t>
+      </w:r>
+      <w:r>
+        <w:t xml:space="preserve"> </w:t>
+      </w:r>
+      <w:r>
+        <w:t xml:space="preserve">“</w:t>
+      </w:r>
+      <w:r>
+        <w:t xml:space="preserve">귀사의 IDE 신청은 조건부로 승인되었습니다. 조건을 해결하면 피험자 등록을 시작할 수 있습니다.</w:t>
+      </w:r>
+      <w:r>
+        <w:t xml:space="preserve">”</w:t>
+      </w:r>
+    </w:p>
+    <w:p>
+      <w:pPr>
+        <w:pStyle w:val="BodyText"/>
+      </w:pPr>
+      <w:r>
+        <w:t xml:space="preserve">프리야: 승인! 조건부지만, 승인이야!</w:t>
+      </w:r>
+    </w:p>
+    <w:p>
+      <w:pPr>
+        <w:pStyle w:val="BodyText"/>
+      </w:pPr>
+      <w:r>
+        <w:t xml:space="preserve">레오:</w:t>
+      </w:r>
+      <w:r>
+        <w:t xml:space="preserve"> </w:t>
+      </w:r>
+      <w:r>
+        <w:t xml:space="preserve">“</w:t>
+      </w:r>
+      <w:r>
+        <w:t xml:space="preserve">조건부</w:t>
+      </w:r>
+      <w:r>
+        <w:t xml:space="preserve">”</w:t>
+      </w:r>
+      <w:r>
+        <w:t xml:space="preserve">는 좋은 거예요, 나쁜 거예요?</w:t>
+      </w:r>
+    </w:p>
+    <w:p>
+      <w:pPr>
+        <w:pStyle w:val="BodyText"/>
+      </w:pPr>
+      <w:r>
+        <w:t xml:space="preserve">그레이스: 정상이에요, 걱정 마세요. 대부분의 IDE는 조건이 붙어요.</w:t>
+      </w:r>
+      <w:r>
+        <w:t xml:space="preserve"> </w:t>
+      </w:r>
+      <w:r>
+        <w:t xml:space="preserve">“</w:t>
+      </w:r>
+      <w:r>
+        <w:t xml:space="preserve">네, 하지만 이것들부터 고치세요</w:t>
+      </w:r>
+      <w:r>
+        <w:t xml:space="preserve">”</w:t>
+      </w:r>
+      <w:r>
+        <w:t xml:space="preserve">라는 뜻이죠. FDA가 심각한 우려를 가졌다면 서한에 ’예’가 아니라 ’아니요’라고 썼을 거예요.</w:t>
+      </w:r>
+    </w:p>
+    <w:p>
+      <w:pPr>
+        <w:pStyle w:val="BodyText"/>
+      </w:pPr>
+      <w:r>
+        <w:t xml:space="preserve">마커스: 조건이 몇 개야?</w:t>
+      </w:r>
+    </w:p>
+    <w:p>
+      <w:pPr>
+        <w:pStyle w:val="BodyText"/>
+      </w:pPr>
+      <w:r>
+        <w:t xml:space="preserve">엘레나: 세 개요. 놀라운 건 하나도 없어요.</w:t>
+      </w:r>
+    </w:p>
+    <w:p>
+      <w:pPr>
+        <w:pStyle w:val="BodyText"/>
+      </w:pPr>
+      <w:r>
+        <w:t xml:space="preserve">노아: 우리의 첫 FDA 승인이네요. 뭐가 됐든.</w:t>
+      </w:r>
+    </w:p>
+    <w:p>
+      <w:pPr>
+        <w:pStyle w:val="BodyText"/>
+      </w:pPr>
+      <w:r>
+        <w:t xml:space="preserve">레오: 우리 첫 진짜 사무실에서. 공용 멸균기 없이.</w:t>
+      </w:r>
+    </w:p>
+    <w:p>
+      <w:pPr>
+        <w:pStyle w:val="BodyText"/>
+      </w:pPr>
+      <w:r>
+        <w:t xml:space="preserve">마커스: 우리가 나올 때 리타가 울었어. 그러고 마지막 달 청구서를 보냈지.</w:t>
+      </w:r>
+    </w:p>
+    <w:p>
+      <w:pPr>
+        <w:pStyle w:val="BodyText"/>
+      </w:pPr>
+      <w:r>
+        <w:t xml:space="preserve">프리야: 먹는 포장재 사람들은 아직도 금요일마다 간식 보내 줘요.</w:t>
+      </w:r>
+    </w:p>
+    <w:p>
+      <w:pPr>
+        <w:pStyle w:val="BodyText"/>
+      </w:pPr>
+      <w:r>
+        <w:t xml:space="preserve">엘레나: 좋아요. 조건을 꼼꼼히 읽어 봐요. 한 단어씩.</w:t>
+      </w:r>
+    </w:p>
+    <w:p>
+      <w:pPr>
+        <w:pStyle w:val="BodyText"/>
+      </w:pPr>
+      <w:r>
+        <w:t xml:space="preserve">노아: 그다음 임상을 설계하죠. 오늘. 폴이 2시에 들어와요.</w:t>
+      </w:r>
+    </w:p>
     <w:bookmarkEnd w:id="32"/>
+    <w:bookmarkStart w:id="33" w:name="장면1-세-가지-조건-1"/>
+    <w:p>
+      <w:pPr>
+        <w:pStyle w:val="Heading3"/>
+      </w:pPr>
+      <w:r>
+        <w:t xml:space="preserve">장면1 — 세 가지 조건</w:t>
+      </w:r>
+    </w:p>
+    <w:p>
+      <w:pPr>
+        <w:pStyle w:val="FirstParagraph"/>
+      </w:pPr>
+      <w:r>
+        <w:t xml:space="preserve">엘레나: 조건 하나.</w:t>
+      </w:r>
+      <w:r>
+        <w:t xml:space="preserve"> </w:t>
+      </w:r>
+      <w:r>
+        <w:t xml:space="preserve">“</w:t>
+      </w:r>
+      <w:r>
+        <w:t xml:space="preserve">용해 하위 연구의 히알루로니다아제 용량 근거를 제시할 것.</w:t>
+      </w:r>
+      <w:r>
+        <w:t xml:space="preserve">”</w:t>
+      </w:r>
+    </w:p>
+    <w:p>
+      <w:pPr>
+        <w:pStyle w:val="BodyText"/>
+      </w:pPr>
+      <w:r>
+        <w:t xml:space="preserve">프리야: 우리가</w:t>
+      </w:r>
+      <w:r>
+        <w:t xml:space="preserve"> </w:t>
+      </w:r>
+      <w:r>
+        <w:t xml:space="preserve">“</w:t>
+      </w:r>
+      <w:r>
+        <w:t xml:space="preserve">응급 용량</w:t>
+      </w:r>
+      <w:r>
+        <w:t xml:space="preserve">”</w:t>
+      </w:r>
+      <w:r>
+        <w:t xml:space="preserve">이라고 했잖아. 왜 그 숫자인지 알고 싶은 거야.</w:t>
+      </w:r>
+    </w:p>
+    <w:p>
+      <w:pPr>
+        <w:pStyle w:val="BodyText"/>
+      </w:pPr>
+      <w:r>
+        <w:t xml:space="preserve">그레이스: 참고 문헌을 원해요. 의사들이 응급 상황에 실제로 쓰는 용량이요.</w:t>
+      </w:r>
+    </w:p>
+    <w:p>
+      <w:pPr>
+        <w:pStyle w:val="BodyText"/>
+      </w:pPr>
+      <w:r>
+        <w:t xml:space="preserve">엘레나: 그건 내가 쓸 수 있어요. 발표된 가이드라인이랑 내 경험으로.</w:t>
+      </w:r>
+    </w:p>
+    <w:p>
+      <w:pPr>
+        <w:pStyle w:val="BodyText"/>
+      </w:pPr>
+      <w:r>
+        <w:t xml:space="preserve">마커스: 선생님 경험도 증거로 인정돼요?</w:t>
+      </w:r>
+    </w:p>
+    <w:p>
+      <w:pPr>
+        <w:pStyle w:val="BodyText"/>
+      </w:pPr>
+      <w:r>
+        <w:t xml:space="preserve">엘레나: 가이드라인은 증거고, 내 경험은 맥락이에요. 둘 다 도움이 돼요.</w:t>
+      </w:r>
+    </w:p>
+    <w:p>
+      <w:pPr>
+        <w:pStyle w:val="BodyText"/>
+      </w:pPr>
+      <w:r>
+        <w:t xml:space="preserve">노아: 조건 둘은요?</w:t>
+      </w:r>
+    </w:p>
+    <w:p>
+      <w:pPr>
+        <w:pStyle w:val="BodyText"/>
+      </w:pPr>
+      <w:r>
+        <w:t xml:space="preserve">엘레나:</w:t>
+      </w:r>
+      <w:r>
+        <w:t xml:space="preserve"> </w:t>
+      </w:r>
+      <w:r>
+        <w:t xml:space="preserve">“</w:t>
+      </w:r>
+      <w:r>
+        <w:t xml:space="preserve">동의서를 수정할 것. 하위 연구 절차와 위험을 명확히 설명할 것.</w:t>
+      </w:r>
+      <w:r>
+        <w:t xml:space="preserve">”</w:t>
+      </w:r>
+    </w:p>
+    <w:p>
+      <w:pPr>
+        <w:pStyle w:val="BodyText"/>
+      </w:pPr>
+      <w:r>
+        <w:t xml:space="preserve">레오: 동의서. 환자들이 참여 전에 서명하는 서류요?</w:t>
+      </w:r>
+    </w:p>
+    <w:p>
+      <w:pPr>
+        <w:pStyle w:val="BodyText"/>
+      </w:pPr>
+      <w:r>
+        <w:t xml:space="preserve">그레이스: 맞아요. 그리고 우리 하위 연구는 특이해요. 필러를 주입한 다음 일부러 녹이거든요. 환자들이 서명하기 전에 그걸 이해해야 해요. 안 그러면 진짜 ’설명 후 동의’가 아니에요.</w:t>
+      </w:r>
+    </w:p>
+    <w:p>
+      <w:pPr>
+        <w:pStyle w:val="BodyText"/>
+      </w:pPr>
+      <w:r>
+        <w:t xml:space="preserve">프리야: 그러니까 환자들은 사라질 주사를 맞는 거네요. 아주 명확한 설명이 필요하겠어요.</w:t>
+      </w:r>
+    </w:p>
+    <w:p>
+      <w:pPr>
+        <w:pStyle w:val="BodyText"/>
+      </w:pPr>
+      <w:r>
+        <w:t xml:space="preserve">엘레나: 쉬운 말로요. 중학교 2학년 독해 수준. 그게 기준이에요.</w:t>
+      </w:r>
+    </w:p>
+    <w:p>
+      <w:pPr>
+        <w:pStyle w:val="BodyText"/>
+      </w:pPr>
+      <w:r>
+        <w:t xml:space="preserve">노아: 중학교 2학년. 제가 잘 쓰는 수준이네요.</w:t>
+      </w:r>
+    </w:p>
+    <w:p>
+      <w:pPr>
+        <w:pStyle w:val="BodyText"/>
+      </w:pPr>
+      <w:r>
+        <w:t xml:space="preserve">마커스: 드디어 마케팅 담당이 할 일이 생겼네.</w:t>
+      </w:r>
+    </w:p>
+    <w:p>
+      <w:pPr>
+        <w:pStyle w:val="BodyText"/>
+      </w:pPr>
+      <w:r>
+        <w:t xml:space="preserve">엘레나: 사실 맞아요. 노아, 초안을 써요. 그다음 내가 의학 용어를 전부 확인할게요.</w:t>
+      </w:r>
+    </w:p>
+    <w:p>
+      <w:pPr>
+        <w:pStyle w:val="BodyText"/>
+      </w:pPr>
+      <w:r>
+        <w:t xml:space="preserve">노아: 명확하게, 정직하게, 팔지 않게. 알겠어요.</w:t>
+      </w:r>
+    </w:p>
+    <w:p>
+      <w:pPr>
+        <w:pStyle w:val="BodyText"/>
+      </w:pPr>
+      <w:r>
+        <w:t xml:space="preserve">엘레나: 조건 셋.</w:t>
+      </w:r>
+      <w:r>
+        <w:t xml:space="preserve"> </w:t>
+      </w:r>
+      <w:r>
+        <w:t xml:space="preserve">“</w:t>
+      </w:r>
+      <w:r>
+        <w:t xml:space="preserve">혈관 관련 사건에 대한 중단 기준을 추가할 것. 그리고 독립 DSMB.</w:t>
+      </w:r>
+      <w:r>
+        <w:t xml:space="preserve">”</w:t>
+      </w:r>
+    </w:p>
+    <w:p>
+      <w:pPr>
+        <w:pStyle w:val="BodyText"/>
+      </w:pPr>
+      <w:r>
+        <w:t xml:space="preserve">마커스: DSMB. 약자 52번. 번역해 줘.</w:t>
+      </w:r>
+    </w:p>
+    <w:p>
+      <w:pPr>
+        <w:pStyle w:val="BodyText"/>
+      </w:pPr>
+      <w:r>
+        <w:t xml:space="preserve">그레이스: 데이터 안전성 모니터링 위원회요. 임상 중에 안전성 데이터를 지켜보는 독립 전문가들이에요.</w:t>
+      </w:r>
+    </w:p>
+    <w:p>
+      <w:pPr>
+        <w:pStyle w:val="BodyText"/>
+      </w:pPr>
+      <w:r>
+        <w:t xml:space="preserve">레오: 우리로부터 독립적이라는 거예요?</w:t>
+      </w:r>
+    </w:p>
+    <w:p>
+      <w:pPr>
+        <w:pStyle w:val="BodyText"/>
+      </w:pPr>
+      <w:r>
+        <w:t xml:space="preserve">그레이스: 완전히 독립적이에요. 임상 중에 안전성 데이터를 보고, 우리가 반대해도 임상 중단을 권고할 수 있어요. 바로 그래서 FDA가 우리보다 그들을 더 신뢰하는 거죠.</w:t>
+      </w:r>
+    </w:p>
+    <w:p>
+      <w:pPr>
+        <w:pStyle w:val="BodyText"/>
+      </w:pPr>
+      <w:r>
+        <w:t xml:space="preserve">프리야: 엘레나의 거부권 같네요. 다만 회사 밖에 있는.</w:t>
+      </w:r>
+    </w:p>
+    <w:p>
+      <w:pPr>
+        <w:pStyle w:val="BodyText"/>
+      </w:pPr>
+      <w:r>
+        <w:t xml:space="preserve">엘레나: 바로 그거예요. 환영해요. 안전을 보는 눈이 많아서 나쁠 건 없어요.</w:t>
+      </w:r>
+    </w:p>
+    <w:p>
+      <w:pPr>
+        <w:pStyle w:val="BodyText"/>
+      </w:pPr>
+      <w:r>
+        <w:t xml:space="preserve">노아: 그리고 중단 기준은요? 실제로는 무슨 뜻이에요?</w:t>
+      </w:r>
+    </w:p>
+    <w:p>
+      <w:pPr>
+        <w:pStyle w:val="BodyText"/>
+      </w:pPr>
+      <w:r>
+        <w:t xml:space="preserve">엘레나: 미리 정하는 거예요. 예를 들어 혈관 폐색이 일정 건수 이상 생기면, 누구에게든 다음 주사를 놓기 전에 등록을 일시 중지하고 모든 사례를 검토해요. 논쟁도, 압박도 없이요.</w:t>
+      </w:r>
+    </w:p>
+    <w:p>
+      <w:pPr>
+        <w:pStyle w:val="BodyText"/>
+      </w:pPr>
+      <w:r>
+        <w:t xml:space="preserve">마커스: 누가 감정적이 되기 전에 정해 둔다. 현명하네.</w:t>
+      </w:r>
+    </w:p>
+    <w:p>
+      <w:pPr>
+        <w:pStyle w:val="BodyText"/>
+      </w:pPr>
+      <w:r>
+        <w:t xml:space="preserve">그레이스: 그게 핵심이에요. 차분할 때 만든 규칙을 폭풍 속에서 쓰는 거죠.</w:t>
+      </w:r>
+    </w:p>
+    <w:p>
+      <w:pPr>
+        <w:pStyle w:val="BodyText"/>
+      </w:pPr>
+      <w:r>
+        <w:t xml:space="preserve">노아: 몇 건이면 일시 중지해야 해요?</w:t>
+      </w:r>
+    </w:p>
+    <w:p>
+      <w:pPr>
+        <w:pStyle w:val="BodyText"/>
+      </w:pPr>
+      <w:r>
+        <w:t xml:space="preserve">엘레나: DSMB가 결정을 도와줄 거예요. 통계 전문가랑 같이.</w:t>
+      </w:r>
+    </w:p>
+    <w:p>
+      <w:pPr>
+        <w:pStyle w:val="BodyText"/>
+      </w:pPr>
+      <w:r>
+        <w:t xml:space="preserve">프리야: 답변 기한이 얼마나 돼요?</w:t>
+      </w:r>
+    </w:p>
+    <w:p>
+      <w:pPr>
+        <w:pStyle w:val="BodyText"/>
+      </w:pPr>
+      <w:r>
+        <w:t xml:space="preserve">그레이스: 정해진 기한은 없어요. 하지만 일주일 늦어질 때마다 첫 환자 시점이 밀리고, 비용은 계속 나가요. 그러니까 빨리 답할수록 돈이 덜 들어요.</w:t>
+      </w:r>
+    </w:p>
+    <w:p>
+      <w:pPr>
+        <w:pStyle w:val="BodyText"/>
+      </w:pPr>
+      <w:r>
+        <w:t xml:space="preserve">마커스: 2주. 2주로 약속하자.</w:t>
+      </w:r>
+    </w:p>
+    <w:p>
+      <w:pPr>
+        <w:pStyle w:val="BodyText"/>
+      </w:pPr>
+      <w:r>
+        <w:t xml:space="preserve">엘레나: 2주는 가능해요. 아무도 휴가를 안 간다면요.</w:t>
+      </w:r>
+    </w:p>
+    <w:p>
+      <w:pPr>
+        <w:pStyle w:val="BodyText"/>
+      </w:pPr>
+      <w:r>
+        <w:t xml:space="preserve">레오: 제 휴가는 생후 3개월짜리예요. 어차피 잠을 안 재워 줘요.</w:t>
+      </w:r>
+    </w:p>
+    <w:p>
+      <w:pPr>
+        <w:pStyle w:val="BodyText"/>
+      </w:pPr>
+      <w:r>
+        <w:t xml:space="preserve">노아: 좋아요. 2주. 이제 큰 부분이요. 프로토콜 자체.</w:t>
+      </w:r>
+    </w:p>
+    <w:bookmarkEnd w:id="33"/>
+    <w:bookmarkStart w:id="34" w:name="장면2-통계-컨설턴트-paul-novak-1"/>
+    <w:p>
+      <w:pPr>
+        <w:pStyle w:val="Heading3"/>
+      </w:pPr>
+      <w:r>
+        <w:t xml:space="preserve">장면2 — 통계 컨설턴트 Paul Novak</w:t>
+      </w:r>
+    </w:p>
+    <w:p>
+      <w:pPr>
+        <w:pStyle w:val="FirstParagraph"/>
+      </w:pPr>
+      <w:r>
+        <w:t xml:space="preserve">노박: 안녕하세요. 폴 노박입니다. 다들 저 보이세요?</w:t>
+      </w:r>
+    </w:p>
+    <w:p>
+      <w:pPr>
+        <w:pStyle w:val="BodyText"/>
+      </w:pPr>
+      <w:r>
+        <w:t xml:space="preserve">그레이스: 보여요, 폴. 들어와 줘서 고마워요. 여러분, 폴은 우리 생물통계 전문가예요.</w:t>
+      </w:r>
+    </w:p>
+    <w:p>
+      <w:pPr>
+        <w:pStyle w:val="BodyText"/>
+      </w:pPr>
+      <w:r>
+        <w:t xml:space="preserve">노박: 기본 설계부터 시작하죠. 환자 300명. 1:1 무작위 배정.</w:t>
+      </w:r>
+    </w:p>
+    <w:p>
+      <w:pPr>
+        <w:pStyle w:val="BodyText"/>
+      </w:pPr>
+      <w:r>
+        <w:t xml:space="preserve">마커스: 1:1. 절반은 Veyra, 절반은 비교 제품?</w:t>
+      </w:r>
+    </w:p>
+    <w:p>
+      <w:pPr>
+        <w:pStyle w:val="BodyText"/>
+      </w:pPr>
+      <w:r>
+        <w:t xml:space="preserve">노박: 맞아요. 누가 뭘 받을지는 컴퓨터가 정해요. 의사가 아니라.</w:t>
+      </w:r>
+    </w:p>
+    <w:p>
+      <w:pPr>
+        <w:pStyle w:val="BodyText"/>
+      </w:pPr>
+      <w:r>
+        <w:t xml:space="preserve">레오: 왜 의사가 정하면 안 돼요?</w:t>
+      </w:r>
+    </w:p>
+    <w:p>
+      <w:pPr>
+        <w:pStyle w:val="BodyText"/>
+      </w:pPr>
+      <w:r>
+        <w:t xml:space="preserve">노박: 의사는 의도치 않게</w:t>
+      </w:r>
+      <w:r>
+        <w:t xml:space="preserve"> </w:t>
+      </w:r>
+      <w:r>
+        <w:t xml:space="preserve">“</w:t>
+      </w:r>
+      <w:r>
+        <w:t xml:space="preserve">쉬운</w:t>
+      </w:r>
+      <w:r>
+        <w:t xml:space="preserve">”</w:t>
+      </w:r>
+      <w:r>
+        <w:t xml:space="preserve"> </w:t>
+      </w:r>
+      <w:r>
+        <w:t xml:space="preserve">환자에게 신제품을 줄 수 있거든요. 그러면 결과가 실제보다 좋아 보이고, 연구 전체가 가치를 잃어요.</w:t>
+      </w:r>
+    </w:p>
+    <w:p>
+      <w:pPr>
+        <w:pStyle w:val="BodyText"/>
+      </w:pPr>
+      <w:r>
+        <w:t xml:space="preserve">엘레나: 그걸 편향이라고 해요. 무작위 배정이 그걸 없애요.</w:t>
+      </w:r>
+    </w:p>
+    <w:p>
+      <w:pPr>
+        <w:pStyle w:val="BodyText"/>
+      </w:pPr>
+      <w:r>
+        <w:t xml:space="preserve">노박: 자, 비교 제품. 어느 승인 필러로 할까요?</w:t>
+      </w:r>
+    </w:p>
+    <w:p>
+      <w:pPr>
+        <w:pStyle w:val="BodyText"/>
+      </w:pPr>
+      <w:r>
+        <w:t xml:space="preserve">엘레나: 시장 1위요. 루마덤 볼륨.</w:t>
+      </w:r>
+    </w:p>
+    <w:p>
+      <w:pPr>
+        <w:pStyle w:val="BodyText"/>
+      </w:pPr>
+      <w:r>
+        <w:t xml:space="preserve">노아: 루마덤. 제 옛 제품이네요.</w:t>
+      </w:r>
+    </w:p>
+    <w:p>
+      <w:pPr>
+        <w:pStyle w:val="BodyText"/>
+      </w:pPr>
+      <w:r>
+        <w:t xml:space="preserve">프리야: 릴리 코에 들어갔던 그 제품.</w:t>
+      </w:r>
+    </w:p>
+    <w:p>
+      <w:pPr>
+        <w:pStyle w:val="BodyText"/>
+      </w:pPr>
+      <w:r>
+        <w:t xml:space="preserve">엘레나: 표준 치료예요. 의사들도 알고, FDA도 알아요.</w:t>
+      </w:r>
+    </w:p>
+    <w:p>
+      <w:pPr>
+        <w:pStyle w:val="BodyText"/>
+      </w:pPr>
+      <w:r>
+        <w:t xml:space="preserve">노아: 알아요, 옳은 선택이에요. 그냥 기분이 이상해서요. 4년 동안 루마덤을 팔았는데, 이제 그걸 상대로 시험하려고 할번 제품을 사는 거잖아요.</w:t>
+      </w:r>
+    </w:p>
+    <w:p>
+      <w:pPr>
+        <w:pStyle w:val="BodyText"/>
+      </w:pPr>
+      <w:r>
+        <w:t xml:space="preserve">마커스: 그거 합법이야? 경쟁사 제품을 쓰는 게?</w:t>
+      </w:r>
+    </w:p>
+    <w:p>
+      <w:pPr>
+        <w:pStyle w:val="BodyText"/>
+      </w:pPr>
+      <w:r>
+        <w:t xml:space="preserve">그레이스: 완전히요. 시장 가격으로 사요. 다른 병원들처럼요.</w:t>
+      </w:r>
+    </w:p>
+    <w:p>
+      <w:pPr>
+        <w:pStyle w:val="BodyText"/>
+      </w:pPr>
+      <w:r>
+        <w:t xml:space="preserve">노박: 1차 평가변수. 6개월 시점 주름 개선.</w:t>
+      </w:r>
+    </w:p>
+    <w:p>
+      <w:pPr>
+        <w:pStyle w:val="BodyText"/>
+      </w:pPr>
+      <w:r>
+        <w:t xml:space="preserve">엘레나: 표준 5점 척도로 측정해요. 눈가림된 평가자가요.</w:t>
+      </w:r>
+    </w:p>
+    <w:p>
+      <w:pPr>
+        <w:pStyle w:val="BodyText"/>
+      </w:pPr>
+      <w:r>
+        <w:t xml:space="preserve">노박: 그리고</w:t>
+      </w:r>
+      <w:r>
+        <w:t xml:space="preserve"> </w:t>
+      </w:r>
+      <w:r>
+        <w:t xml:space="preserve">“</w:t>
+      </w:r>
+      <w:r>
+        <w:t xml:space="preserve">반응자</w:t>
+      </w:r>
+      <w:r>
+        <w:t xml:space="preserve">”</w:t>
+      </w:r>
+      <w:r>
+        <w:t xml:space="preserve">는 최소 1점 이상 개선된 환자를 말해요.</w:t>
+      </w:r>
+    </w:p>
+    <w:p>
+      <w:pPr>
+        <w:pStyle w:val="BodyText"/>
+      </w:pPr>
+      <w:r>
+        <w:t xml:space="preserve">프리야: 그러니까 반응자 비율을 비교하는 거네요. Veyra 대 루마덤.</w:t>
+      </w:r>
+    </w:p>
+    <w:p>
+      <w:pPr>
+        <w:pStyle w:val="BodyText"/>
+      </w:pPr>
+      <w:r>
+        <w:t xml:space="preserve">노박: 맞아요. 그리고 설계는 비열등성이에요.</w:t>
+      </w:r>
+    </w:p>
+    <w:p>
+      <w:pPr>
+        <w:pStyle w:val="BodyText"/>
+      </w:pPr>
+      <w:r>
+        <w:t xml:space="preserve">노아: 비열등성. 쉬운 말로요?</w:t>
+      </w:r>
+    </w:p>
+    <w:p>
+      <w:pPr>
+        <w:pStyle w:val="BodyText"/>
+      </w:pPr>
+      <w:r>
+        <w:t xml:space="preserve">노박: Veyra가 루마덤보다 나쁘지 않다는 걸 보여 주는 거예요. 작은 허용 범위 안에서.</w:t>
+      </w:r>
+    </w:p>
+    <w:p>
+      <w:pPr>
+        <w:pStyle w:val="BodyText"/>
+      </w:pPr>
+      <w:r>
+        <w:t xml:space="preserve">노아: 나쁘지 않다? 왜 더 좋다는 걸 증명하지 않아요?</w:t>
+      </w:r>
+    </w:p>
+    <w:p>
+      <w:pPr>
+        <w:pStyle w:val="BodyText"/>
+      </w:pPr>
+      <w:r>
+        <w:t xml:space="preserve">노박: 주름에는 두 제품 다 잘 들어서 차이가 작을 거예요.</w:t>
+      </w:r>
+      <w:r>
+        <w:t xml:space="preserve"> </w:t>
+      </w:r>
+      <w:r>
+        <w:t xml:space="preserve">“</w:t>
+      </w:r>
+      <w:r>
+        <w:t xml:space="preserve">더 좋다</w:t>
+      </w:r>
+      <w:r>
+        <w:t xml:space="preserve">”</w:t>
+      </w:r>
+      <w:r>
+        <w:t xml:space="preserve">를 증명하려면 환자가 수천 명 필요하고, 그건 여러분에게 없는 몇 년의 시간과 돈을 뜻해요.</w:t>
+      </w:r>
+    </w:p>
+    <w:p>
+      <w:pPr>
+        <w:pStyle w:val="BodyText"/>
+      </w:pPr>
+      <w:r>
+        <w:t xml:space="preserve">엘레나: 우리 장점은 주름이 아니에요. 용해죠. 그게 하위 연구예요.</w:t>
+      </w:r>
+    </w:p>
+    <w:p>
+      <w:pPr>
+        <w:pStyle w:val="BodyText"/>
+      </w:pPr>
+      <w:r>
+        <w:t xml:space="preserve">노박: 맞아요. 본 연구: 주름에서 동등. 하위 연구: 더 빨리 녹음.</w:t>
+      </w:r>
+    </w:p>
+    <w:p>
+      <w:pPr>
+        <w:pStyle w:val="BodyText"/>
+      </w:pPr>
+      <w:r>
+        <w:t xml:space="preserve">그레이스: 하위 연구엔 환자가 몇 명이에요?</w:t>
+      </w:r>
+    </w:p>
+    <w:p>
+      <w:pPr>
+        <w:pStyle w:val="BodyText"/>
+      </w:pPr>
+      <w:r>
+        <w:t xml:space="preserve">노박: 40명. 군당 20명. 양쪽 같은 응급 용량.</w:t>
+      </w:r>
+    </w:p>
+    <w:p>
+      <w:pPr>
+        <w:pStyle w:val="BodyText"/>
+      </w:pPr>
+      <w:r>
+        <w:t xml:space="preserve">프리야: 환자 40명. 차이를 보기에 충분해요?</w:t>
+      </w:r>
+    </w:p>
+    <w:bookmarkEnd w:id="34"/>
+    <w:bookmarkStart w:id="35" w:name="절정전환-not-worse-vs.-better-1"/>
+    <w:p>
+      <w:pPr>
+        <w:pStyle w:val="Heading3"/>
+      </w:pPr>
+      <w:r>
+        <w:t xml:space="preserve">절정·전환 —</w:t>
+      </w:r>
+      <w:r>
+        <w:t xml:space="preserve"> </w:t>
+      </w:r>
+      <w:r>
+        <w:t xml:space="preserve">“</w:t>
+      </w:r>
+      <w:r>
+        <w:t xml:space="preserve">Not worse</w:t>
+      </w:r>
+      <w:r>
+        <w:t xml:space="preserve">”</w:t>
+      </w:r>
+      <w:r>
+        <w:t xml:space="preserve"> </w:t>
+      </w:r>
+      <w:r>
+        <w:t xml:space="preserve">vs. </w:t>
+      </w:r>
+      <w:r>
+        <w:t xml:space="preserve">“</w:t>
+      </w:r>
+      <w:r>
+        <w:t xml:space="preserve">Better</w:t>
+      </w:r>
+      <w:r>
+        <w:t xml:space="preserve">”</w:t>
+      </w:r>
+    </w:p>
+    <w:p>
+      <w:pPr>
+        <w:pStyle w:val="FirstParagraph"/>
+      </w:pPr>
+      <w:r>
+        <w:t xml:space="preserve">노박: 동물 데이터만큼 차이가 크다면, 네. 충분해요.</w:t>
+      </w:r>
+    </w:p>
+    <w:p>
+      <w:pPr>
+        <w:pStyle w:val="BodyText"/>
+      </w:pPr>
+      <w:r>
+        <w:t xml:space="preserve">노아: 하나 반박해도 될까요? 본 연구에 대해서요?</w:t>
+      </w:r>
+    </w:p>
+    <w:p>
+      <w:pPr>
+        <w:pStyle w:val="BodyText"/>
+      </w:pPr>
+      <w:r>
+        <w:t xml:space="preserve">노박: 하세요.</w:t>
+      </w:r>
+    </w:p>
+    <w:p>
+      <w:pPr>
+        <w:pStyle w:val="BodyText"/>
+      </w:pPr>
+      <w:r>
+        <w:t xml:space="preserve">노아: 중요한 건 이거예요.</w:t>
+      </w:r>
+      <w:r>
+        <w:t xml:space="preserve"> </w:t>
+      </w:r>
+      <w:r>
+        <w:t xml:space="preserve">“</w:t>
+      </w:r>
+      <w:r>
+        <w:t xml:space="preserve">루마덤보다 나쁘지 않다</w:t>
+      </w:r>
+      <w:r>
+        <w:t xml:space="preserve">”</w:t>
+      </w:r>
+      <w:r>
+        <w:t xml:space="preserve">는 약한 메시지예요. 4년 동안 의사들을 만나 봤는데,</w:t>
+      </w:r>
+      <w:r>
+        <w:t xml:space="preserve"> </w:t>
+      </w:r>
+      <w:r>
+        <w:t xml:space="preserve">“</w:t>
+      </w:r>
+      <w:r>
+        <w:t xml:space="preserve">나쁘지 않다</w:t>
+      </w:r>
+      <w:r>
+        <w:t xml:space="preserve">”</w:t>
+      </w:r>
+      <w:r>
+        <w:t xml:space="preserve">에 흥분하는 사람은 아무도 없어요. 다들</w:t>
+      </w:r>
+      <w:r>
+        <w:t xml:space="preserve"> </w:t>
+      </w:r>
+      <w:r>
+        <w:t xml:space="preserve">“</w:t>
+      </w:r>
+      <w:r>
+        <w:t xml:space="preserve">더 좋다</w:t>
+      </w:r>
+      <w:r>
+        <w:t xml:space="preserve">”</w:t>
+      </w:r>
+      <w:r>
+        <w:t xml:space="preserve">를 원해요.</w:t>
+      </w:r>
+    </w:p>
+    <w:p>
+      <w:pPr>
+        <w:pStyle w:val="BodyText"/>
+      </w:pPr>
+      <w:r>
+        <w:t xml:space="preserve">엘레나: 노아, 이건 과학이에요. 마케팅이 아니라.</w:t>
+      </w:r>
+    </w:p>
+    <w:p>
+      <w:pPr>
+        <w:pStyle w:val="BodyText"/>
+      </w:pPr>
+      <w:r>
+        <w:t xml:space="preserve">노아: 알아요. 하지만 결국엔 마케팅이 돼요. 누군가는 팔아야 하잖아요.</w:t>
+      </w:r>
+    </w:p>
+    <w:p>
+      <w:pPr>
+        <w:pStyle w:val="BodyText"/>
+      </w:pPr>
+      <w:r>
+        <w:t xml:space="preserve">프리야: 그럼 진실을 팔아.</w:t>
+      </w:r>
+      <w:r>
+        <w:t xml:space="preserve"> </w:t>
+      </w:r>
+      <w:r>
+        <w:t xml:space="preserve">“</w:t>
+      </w:r>
+      <w:r>
+        <w:t xml:space="preserve">같은 효과. 거기에 비상구까지.</w:t>
+      </w:r>
+      <w:r>
+        <w:t xml:space="preserve">”</w:t>
+      </w:r>
+    </w:p>
+    <w:p>
+      <w:pPr>
+        <w:pStyle w:val="BodyText"/>
+      </w:pPr>
+      <w:r>
+        <w:t xml:space="preserve">노박: 그거 사실 강한 메시지예요. 그리고 두 부분 다 증명할 수 있고요.</w:t>
+      </w:r>
+    </w:p>
+    <w:p>
+      <w:pPr>
+        <w:pStyle w:val="BodyText"/>
+      </w:pPr>
+      <w:r>
+        <w:t xml:space="preserve">마커스:</w:t>
+      </w:r>
+      <w:r>
+        <w:t xml:space="preserve"> </w:t>
+      </w:r>
+      <w:r>
+        <w:t xml:space="preserve">“</w:t>
+      </w:r>
+      <w:r>
+        <w:t xml:space="preserve">똑같고, 플러스.</w:t>
+      </w:r>
+      <w:r>
+        <w:t xml:space="preserve">”</w:t>
+      </w:r>
+      <w:r>
+        <w:t xml:space="preserve"> </w:t>
+      </w:r>
+      <w:r>
+        <w:t xml:space="preserve">좋네. 간단하고.</w:t>
+      </w:r>
+    </w:p>
+    <w:p>
+      <w:pPr>
+        <w:pStyle w:val="BodyText"/>
+      </w:pPr>
+      <w:r>
+        <w:t xml:space="preserve">노아:</w:t>
+      </w:r>
+      <w:r>
+        <w:t xml:space="preserve"> </w:t>
+      </w:r>
+      <w:r>
+        <w:t xml:space="preserve">“</w:t>
+      </w:r>
+      <w:r>
+        <w:t xml:space="preserve">같은 효과, 거기에 비상구.</w:t>
+      </w:r>
+      <w:r>
+        <w:t xml:space="preserve">”</w:t>
+      </w:r>
+      <w:r>
+        <w:t xml:space="preserve"> </w:t>
+      </w:r>
+      <w:r>
+        <w:t xml:space="preserve">좋아요. 그건 팔 수 있어요.</w:t>
+      </w:r>
+    </w:p>
+    <w:p>
+      <w:pPr>
+        <w:pStyle w:val="BodyText"/>
+      </w:pPr>
+      <w:r>
+        <w:t xml:space="preserve">엘레나: 그리고 파크 박사 기억해요.</w:t>
+      </w:r>
+      <w:r>
+        <w:t xml:space="preserve"> </w:t>
+      </w:r>
+      <w:r>
+        <w:t xml:space="preserve">“</w:t>
+      </w:r>
+      <w:r>
+        <w:t xml:space="preserve">더 빠르다</w:t>
+      </w:r>
+      <w:r>
+        <w:t xml:space="preserve">”</w:t>
+      </w:r>
+      <w:r>
+        <w:t xml:space="preserve">는 측정이에요. 우린 측정값을 갖게 될 거예요.</w:t>
+      </w:r>
+    </w:p>
+    <w:p>
+      <w:pPr>
+        <w:pStyle w:val="BodyText"/>
+      </w:pPr>
+      <w:r>
+        <w:t xml:space="preserve">노박: 경고 하나요. 비열등성으로 설계하면 나중에 우월성을 주장할 수 없어요.</w:t>
+      </w:r>
+    </w:p>
+    <w:p>
+      <w:pPr>
+        <w:pStyle w:val="BodyText"/>
+      </w:pPr>
+      <w:r>
+        <w:t xml:space="preserve">노아: 우리 숫자가 더 좋아 보여도요?</w:t>
+      </w:r>
+    </w:p>
+    <w:p>
+      <w:pPr>
+        <w:pStyle w:val="BodyText"/>
+      </w:pPr>
+      <w:r>
+        <w:t xml:space="preserve">노박: 그래도요. 답을 보기 전에 질문을 정하는 거예요. 데이터가 나온 뒤에 질문을 바꾸면, 규제 당국은 여러분이 좋은 이야기를 찾아다녔다고 볼 거예요.</w:t>
+      </w:r>
+    </w:p>
+    <w:p>
+      <w:pPr>
+        <w:pStyle w:val="BodyText"/>
+      </w:pPr>
+      <w:r>
+        <w:t xml:space="preserve">그레이스: 그게 규칙이에요. 안 그러면 누구나 데이터를 본 뒤에 이야기를 고를 수 있잖아요.</w:t>
+      </w:r>
+    </w:p>
+    <w:p>
+      <w:pPr>
+        <w:pStyle w:val="BodyText"/>
+      </w:pPr>
+      <w:r>
+        <w:t xml:space="preserve">프리야: 3그룹처럼.</w:t>
+      </w:r>
+    </w:p>
+    <w:p>
+      <w:pPr>
+        <w:pStyle w:val="BodyText"/>
+      </w:pPr>
+      <w:r>
+        <w:t xml:space="preserve">노아: 3그룹처럼. 알았어. 그 교훈은 이미 배웠어.</w:t>
+      </w:r>
+    </w:p>
+    <w:p>
+      <w:pPr>
+        <w:pStyle w:val="BodyText"/>
+      </w:pPr>
+      <w:r>
+        <w:t xml:space="preserve">노박: 그럼 확정하죠. 1차: 6개월 비열등성. 2차: 12개월 지속력.</w:t>
+      </w:r>
+    </w:p>
+    <w:p>
+      <w:pPr>
+        <w:pStyle w:val="BodyText"/>
+      </w:pPr>
+      <w:r>
+        <w:t xml:space="preserve">엘레나: 그리고 핵심 2차: 하위 연구의 용해 속도.</w:t>
+      </w:r>
+    </w:p>
+    <w:p>
+      <w:pPr>
+        <w:pStyle w:val="BodyText"/>
+      </w:pPr>
+      <w:r>
+        <w:t xml:space="preserve">노박: 그리고 안전성. 모든 이상반응, 양쪽 군.</w:t>
+      </w:r>
+    </w:p>
+    <w:p>
+      <w:pPr>
+        <w:pStyle w:val="BodyText"/>
+      </w:pPr>
+      <w:r>
+        <w:t xml:space="preserve">마커스: 사이트는 몇 곳이었지?</w:t>
+      </w:r>
+    </w:p>
+    <w:p>
+      <w:pPr>
+        <w:pStyle w:val="BodyText"/>
+      </w:pPr>
+      <w:r>
+        <w:t xml:space="preserve">그레이스: 열다섯 곳. 레이첼 스타인 병원이 1번 사이트예요.</w:t>
+      </w:r>
+    </w:p>
+    <w:p>
+      <w:pPr>
+        <w:pStyle w:val="BodyText"/>
+      </w:pPr>
+      <w:r>
+        <w:t xml:space="preserve">레오: 첫 환자는 언제예요?</w:t>
+      </w:r>
+    </w:p>
+    <w:p>
+      <w:pPr>
+        <w:pStyle w:val="BodyText"/>
+      </w:pPr>
+      <w:r>
+        <w:t xml:space="preserve">그레이스: 2주 안에 답변하고 사이트 교육이 끝나면 11월 중순이요.</w:t>
+      </w:r>
+    </w:p>
+    <w:p>
+      <w:pPr>
+        <w:pStyle w:val="BodyText"/>
+      </w:pPr>
+      <w:r>
+        <w:t xml:space="preserve">노박: 최종 프로토콜을 월요일까지 보내 주세요. 표본 크기를 다시 계산해 볼게요.</w:t>
+      </w:r>
+    </w:p>
+    <w:bookmarkEnd w:id="35"/>
+    <w:bookmarkStart w:id="36" w:name="마무리-오후-6시-richard의-전화-1"/>
+    <w:p>
+      <w:pPr>
+        <w:pStyle w:val="Heading3"/>
+      </w:pPr>
+      <w:r>
+        <w:t xml:space="preserve">마무리 — 오후 6시, Richard의 전화</w:t>
+      </w:r>
+    </w:p>
+    <w:p>
+      <w:pPr>
+        <w:pStyle w:val="FirstParagraph"/>
+      </w:pPr>
+      <w:r>
+        <w:t xml:space="preserve">노아: 리처드, 좋은 소식이에요. IDE가 승인됐어요. 조건 세 개와 함께요.</w:t>
+      </w:r>
+    </w:p>
+    <w:p>
+      <w:pPr>
+        <w:pStyle w:val="BodyText"/>
+      </w:pPr>
+      <w:r>
+        <w:t xml:space="preserve">리처드: 조건은 정상이에요. 축하해요. 첫 환자는 언제예요?</w:t>
+      </w:r>
+    </w:p>
+    <w:p>
+      <w:pPr>
+        <w:pStyle w:val="BodyText"/>
+      </w:pPr>
+      <w:r>
+        <w:t xml:space="preserve">노아: 11월 중순이요. 환자 300명. 사이트 열다섯 곳.</w:t>
+      </w:r>
+    </w:p>
+    <w:p>
+      <w:pPr>
+        <w:pStyle w:val="BodyText"/>
+      </w:pPr>
+      <w:r>
+        <w:t xml:space="preserve">리처드: 그리고 임상 비용은 1,260만인데, 남은 돈은 400만 정도죠. 그러니까 모든 게 완벽하게 흘러가도, 임상이 끝나기 한참 전에 돈이 떨어져요.</w:t>
+      </w:r>
+    </w:p>
+    <w:p>
+      <w:pPr>
+        <w:pStyle w:val="BodyText"/>
+      </w:pPr>
+      <w:r>
+        <w:t xml:space="preserve">노아: 알아요. 400만 정도요. 네.</w:t>
+      </w:r>
+    </w:p>
+    <w:p>
+      <w:pPr>
+        <w:pStyle w:val="BodyText"/>
+      </w:pPr>
+      <w:r>
+        <w:t xml:space="preserve">리처드: 그럼 내가 무슨 말 할지 알겠네요.</w:t>
+      </w:r>
+    </w:p>
+    <w:p>
+      <w:pPr>
+        <w:pStyle w:val="BodyText"/>
+      </w:pPr>
+      <w:r>
+        <w:t xml:space="preserve">노아: 시리즈 A.</w:t>
+      </w:r>
+    </w:p>
+    <w:p>
+      <w:pPr>
+        <w:pStyle w:val="BodyText"/>
+      </w:pPr>
+      <w:r>
+        <w:t xml:space="preserve">리처드: 시리즈 A를 지금 시작해요. 첫 환자 다음이 아니라. 지금.</w:t>
+      </w:r>
+    </w:p>
+    <w:p>
+      <w:pPr>
+        <w:pStyle w:val="BodyText"/>
+      </w:pPr>
+      <w:r>
+        <w:t xml:space="preserve">노아: 왜 지금이요? 석 달 뒤면 데이터가 더 생길 텐데요.</w:t>
+      </w:r>
+    </w:p>
+    <w:p>
+      <w:pPr>
+        <w:pStyle w:val="BodyText"/>
+      </w:pPr>
+      <w:r>
+        <w:t xml:space="preserve">리처드: 돈은 필요하지 않을 때 모으는 거예요. 투자자들은 절박함을 귀신같이 알아채거든요. 정말 필요할 땐 이미 늦고, 가격도 그쪽이 정하게 돼요.</w:t>
+      </w:r>
+    </w:p>
+    <w:p>
+      <w:pPr>
+        <w:pStyle w:val="BodyText"/>
+      </w:pPr>
+      <w:r>
+        <w:t xml:space="preserve">노아: 얼마를 모아야 할까요?</w:t>
+      </w:r>
+    </w:p>
+    <w:p>
+      <w:pPr>
+        <w:pStyle w:val="BodyText"/>
+      </w:pPr>
+      <w:r>
+        <w:t xml:space="preserve">리처드: 임상을 끝내고 PMA를 제출할 만큼요. 2,500만 달러.</w:t>
+      </w:r>
+    </w:p>
+    <w:p>
+      <w:pPr>
+        <w:pStyle w:val="BodyText"/>
+      </w:pPr>
+      <w:r>
+        <w:t xml:space="preserve">노아: 2,500만. 노스게이트가 리드하실 건가요?</w:t>
+      </w:r>
+    </w:p>
+    <w:p>
+      <w:pPr>
+        <w:pStyle w:val="BodyText"/>
+      </w:pPr>
+      <w:r>
+        <w:t xml:space="preserve">리처드: 우리도 투자는 해요. 하지만 더 큰 펀드가 리드해야 해요. 벌써 두 곳이 당신들에 대해 전화했어요.</w:t>
+      </w:r>
+    </w:p>
+    <w:p>
+      <w:pPr>
+        <w:pStyle w:val="BodyText"/>
+      </w:pPr>
+      <w:r>
+        <w:t xml:space="preserve">노아: 두 곳이라. 그럼 최고의 덱을 가져가야겠네요.</w:t>
+      </w:r>
+    </w:p>
+    <w:bookmarkEnd w:id="36"/>
+    <w:bookmarkEnd w:id="37"/>
+    <w:bookmarkEnd w:id="38"/>
     <w:sectPr/>
   </w:body>
 </w:document>
@@ -4114,583 +4088,8 @@
       </w:pPr>
     </w:lvl>
   </w:abstractNum>
-  <w:abstractNum w:abstractNumId="99411">
-    <w:nsid w:val="A99411"/>
-    <w:multiLevelType w:val="multilevel"/>
-    <w:lvl w:ilvl="0">
-      <w:start w:val="1"/>
-      <w:numFmt w:val="decimal"/>
-      <w:lvlText w:val="%1."/>
-      <w:lvlJc w:val="left"/>
-      <w:pPr>
-        <w:ind w:left="720" w:hanging="480"/>
-      </w:pPr>
-    </w:lvl>
-    <w:lvl w:ilvl="1">
-      <w:start w:val="1"/>
-      <w:numFmt w:val="decimal"/>
-      <w:lvlText w:val="%2."/>
-      <w:lvlJc w:val="left"/>
-      <w:pPr>
-        <w:ind w:left="1440" w:hanging="480"/>
-      </w:pPr>
-    </w:lvl>
-    <w:lvl w:ilvl="2">
-      <w:start w:val="1"/>
-      <w:numFmt w:val="decimal"/>
-      <w:lvlText w:val="%3."/>
-      <w:lvlJc w:val="left"/>
-      <w:pPr>
-        <w:ind w:left="2160" w:hanging="480"/>
-      </w:pPr>
-    </w:lvl>
-    <w:lvl w:ilvl="3">
-      <w:start w:val="1"/>
-      <w:numFmt w:val="decimal"/>
-      <w:lvlText w:val="%4."/>
-      <w:lvlJc w:val="left"/>
-      <w:pPr>
-        <w:ind w:left="2880" w:hanging="480"/>
-      </w:pPr>
-    </w:lvl>
-    <w:lvl w:ilvl="4">
-      <w:start w:val="1"/>
-      <w:numFmt w:val="decimal"/>
-      <w:lvlText w:val="%5."/>
-      <w:lvlJc w:val="left"/>
-      <w:pPr>
-        <w:ind w:left="3600" w:hanging="480"/>
-      </w:pPr>
-    </w:lvl>
-    <w:lvl w:ilvl="5">
-      <w:start w:val="1"/>
-      <w:numFmt w:val="decimal"/>
-      <w:lvlText w:val="%6."/>
-      <w:lvlJc w:val="left"/>
-      <w:pPr>
-        <w:ind w:left="4320" w:hanging="480"/>
-      </w:pPr>
-    </w:lvl>
-    <w:lvl w:ilvl="6">
-      <w:start w:val="1"/>
-      <w:numFmt w:val="decimal"/>
-      <w:lvlText w:val="%7."/>
-      <w:lvlJc w:val="left"/>
-      <w:pPr>
-        <w:ind w:left="5040" w:hanging="480"/>
-      </w:pPr>
-    </w:lvl>
-    <w:lvl w:ilvl="7">
-      <w:start w:val="1"/>
-      <w:numFmt w:val="decimal"/>
-      <w:lvlText w:val="%8."/>
-      <w:lvlJc w:val="left"/>
-      <w:pPr>
-        <w:ind w:left="5760" w:hanging="480"/>
-      </w:pPr>
-    </w:lvl>
-    <w:lvl w:ilvl="8">
-      <w:start w:val="1"/>
-      <w:numFmt w:val="decimal"/>
-      <w:lvlText w:val="%9."/>
-      <w:lvlJc w:val="left"/>
-      <w:pPr>
-        <w:ind w:left="6480" w:hanging="480"/>
-      </w:pPr>
-    </w:lvl>
-  </w:abstractNum>
-  <w:abstractNum w:abstractNumId="994116">
-    <w:nsid w:val="A994116"/>
-    <w:multiLevelType w:val="multilevel"/>
-    <w:lvl w:ilvl="0">
-      <w:start w:val="16"/>
-      <w:numFmt w:val="decimal"/>
-      <w:lvlText w:val="%1."/>
-      <w:lvlJc w:val="left"/>
-      <w:pPr>
-        <w:ind w:left="720" w:hanging="480"/>
-      </w:pPr>
-    </w:lvl>
-    <w:lvl w:ilvl="1">
-      <w:start w:val="16"/>
-      <w:numFmt w:val="decimal"/>
-      <w:lvlText w:val="%2."/>
-      <w:lvlJc w:val="left"/>
-      <w:pPr>
-        <w:ind w:left="1440" w:hanging="480"/>
-      </w:pPr>
-    </w:lvl>
-    <w:lvl w:ilvl="2">
-      <w:start w:val="16"/>
-      <w:numFmt w:val="decimal"/>
-      <w:lvlText w:val="%3."/>
-      <w:lvlJc w:val="left"/>
-      <w:pPr>
-        <w:ind w:left="2160" w:hanging="480"/>
-      </w:pPr>
-    </w:lvl>
-    <w:lvl w:ilvl="3">
-      <w:start w:val="16"/>
-      <w:numFmt w:val="decimal"/>
-      <w:lvlText w:val="%4."/>
-      <w:lvlJc w:val="left"/>
-      <w:pPr>
-        <w:ind w:left="2880" w:hanging="480"/>
-      </w:pPr>
-    </w:lvl>
-    <w:lvl w:ilvl="4">
-      <w:start w:val="16"/>
-      <w:numFmt w:val="decimal"/>
-      <w:lvlText w:val="%5."/>
-      <w:lvlJc w:val="left"/>
-      <w:pPr>
-        <w:ind w:left="3600" w:hanging="480"/>
-      </w:pPr>
-    </w:lvl>
-    <w:lvl w:ilvl="5">
-      <w:start w:val="16"/>
-      <w:numFmt w:val="decimal"/>
-      <w:lvlText w:val="%6."/>
-      <w:lvlJc w:val="left"/>
-      <w:pPr>
-        <w:ind w:left="4320" w:hanging="480"/>
-      </w:pPr>
-    </w:lvl>
-    <w:lvl w:ilvl="6">
-      <w:start w:val="16"/>
-      <w:numFmt w:val="decimal"/>
-      <w:lvlText w:val="%7."/>
-      <w:lvlJc w:val="left"/>
-      <w:pPr>
-        <w:ind w:left="5040" w:hanging="480"/>
-      </w:pPr>
-    </w:lvl>
-    <w:lvl w:ilvl="7">
-      <w:start w:val="16"/>
-      <w:numFmt w:val="decimal"/>
-      <w:lvlText w:val="%8."/>
-      <w:lvlJc w:val="left"/>
-      <w:pPr>
-        <w:ind w:left="5760" w:hanging="480"/>
-      </w:pPr>
-    </w:lvl>
-    <w:lvl w:ilvl="8">
-      <w:start w:val="16"/>
-      <w:numFmt w:val="decimal"/>
-      <w:lvlText w:val="%9."/>
-      <w:lvlJc w:val="left"/>
-      <w:pPr>
-        <w:ind w:left="6480" w:hanging="480"/>
-      </w:pPr>
-    </w:lvl>
-  </w:abstractNum>
-  <w:abstractNum w:abstractNumId="994151">
-    <w:nsid w:val="A994151"/>
-    <w:multiLevelType w:val="multilevel"/>
-    <w:lvl w:ilvl="0">
-      <w:start w:val="51"/>
-      <w:numFmt w:val="decimal"/>
-      <w:lvlText w:val="%1."/>
-      <w:lvlJc w:val="left"/>
-      <w:pPr>
-        <w:ind w:left="720" w:hanging="480"/>
-      </w:pPr>
-    </w:lvl>
-    <w:lvl w:ilvl="1">
-      <w:start w:val="51"/>
-      <w:numFmt w:val="decimal"/>
-      <w:lvlText w:val="%2."/>
-      <w:lvlJc w:val="left"/>
-      <w:pPr>
-        <w:ind w:left="1440" w:hanging="480"/>
-      </w:pPr>
-    </w:lvl>
-    <w:lvl w:ilvl="2">
-      <w:start w:val="51"/>
-      <w:numFmt w:val="decimal"/>
-      <w:lvlText w:val="%3."/>
-      <w:lvlJc w:val="left"/>
-      <w:pPr>
-        <w:ind w:left="2160" w:hanging="480"/>
-      </w:pPr>
-    </w:lvl>
-    <w:lvl w:ilvl="3">
-      <w:start w:val="51"/>
-      <w:numFmt w:val="decimal"/>
-      <w:lvlText w:val="%4."/>
-      <w:lvlJc w:val="left"/>
-      <w:pPr>
-        <w:ind w:left="2880" w:hanging="480"/>
-      </w:pPr>
-    </w:lvl>
-    <w:lvl w:ilvl="4">
-      <w:start w:val="51"/>
-      <w:numFmt w:val="decimal"/>
-      <w:lvlText w:val="%5."/>
-      <w:lvlJc w:val="left"/>
-      <w:pPr>
-        <w:ind w:left="3600" w:hanging="480"/>
-      </w:pPr>
-    </w:lvl>
-    <w:lvl w:ilvl="5">
-      <w:start w:val="51"/>
-      <w:numFmt w:val="decimal"/>
-      <w:lvlText w:val="%6."/>
-      <w:lvlJc w:val="left"/>
-      <w:pPr>
-        <w:ind w:left="4320" w:hanging="480"/>
-      </w:pPr>
-    </w:lvl>
-    <w:lvl w:ilvl="6">
-      <w:start w:val="51"/>
-      <w:numFmt w:val="decimal"/>
-      <w:lvlText w:val="%7."/>
-      <w:lvlJc w:val="left"/>
-      <w:pPr>
-        <w:ind w:left="5040" w:hanging="480"/>
-      </w:pPr>
-    </w:lvl>
-    <w:lvl w:ilvl="7">
-      <w:start w:val="51"/>
-      <w:numFmt w:val="decimal"/>
-      <w:lvlText w:val="%8."/>
-      <w:lvlJc w:val="left"/>
-      <w:pPr>
-        <w:ind w:left="5760" w:hanging="480"/>
-      </w:pPr>
-    </w:lvl>
-    <w:lvl w:ilvl="8">
-      <w:start w:val="51"/>
-      <w:numFmt w:val="decimal"/>
-      <w:lvlText w:val="%9."/>
-      <w:lvlJc w:val="left"/>
-      <w:pPr>
-        <w:ind w:left="6480" w:hanging="480"/>
-      </w:pPr>
-    </w:lvl>
-  </w:abstractNum>
-  <w:abstractNum w:abstractNumId="994181">
-    <w:nsid w:val="A994181"/>
-    <w:multiLevelType w:val="multilevel"/>
-    <w:lvl w:ilvl="0">
-      <w:start w:val="81"/>
-      <w:numFmt w:val="decimal"/>
-      <w:lvlText w:val="%1."/>
-      <w:lvlJc w:val="left"/>
-      <w:pPr>
-        <w:ind w:left="720" w:hanging="480"/>
-      </w:pPr>
-    </w:lvl>
-    <w:lvl w:ilvl="1">
-      <w:start w:val="81"/>
-      <w:numFmt w:val="decimal"/>
-      <w:lvlText w:val="%2."/>
-      <w:lvlJc w:val="left"/>
-      <w:pPr>
-        <w:ind w:left="1440" w:hanging="480"/>
-      </w:pPr>
-    </w:lvl>
-    <w:lvl w:ilvl="2">
-      <w:start w:val="81"/>
-      <w:numFmt w:val="decimal"/>
-      <w:lvlText w:val="%3."/>
-      <w:lvlJc w:val="left"/>
-      <w:pPr>
-        <w:ind w:left="2160" w:hanging="480"/>
-      </w:pPr>
-    </w:lvl>
-    <w:lvl w:ilvl="3">
-      <w:start w:val="81"/>
-      <w:numFmt w:val="decimal"/>
-      <w:lvlText w:val="%4."/>
-      <w:lvlJc w:val="left"/>
-      <w:pPr>
-        <w:ind w:left="2880" w:hanging="480"/>
-      </w:pPr>
-    </w:lvl>
-    <w:lvl w:ilvl="4">
-      <w:start w:val="81"/>
-      <w:numFmt w:val="decimal"/>
-      <w:lvlText w:val="%5."/>
-      <w:lvlJc w:val="left"/>
-      <w:pPr>
-        <w:ind w:left="3600" w:hanging="480"/>
-      </w:pPr>
-    </w:lvl>
-    <w:lvl w:ilvl="5">
-      <w:start w:val="81"/>
-      <w:numFmt w:val="decimal"/>
-      <w:lvlText w:val="%6."/>
-      <w:lvlJc w:val="left"/>
-      <w:pPr>
-        <w:ind w:left="4320" w:hanging="480"/>
-      </w:pPr>
-    </w:lvl>
-    <w:lvl w:ilvl="6">
-      <w:start w:val="81"/>
-      <w:numFmt w:val="decimal"/>
-      <w:lvlText w:val="%7."/>
-      <w:lvlJc w:val="left"/>
-      <w:pPr>
-        <w:ind w:left="5040" w:hanging="480"/>
-      </w:pPr>
-    </w:lvl>
-    <w:lvl w:ilvl="7">
-      <w:start w:val="81"/>
-      <w:numFmt w:val="decimal"/>
-      <w:lvlText w:val="%8."/>
-      <w:lvlJc w:val="left"/>
-      <w:pPr>
-        <w:ind w:left="5760" w:hanging="480"/>
-      </w:pPr>
-    </w:lvl>
-    <w:lvl w:ilvl="8">
-      <w:start w:val="81"/>
-      <w:numFmt w:val="decimal"/>
-      <w:lvlText w:val="%9."/>
-      <w:lvlJc w:val="left"/>
-      <w:pPr>
-        <w:ind w:left="6480" w:hanging="480"/>
-      </w:pPr>
-    </w:lvl>
-  </w:abstractNum>
-  <w:abstractNum w:abstractNumId="9941106">
-    <w:nsid w:val="A9941106"/>
-    <w:multiLevelType w:val="multilevel"/>
-    <w:lvl w:ilvl="0">
-      <w:start w:val="106"/>
-      <w:numFmt w:val="decimal"/>
-      <w:lvlText w:val="%1."/>
-      <w:lvlJc w:val="left"/>
-      <w:pPr>
-        <w:ind w:left="720" w:hanging="480"/>
-      </w:pPr>
-    </w:lvl>
-    <w:lvl w:ilvl="1">
-      <w:start w:val="106"/>
-      <w:numFmt w:val="decimal"/>
-      <w:lvlText w:val="%2."/>
-      <w:lvlJc w:val="left"/>
-      <w:pPr>
-        <w:ind w:left="1440" w:hanging="480"/>
-      </w:pPr>
-    </w:lvl>
-    <w:lvl w:ilvl="2">
-      <w:start w:val="106"/>
-      <w:numFmt w:val="decimal"/>
-      <w:lvlText w:val="%3."/>
-      <w:lvlJc w:val="left"/>
-      <w:pPr>
-        <w:ind w:left="2160" w:hanging="480"/>
-      </w:pPr>
-    </w:lvl>
-    <w:lvl w:ilvl="3">
-      <w:start w:val="106"/>
-      <w:numFmt w:val="decimal"/>
-      <w:lvlText w:val="%4."/>
-      <w:lvlJc w:val="left"/>
-      <w:pPr>
-        <w:ind w:left="2880" w:hanging="480"/>
-      </w:pPr>
-    </w:lvl>
-    <w:lvl w:ilvl="4">
-      <w:start w:val="106"/>
-      <w:numFmt w:val="decimal"/>
-      <w:lvlText w:val="%5."/>
-      <w:lvlJc w:val="left"/>
-      <w:pPr>
-        <w:ind w:left="3600" w:hanging="480"/>
-      </w:pPr>
-    </w:lvl>
-    <w:lvl w:ilvl="5">
-      <w:start w:val="106"/>
-      <w:numFmt w:val="decimal"/>
-      <w:lvlText w:val="%6."/>
-      <w:lvlJc w:val="left"/>
-      <w:pPr>
-        <w:ind w:left="4320" w:hanging="480"/>
-      </w:pPr>
-    </w:lvl>
-    <w:lvl w:ilvl="6">
-      <w:start w:val="106"/>
-      <w:numFmt w:val="decimal"/>
-      <w:lvlText w:val="%7."/>
-      <w:lvlJc w:val="left"/>
-      <w:pPr>
-        <w:ind w:left="5040" w:hanging="480"/>
-      </w:pPr>
-    </w:lvl>
-    <w:lvl w:ilvl="7">
-      <w:start w:val="106"/>
-      <w:numFmt w:val="decimal"/>
-      <w:lvlText w:val="%8."/>
-      <w:lvlJc w:val="left"/>
-      <w:pPr>
-        <w:ind w:left="5760" w:hanging="480"/>
-      </w:pPr>
-    </w:lvl>
-    <w:lvl w:ilvl="8">
-      <w:start w:val="106"/>
-      <w:numFmt w:val="decimal"/>
-      <w:lvlText w:val="%9."/>
-      <w:lvlJc w:val="left"/>
-      <w:pPr>
-        <w:ind w:left="6480" w:hanging="480"/>
-      </w:pPr>
-    </w:lvl>
-  </w:abstractNum>
   <w:num w:numId="1000">
     <w:abstractNumId w:val="990"/>
-  </w:num>
-  <w:num w:numId="1001">
-    <w:abstractNumId w:val="99411"/>
-    <w:lvlOverride w:ilvl="0">
-      <w:startOverride w:val="1"/>
-    </w:lvlOverride>
-    <w:lvlOverride w:ilvl="1">
-      <w:startOverride w:val="1"/>
-    </w:lvlOverride>
-    <w:lvlOverride w:ilvl="2">
-      <w:startOverride w:val="1"/>
-    </w:lvlOverride>
-    <w:lvlOverride w:ilvl="3">
-      <w:startOverride w:val="1"/>
-    </w:lvlOverride>
-    <w:lvlOverride w:ilvl="4">
-      <w:startOverride w:val="1"/>
-    </w:lvlOverride>
-    <w:lvlOverride w:ilvl="5">
-      <w:startOverride w:val="1"/>
-    </w:lvlOverride>
-    <w:lvlOverride w:ilvl="6">
-      <w:startOverride w:val="1"/>
-    </w:lvlOverride>
-    <w:lvlOverride w:ilvl="7">
-      <w:startOverride w:val="1"/>
-    </w:lvlOverride>
-    <w:lvlOverride w:ilvl="8">
-      <w:startOverride w:val="1"/>
-    </w:lvlOverride>
-  </w:num>
-  <w:num w:numId="1002">
-    <w:abstractNumId w:val="994116"/>
-    <w:lvlOverride w:ilvl="0">
-      <w:startOverride w:val="16"/>
-    </w:lvlOverride>
-    <w:lvlOverride w:ilvl="1">
-      <w:startOverride w:val="16"/>
-    </w:lvlOverride>
-    <w:lvlOverride w:ilvl="2">
-      <w:startOverride w:val="16"/>
-    </w:lvlOverride>
-    <w:lvlOverride w:ilvl="3">
-      <w:startOverride w:val="16"/>
-    </w:lvlOverride>
-    <w:lvlOverride w:ilvl="4">
-      <w:startOverride w:val="16"/>
-    </w:lvlOverride>
-    <w:lvlOverride w:ilvl="5">
-      <w:startOverride w:val="16"/>
-    </w:lvlOverride>
-    <w:lvlOverride w:ilvl="6">
-      <w:startOverride w:val="16"/>
-    </w:lvlOverride>
-    <w:lvlOverride w:ilvl="7">
-      <w:startOverride w:val="16"/>
-    </w:lvlOverride>
-    <w:lvlOverride w:ilvl="8">
-      <w:startOverride w:val="16"/>
-    </w:lvlOverride>
-  </w:num>
-  <w:num w:numId="1003">
-    <w:abstractNumId w:val="994151"/>
-    <w:lvlOverride w:ilvl="0">
-      <w:startOverride w:val="51"/>
-    </w:lvlOverride>
-    <w:lvlOverride w:ilvl="1">
-      <w:startOverride w:val="51"/>
-    </w:lvlOverride>
-    <w:lvlOverride w:ilvl="2">
-      <w:startOverride w:val="51"/>
-    </w:lvlOverride>
-    <w:lvlOverride w:ilvl="3">
-      <w:startOverride w:val="51"/>
-    </w:lvlOverride>
-    <w:lvlOverride w:ilvl="4">
-      <w:startOverride w:val="51"/>
-    </w:lvlOverride>
-    <w:lvlOverride w:ilvl="5">
-      <w:startOverride w:val="51"/>
-    </w:lvlOverride>
-    <w:lvlOverride w:ilvl="6">
-      <w:startOverride w:val="51"/>
-    </w:lvlOverride>
-    <w:lvlOverride w:ilvl="7">
-      <w:startOverride w:val="51"/>
-    </w:lvlOverride>
-    <w:lvlOverride w:ilvl="8">
-      <w:startOverride w:val="51"/>
-    </w:lvlOverride>
-  </w:num>
-  <w:num w:numId="1004">
-    <w:abstractNumId w:val="994181"/>
-    <w:lvlOverride w:ilvl="0">
-      <w:startOverride w:val="81"/>
-    </w:lvlOverride>
-    <w:lvlOverride w:ilvl="1">
-      <w:startOverride w:val="81"/>
-    </w:lvlOverride>
-    <w:lvlOverride w:ilvl="2">
-      <w:startOverride w:val="81"/>
-    </w:lvlOverride>
-    <w:lvlOverride w:ilvl="3">
-      <w:startOverride w:val="81"/>
-    </w:lvlOverride>
-    <w:lvlOverride w:ilvl="4">
-      <w:startOverride w:val="81"/>
-    </w:lvlOverride>
-    <w:lvlOverride w:ilvl="5">
-      <w:startOverride w:val="81"/>
-    </w:lvlOverride>
-    <w:lvlOverride w:ilvl="6">
-      <w:startOverride w:val="81"/>
-    </w:lvlOverride>
-    <w:lvlOverride w:ilvl="7">
-      <w:startOverride w:val="81"/>
-    </w:lvlOverride>
-    <w:lvlOverride w:ilvl="8">
-      <w:startOverride w:val="81"/>
-    </w:lvlOverride>
-  </w:num>
-  <w:num w:numId="1005">
-    <w:abstractNumId w:val="9941106"/>
-    <w:lvlOverride w:ilvl="0">
-      <w:startOverride w:val="106"/>
-    </w:lvlOverride>
-    <w:lvlOverride w:ilvl="1">
-      <w:startOverride w:val="106"/>
-    </w:lvlOverride>
-    <w:lvlOverride w:ilvl="2">
-      <w:startOverride w:val="106"/>
-    </w:lvlOverride>
-    <w:lvlOverride w:ilvl="3">
-      <w:startOverride w:val="106"/>
-    </w:lvlOverride>
-    <w:lvlOverride w:ilvl="4">
-      <w:startOverride w:val="106"/>
-    </w:lvlOverride>
-    <w:lvlOverride w:ilvl="5">
-      <w:startOverride w:val="106"/>
-    </w:lvlOverride>
-    <w:lvlOverride w:ilvl="6">
-      <w:startOverride w:val="106"/>
-    </w:lvlOverride>
-    <w:lvlOverride w:ilvl="7">
-      <w:startOverride w:val="106"/>
-    </w:lvlOverride>
-    <w:lvlOverride w:ilvl="8">
-      <w:startOverride w:val="106"/>
-    </w:lvlOverride>
   </w:num>
 </w:numbering>
 </file>
